--- a/docs/tables/carbo/sec7_ckd.docx
+++ b/docs/tables/carbo/sec7_ckd.docx
@@ -19,12 +19,12 @@
       <w:tblGrid>
         <w:gridCol w:w="2894"/>
         <w:gridCol w:w="778"/>
-        <w:gridCol w:w="1084"/>
-        <w:gridCol w:w="1879"/>
+        <w:gridCol w:w="839"/>
+        <w:gridCol w:w="1389"/>
         <w:gridCol w:w="1181"/>
         <w:gridCol w:w="778"/>
-        <w:gridCol w:w="1084"/>
-        <w:gridCol w:w="2062"/>
+        <w:gridCol w:w="839"/>
+        <w:gridCol w:w="1389"/>
         <w:gridCol w:w="1181"/>
       </w:tblGrid>
       <w:tr>
@@ -1156,7 +1156,7 @@
                 <w:szCs w:val="22"/>
                 <w:color w:val="000000"/>
               </w:rPr>
-              <w:t xml:space="preserve">0.95, 1.74</w:t>
+              <w:t xml:space="preserve">0.95, 1.75</w:t>
             </w:r>
           </w:p>
         </w:tc>
@@ -1209,7 +1209,7 @@
                 <w:szCs w:val="22"/>
                 <w:color w:val="000000"/>
               </w:rPr>
-              <w:t xml:space="preserve">0.100</w:t>
+              <w:t xml:space="preserve">0.110</w:t>
             </w:r>
           </w:p>
         </w:tc>
@@ -1692,7 +1692,7 @@
                 <w:szCs w:val="22"/>
                 <w:color w:val="000000"/>
               </w:rPr>
-              <w:t xml:space="preserve">0.600</w:t>
+              <w:t xml:space="preserve">0.620</w:t>
             </w:r>
           </w:p>
         </w:tc>
@@ -3035,113 +3035,113 @@
                 <w:szCs w:val="22"/>
                 <w:color w:val="000000"/>
               </w:rPr>
-              <w:t xml:space="preserve">10.3</w:t>
-            </w:r>
-          </w:p>
-        </w:tc>
-        <w:tc>
-          <w:tcPr>
-            <w:tcBorders>
-              <w:bottom w:val="none" w:sz="0" w:space="0" w:color="000000"/>
-              <w:top w:val="none" w:sz="0" w:space="0" w:color="000000"/>
-              <w:left w:val="none" w:sz="0" w:space="0" w:color="000000"/>
-              <w:right w:val="none" w:sz="0" w:space="0" w:color="000000"/>
-            </w:tcBorders>
-            <w:shd w:val="clear" w:color="auto" w:fill="FFFFFF"/>
-            <w:tcMar>
-              <w:top w:w="0" w:type="dxa"/>
-              <w:bottom w:w="0" w:type="dxa"/>
-              <w:left w:w="0" w:type="dxa"/>
-              <w:right w:w="0" w:type="dxa"/>
-            </w:tcMar>
-            <w:vAlign w:val="top"/>
-          </w:tcPr>
-          <w:p>
-            <w:pPr>
-              <w:pStyle w:val="Normal"/>
-              <w:jc w:val="center"/>
-              <w:pBdr>
-                <w:bottom w:val="none" w:sz="0" w:space="0" w:color="000000"/>
-                <w:top w:val="none" w:sz="0" w:space="0" w:color="000000"/>
-                <w:left w:val="none" w:sz="0" w:space="0" w:color="000000"/>
-                <w:right w:val="none" w:sz="0" w:space="0" w:color="000000"/>
-              </w:pBdr>
-              <w:spacing w:after="100" w:before="100" w:line="240"/>
-              <w:ind w:left="100" w:right="100" w:firstLine="0" w:firstLineChars="0"/>
-              <w:rPr>
-                <w:rFonts w:ascii="Helvetica" w:hAnsi="Helvetica" w:eastAsia="Helvetica" w:cs="Helvetica"/>
-                <w:i w:val="false"/>
-                <w:b w:val="false"/>
-                <w:u w:val="none"/>
-                <w:sz w:val="22"/>
-                <w:szCs w:val="22"/>
-                <w:color w:val="000000"/>
-              </w:rPr>
-            </w:pPr>
-            <w:r>
-              <w:rPr>
-                <w:rFonts w:ascii="Helvetica" w:hAnsi="Helvetica" w:eastAsia="Helvetica" w:cs="Helvetica"/>
-                <w:i w:val="false"/>
-                <w:b w:val="false"/>
-                <w:u w:val="none"/>
-                <w:sz w:val="22"/>
-                <w:szCs w:val="22"/>
-                <w:color w:val="000000"/>
-              </w:rPr>
-              <w:t xml:space="preserve">1.27, 83.4</w:t>
-            </w:r>
-          </w:p>
-        </w:tc>
-        <w:tc>
-          <w:tcPr>
-            <w:tcBorders>
-              <w:bottom w:val="none" w:sz="0" w:space="0" w:color="000000"/>
-              <w:top w:val="none" w:sz="0" w:space="0" w:color="000000"/>
-              <w:left w:val="none" w:sz="0" w:space="0" w:color="000000"/>
-              <w:right w:val="none" w:sz="0" w:space="0" w:color="000000"/>
-            </w:tcBorders>
-            <w:shd w:val="clear" w:color="auto" w:fill="FFFFFF"/>
-            <w:tcMar>
-              <w:top w:w="0" w:type="dxa"/>
-              <w:bottom w:w="0" w:type="dxa"/>
-              <w:left w:w="0" w:type="dxa"/>
-              <w:right w:w="0" w:type="dxa"/>
-            </w:tcMar>
-            <w:vAlign w:val="top"/>
-          </w:tcPr>
-          <w:p>
-            <w:pPr>
-              <w:pStyle w:val="Normal"/>
-              <w:jc w:val="center"/>
-              <w:pBdr>
-                <w:bottom w:val="none" w:sz="0" w:space="0" w:color="000000"/>
-                <w:top w:val="none" w:sz="0" w:space="0" w:color="000000"/>
-                <w:left w:val="none" w:sz="0" w:space="0" w:color="000000"/>
-                <w:right w:val="none" w:sz="0" w:space="0" w:color="000000"/>
-              </w:pBdr>
-              <w:spacing w:after="100" w:before="100" w:line="240"/>
-              <w:ind w:left="100" w:right="100" w:firstLine="0" w:firstLineChars="0"/>
-              <w:rPr>
-                <w:rFonts w:ascii="Helvetica" w:hAnsi="Helvetica" w:eastAsia="Helvetica" w:cs="Helvetica"/>
-                <w:i w:val="false"/>
-                <w:b w:val="false"/>
-                <w:u w:val="none"/>
-                <w:sz w:val="22"/>
-                <w:szCs w:val="22"/>
-                <w:color w:val="000000"/>
-              </w:rPr>
-            </w:pPr>
-            <w:r>
-              <w:rPr>
-                <w:rFonts w:ascii="Helvetica" w:hAnsi="Helvetica" w:eastAsia="Helvetica" w:cs="Helvetica"/>
-                <w:i w:val="false"/>
-                <w:b w:val="false"/>
-                <w:u w:val="none"/>
-                <w:sz w:val="22"/>
-                <w:szCs w:val="22"/>
-                <w:color w:val="000000"/>
-              </w:rPr>
-              <w:t xml:space="preserve">0.029</w:t>
+              <w:t xml:space="preserve">11.3</w:t>
+            </w:r>
+          </w:p>
+        </w:tc>
+        <w:tc>
+          <w:tcPr>
+            <w:tcBorders>
+              <w:bottom w:val="none" w:sz="0" w:space="0" w:color="000000"/>
+              <w:top w:val="none" w:sz="0" w:space="0" w:color="000000"/>
+              <w:left w:val="none" w:sz="0" w:space="0" w:color="000000"/>
+              <w:right w:val="none" w:sz="0" w:space="0" w:color="000000"/>
+            </w:tcBorders>
+            <w:shd w:val="clear" w:color="auto" w:fill="FFFFFF"/>
+            <w:tcMar>
+              <w:top w:w="0" w:type="dxa"/>
+              <w:bottom w:w="0" w:type="dxa"/>
+              <w:left w:w="0" w:type="dxa"/>
+              <w:right w:w="0" w:type="dxa"/>
+            </w:tcMar>
+            <w:vAlign w:val="top"/>
+          </w:tcPr>
+          <w:p>
+            <w:pPr>
+              <w:pStyle w:val="Normal"/>
+              <w:jc w:val="center"/>
+              <w:pBdr>
+                <w:bottom w:val="none" w:sz="0" w:space="0" w:color="000000"/>
+                <w:top w:val="none" w:sz="0" w:space="0" w:color="000000"/>
+                <w:left w:val="none" w:sz="0" w:space="0" w:color="000000"/>
+                <w:right w:val="none" w:sz="0" w:space="0" w:color="000000"/>
+              </w:pBdr>
+              <w:spacing w:after="100" w:before="100" w:line="240"/>
+              <w:ind w:left="100" w:right="100" w:firstLine="0" w:firstLineChars="0"/>
+              <w:rPr>
+                <w:rFonts w:ascii="Helvetica" w:hAnsi="Helvetica" w:eastAsia="Helvetica" w:cs="Helvetica"/>
+                <w:i w:val="false"/>
+                <w:b w:val="false"/>
+                <w:u w:val="none"/>
+                <w:sz w:val="22"/>
+                <w:szCs w:val="22"/>
+                <w:color w:val="000000"/>
+              </w:rPr>
+            </w:pPr>
+            <w:r>
+              <w:rPr>
+                <w:rFonts w:ascii="Helvetica" w:hAnsi="Helvetica" w:eastAsia="Helvetica" w:cs="Helvetica"/>
+                <w:i w:val="false"/>
+                <w:b w:val="false"/>
+                <w:u w:val="none"/>
+                <w:sz w:val="22"/>
+                <w:szCs w:val="22"/>
+                <w:color w:val="000000"/>
+              </w:rPr>
+              <w:t xml:space="preserve">1.50, 85.6</w:t>
+            </w:r>
+          </w:p>
+        </w:tc>
+        <w:tc>
+          <w:tcPr>
+            <w:tcBorders>
+              <w:bottom w:val="none" w:sz="0" w:space="0" w:color="000000"/>
+              <w:top w:val="none" w:sz="0" w:space="0" w:color="000000"/>
+              <w:left w:val="none" w:sz="0" w:space="0" w:color="000000"/>
+              <w:right w:val="none" w:sz="0" w:space="0" w:color="000000"/>
+            </w:tcBorders>
+            <w:shd w:val="clear" w:color="auto" w:fill="FFFFFF"/>
+            <w:tcMar>
+              <w:top w:w="0" w:type="dxa"/>
+              <w:bottom w:w="0" w:type="dxa"/>
+              <w:left w:w="0" w:type="dxa"/>
+              <w:right w:w="0" w:type="dxa"/>
+            </w:tcMar>
+            <w:vAlign w:val="top"/>
+          </w:tcPr>
+          <w:p>
+            <w:pPr>
+              <w:pStyle w:val="Normal"/>
+              <w:jc w:val="center"/>
+              <w:pBdr>
+                <w:bottom w:val="none" w:sz="0" w:space="0" w:color="000000"/>
+                <w:top w:val="none" w:sz="0" w:space="0" w:color="000000"/>
+                <w:left w:val="none" w:sz="0" w:space="0" w:color="000000"/>
+                <w:right w:val="none" w:sz="0" w:space="0" w:color="000000"/>
+              </w:pBdr>
+              <w:spacing w:after="100" w:before="100" w:line="240"/>
+              <w:ind w:left="100" w:right="100" w:firstLine="0" w:firstLineChars="0"/>
+              <w:rPr>
+                <w:rFonts w:ascii="Helvetica" w:hAnsi="Helvetica" w:eastAsia="Helvetica" w:cs="Helvetica"/>
+                <w:i w:val="false"/>
+                <w:b w:val="false"/>
+                <w:u w:val="none"/>
+                <w:sz w:val="22"/>
+                <w:szCs w:val="22"/>
+                <w:color w:val="000000"/>
+              </w:rPr>
+            </w:pPr>
+            <w:r>
+              <w:rPr>
+                <w:rFonts w:ascii="Helvetica" w:hAnsi="Helvetica" w:eastAsia="Helvetica" w:cs="Helvetica"/>
+                <w:i w:val="false"/>
+                <w:b w:val="false"/>
+                <w:u w:val="none"/>
+                <w:sz w:val="22"/>
+                <w:szCs w:val="22"/>
+                <w:color w:val="000000"/>
+              </w:rPr>
+              <w:t xml:space="preserve">0.019</w:t>
             </w:r>
           </w:p>
         </w:tc>
@@ -3571,7 +3571,7 @@
                 <w:szCs w:val="22"/>
                 <w:color w:val="000000"/>
               </w:rPr>
-              <w:t xml:space="preserve">0.67, 1.31</w:t>
+              <w:t xml:space="preserve">0.68, 1.31</w:t>
             </w:r>
           </w:p>
         </w:tc>
@@ -4967,113 +4967,113 @@
                 <w:szCs w:val="22"/>
                 <w:color w:val="000000"/>
               </w:rPr>
-              <w:t xml:space="preserve">0.34</w:t>
-            </w:r>
-          </w:p>
-        </w:tc>
-        <w:tc>
-          <w:tcPr>
-            <w:tcBorders>
-              <w:bottom w:val="none" w:sz="0" w:space="0" w:color="000000"/>
-              <w:top w:val="none" w:sz="0" w:space="0" w:color="000000"/>
-              <w:left w:val="none" w:sz="0" w:space="0" w:color="000000"/>
-              <w:right w:val="none" w:sz="0" w:space="0" w:color="000000"/>
-            </w:tcBorders>
-            <w:shd w:val="clear" w:color="auto" w:fill="FFFFFF"/>
-            <w:tcMar>
-              <w:top w:w="0" w:type="dxa"/>
-              <w:bottom w:w="0" w:type="dxa"/>
-              <w:left w:w="0" w:type="dxa"/>
-              <w:right w:w="0" w:type="dxa"/>
-            </w:tcMar>
-            <w:vAlign w:val="top"/>
-          </w:tcPr>
-          <w:p>
-            <w:pPr>
-              <w:pStyle w:val="Normal"/>
-              <w:jc w:val="center"/>
-              <w:pBdr>
-                <w:bottom w:val="none" w:sz="0" w:space="0" w:color="000000"/>
-                <w:top w:val="none" w:sz="0" w:space="0" w:color="000000"/>
-                <w:left w:val="none" w:sz="0" w:space="0" w:color="000000"/>
-                <w:right w:val="none" w:sz="0" w:space="0" w:color="000000"/>
-              </w:pBdr>
-              <w:spacing w:after="100" w:before="100" w:line="240"/>
-              <w:ind w:left="100" w:right="100" w:firstLine="0" w:firstLineChars="0"/>
-              <w:rPr>
-                <w:rFonts w:ascii="Helvetica" w:hAnsi="Helvetica" w:eastAsia="Helvetica" w:cs="Helvetica"/>
-                <w:i w:val="false"/>
-                <w:b w:val="false"/>
-                <w:u w:val="none"/>
-                <w:sz w:val="22"/>
-                <w:szCs w:val="22"/>
-                <w:color w:val="000000"/>
-              </w:rPr>
-            </w:pPr>
-            <w:r>
-              <w:rPr>
-                <w:rFonts w:ascii="Helvetica" w:hAnsi="Helvetica" w:eastAsia="Helvetica" w:cs="Helvetica"/>
-                <w:i w:val="false"/>
-                <w:b w:val="false"/>
-                <w:u w:val="none"/>
-                <w:sz w:val="22"/>
-                <w:szCs w:val="22"/>
-                <w:color w:val="000000"/>
-              </w:rPr>
-              <w:t xml:space="preserve">0.05, 2.14</w:t>
-            </w:r>
-          </w:p>
-        </w:tc>
-        <w:tc>
-          <w:tcPr>
-            <w:tcBorders>
-              <w:bottom w:val="none" w:sz="0" w:space="0" w:color="000000"/>
-              <w:top w:val="none" w:sz="0" w:space="0" w:color="000000"/>
-              <w:left w:val="none" w:sz="0" w:space="0" w:color="000000"/>
-              <w:right w:val="none" w:sz="0" w:space="0" w:color="000000"/>
-            </w:tcBorders>
-            <w:shd w:val="clear" w:color="auto" w:fill="FFFFFF"/>
-            <w:tcMar>
-              <w:top w:w="0" w:type="dxa"/>
-              <w:bottom w:w="0" w:type="dxa"/>
-              <w:left w:w="0" w:type="dxa"/>
-              <w:right w:w="0" w:type="dxa"/>
-            </w:tcMar>
-            <w:vAlign w:val="top"/>
-          </w:tcPr>
-          <w:p>
-            <w:pPr>
-              <w:pStyle w:val="Normal"/>
-              <w:jc w:val="center"/>
-              <w:pBdr>
-                <w:bottom w:val="none" w:sz="0" w:space="0" w:color="000000"/>
-                <w:top w:val="none" w:sz="0" w:space="0" w:color="000000"/>
-                <w:left w:val="none" w:sz="0" w:space="0" w:color="000000"/>
-                <w:right w:val="none" w:sz="0" w:space="0" w:color="000000"/>
-              </w:pBdr>
-              <w:spacing w:after="100" w:before="100" w:line="240"/>
-              <w:ind w:left="100" w:right="100" w:firstLine="0" w:firstLineChars="0"/>
-              <w:rPr>
-                <w:rFonts w:ascii="Helvetica" w:hAnsi="Helvetica" w:eastAsia="Helvetica" w:cs="Helvetica"/>
-                <w:i w:val="false"/>
-                <w:b w:val="false"/>
-                <w:u w:val="none"/>
-                <w:sz w:val="22"/>
-                <w:szCs w:val="22"/>
-                <w:color w:val="000000"/>
-              </w:rPr>
-            </w:pPr>
-            <w:r>
-              <w:rPr>
-                <w:rFonts w:ascii="Helvetica" w:hAnsi="Helvetica" w:eastAsia="Helvetica" w:cs="Helvetica"/>
-                <w:i w:val="false"/>
-                <w:b w:val="false"/>
-                <w:u w:val="none"/>
-                <w:sz w:val="22"/>
-                <w:szCs w:val="22"/>
-                <w:color w:val="000000"/>
-              </w:rPr>
-              <w:t xml:space="preserve">0.250</w:t>
+              <w:t xml:space="preserve">0.32</w:t>
+            </w:r>
+          </w:p>
+        </w:tc>
+        <w:tc>
+          <w:tcPr>
+            <w:tcBorders>
+              <w:bottom w:val="none" w:sz="0" w:space="0" w:color="000000"/>
+              <w:top w:val="none" w:sz="0" w:space="0" w:color="000000"/>
+              <w:left w:val="none" w:sz="0" w:space="0" w:color="000000"/>
+              <w:right w:val="none" w:sz="0" w:space="0" w:color="000000"/>
+            </w:tcBorders>
+            <w:shd w:val="clear" w:color="auto" w:fill="FFFFFF"/>
+            <w:tcMar>
+              <w:top w:w="0" w:type="dxa"/>
+              <w:bottom w:w="0" w:type="dxa"/>
+              <w:left w:w="0" w:type="dxa"/>
+              <w:right w:w="0" w:type="dxa"/>
+            </w:tcMar>
+            <w:vAlign w:val="top"/>
+          </w:tcPr>
+          <w:p>
+            <w:pPr>
+              <w:pStyle w:val="Normal"/>
+              <w:jc w:val="center"/>
+              <w:pBdr>
+                <w:bottom w:val="none" w:sz="0" w:space="0" w:color="000000"/>
+                <w:top w:val="none" w:sz="0" w:space="0" w:color="000000"/>
+                <w:left w:val="none" w:sz="0" w:space="0" w:color="000000"/>
+                <w:right w:val="none" w:sz="0" w:space="0" w:color="000000"/>
+              </w:pBdr>
+              <w:spacing w:after="100" w:before="100" w:line="240"/>
+              <w:ind w:left="100" w:right="100" w:firstLine="0" w:firstLineChars="0"/>
+              <w:rPr>
+                <w:rFonts w:ascii="Helvetica" w:hAnsi="Helvetica" w:eastAsia="Helvetica" w:cs="Helvetica"/>
+                <w:i w:val="false"/>
+                <w:b w:val="false"/>
+                <w:u w:val="none"/>
+                <w:sz w:val="22"/>
+                <w:szCs w:val="22"/>
+                <w:color w:val="000000"/>
+              </w:rPr>
+            </w:pPr>
+            <w:r>
+              <w:rPr>
+                <w:rFonts w:ascii="Helvetica" w:hAnsi="Helvetica" w:eastAsia="Helvetica" w:cs="Helvetica"/>
+                <w:i w:val="false"/>
+                <w:b w:val="false"/>
+                <w:u w:val="none"/>
+                <w:sz w:val="22"/>
+                <w:szCs w:val="22"/>
+                <w:color w:val="000000"/>
+              </w:rPr>
+              <w:t xml:space="preserve">0.05, 2.10</w:t>
+            </w:r>
+          </w:p>
+        </w:tc>
+        <w:tc>
+          <w:tcPr>
+            <w:tcBorders>
+              <w:bottom w:val="none" w:sz="0" w:space="0" w:color="000000"/>
+              <w:top w:val="none" w:sz="0" w:space="0" w:color="000000"/>
+              <w:left w:val="none" w:sz="0" w:space="0" w:color="000000"/>
+              <w:right w:val="none" w:sz="0" w:space="0" w:color="000000"/>
+            </w:tcBorders>
+            <w:shd w:val="clear" w:color="auto" w:fill="FFFFFF"/>
+            <w:tcMar>
+              <w:top w:w="0" w:type="dxa"/>
+              <w:bottom w:w="0" w:type="dxa"/>
+              <w:left w:w="0" w:type="dxa"/>
+              <w:right w:w="0" w:type="dxa"/>
+            </w:tcMar>
+            <w:vAlign w:val="top"/>
+          </w:tcPr>
+          <w:p>
+            <w:pPr>
+              <w:pStyle w:val="Normal"/>
+              <w:jc w:val="center"/>
+              <w:pBdr>
+                <w:bottom w:val="none" w:sz="0" w:space="0" w:color="000000"/>
+                <w:top w:val="none" w:sz="0" w:space="0" w:color="000000"/>
+                <w:left w:val="none" w:sz="0" w:space="0" w:color="000000"/>
+                <w:right w:val="none" w:sz="0" w:space="0" w:color="000000"/>
+              </w:pBdr>
+              <w:spacing w:after="100" w:before="100" w:line="240"/>
+              <w:ind w:left="100" w:right="100" w:firstLine="0" w:firstLineChars="0"/>
+              <w:rPr>
+                <w:rFonts w:ascii="Helvetica" w:hAnsi="Helvetica" w:eastAsia="Helvetica" w:cs="Helvetica"/>
+                <w:i w:val="false"/>
+                <w:b w:val="false"/>
+                <w:u w:val="none"/>
+                <w:sz w:val="22"/>
+                <w:szCs w:val="22"/>
+                <w:color w:val="000000"/>
+              </w:rPr>
+            </w:pPr>
+            <w:r>
+              <w:rPr>
+                <w:rFonts w:ascii="Helvetica" w:hAnsi="Helvetica" w:eastAsia="Helvetica" w:cs="Helvetica"/>
+                <w:i w:val="false"/>
+                <w:b w:val="false"/>
+                <w:u w:val="none"/>
+                <w:sz w:val="22"/>
+                <w:szCs w:val="22"/>
+                <w:color w:val="000000"/>
+              </w:rPr>
+              <w:t xml:space="preserve">0.240</w:t>
             </w:r>
           </w:p>
         </w:tc>
@@ -6952,7 +6952,7 @@
                 <w:szCs w:val="22"/>
                 <w:color w:val="000000"/>
               </w:rPr>
-              <w:t xml:space="preserve">0.00, 0.98</w:t>
+              <w:t xml:space="preserve">0.00, 0.99</w:t>
             </w:r>
           </w:p>
         </w:tc>
@@ -7918,60 +7918,60 @@
                 <w:szCs w:val="22"/>
                 <w:color w:val="000000"/>
               </w:rPr>
-              <w:t xml:space="preserve">0.00, 0.91</w:t>
-            </w:r>
-          </w:p>
-        </w:tc>
-        <w:tc>
-          <w:tcPr>
-            <w:tcBorders>
-              <w:bottom w:val="none" w:sz="0" w:space="0" w:color="000000"/>
-              <w:top w:val="none" w:sz="0" w:space="0" w:color="000000"/>
-              <w:left w:val="none" w:sz="0" w:space="0" w:color="000000"/>
-              <w:right w:val="none" w:sz="0" w:space="0" w:color="000000"/>
-            </w:tcBorders>
-            <w:shd w:val="clear" w:color="auto" w:fill="FFFFFF"/>
-            <w:tcMar>
-              <w:top w:w="0" w:type="dxa"/>
-              <w:bottom w:w="0" w:type="dxa"/>
-              <w:left w:w="0" w:type="dxa"/>
-              <w:right w:w="0" w:type="dxa"/>
-            </w:tcMar>
-            <w:vAlign w:val="top"/>
-          </w:tcPr>
-          <w:p>
-            <w:pPr>
-              <w:pStyle w:val="Normal"/>
-              <w:jc w:val="center"/>
-              <w:pBdr>
-                <w:bottom w:val="none" w:sz="0" w:space="0" w:color="000000"/>
-                <w:top w:val="none" w:sz="0" w:space="0" w:color="000000"/>
-                <w:left w:val="none" w:sz="0" w:space="0" w:color="000000"/>
-                <w:right w:val="none" w:sz="0" w:space="0" w:color="000000"/>
-              </w:pBdr>
-              <w:spacing w:after="100" w:before="100" w:line="240"/>
-              <w:ind w:left="100" w:right="100" w:firstLine="0" w:firstLineChars="0"/>
-              <w:rPr>
-                <w:rFonts w:ascii="Helvetica" w:hAnsi="Helvetica" w:eastAsia="Helvetica" w:cs="Helvetica"/>
-                <w:i w:val="false"/>
-                <w:b w:val="false"/>
-                <w:u w:val="none"/>
-                <w:sz w:val="22"/>
-                <w:szCs w:val="22"/>
-                <w:color w:val="000000"/>
-              </w:rPr>
-            </w:pPr>
-            <w:r>
-              <w:rPr>
-                <w:rFonts w:ascii="Helvetica" w:hAnsi="Helvetica" w:eastAsia="Helvetica" w:cs="Helvetica"/>
-                <w:i w:val="false"/>
-                <w:b w:val="false"/>
-                <w:u w:val="none"/>
-                <w:sz w:val="22"/>
-                <w:szCs w:val="22"/>
-                <w:color w:val="000000"/>
-              </w:rPr>
-              <w:t xml:space="preserve">0.045</w:t>
+              <w:t xml:space="preserve">0.00, 0.93</w:t>
+            </w:r>
+          </w:p>
+        </w:tc>
+        <w:tc>
+          <w:tcPr>
+            <w:tcBorders>
+              <w:bottom w:val="none" w:sz="0" w:space="0" w:color="000000"/>
+              <w:top w:val="none" w:sz="0" w:space="0" w:color="000000"/>
+              <w:left w:val="none" w:sz="0" w:space="0" w:color="000000"/>
+              <w:right w:val="none" w:sz="0" w:space="0" w:color="000000"/>
+            </w:tcBorders>
+            <w:shd w:val="clear" w:color="auto" w:fill="FFFFFF"/>
+            <w:tcMar>
+              <w:top w:w="0" w:type="dxa"/>
+              <w:bottom w:w="0" w:type="dxa"/>
+              <w:left w:w="0" w:type="dxa"/>
+              <w:right w:w="0" w:type="dxa"/>
+            </w:tcMar>
+            <w:vAlign w:val="top"/>
+          </w:tcPr>
+          <w:p>
+            <w:pPr>
+              <w:pStyle w:val="Normal"/>
+              <w:jc w:val="center"/>
+              <w:pBdr>
+                <w:bottom w:val="none" w:sz="0" w:space="0" w:color="000000"/>
+                <w:top w:val="none" w:sz="0" w:space="0" w:color="000000"/>
+                <w:left w:val="none" w:sz="0" w:space="0" w:color="000000"/>
+                <w:right w:val="none" w:sz="0" w:space="0" w:color="000000"/>
+              </w:pBdr>
+              <w:spacing w:after="100" w:before="100" w:line="240"/>
+              <w:ind w:left="100" w:right="100" w:firstLine="0" w:firstLineChars="0"/>
+              <w:rPr>
+                <w:rFonts w:ascii="Helvetica" w:hAnsi="Helvetica" w:eastAsia="Helvetica" w:cs="Helvetica"/>
+                <w:i w:val="false"/>
+                <w:b w:val="false"/>
+                <w:u w:val="none"/>
+                <w:sz w:val="22"/>
+                <w:szCs w:val="22"/>
+                <w:color w:val="000000"/>
+              </w:rPr>
+            </w:pPr>
+            <w:r>
+              <w:rPr>
+                <w:rFonts w:ascii="Helvetica" w:hAnsi="Helvetica" w:eastAsia="Helvetica" w:cs="Helvetica"/>
+                <w:i w:val="false"/>
+                <w:b w:val="false"/>
+                <w:u w:val="none"/>
+                <w:sz w:val="22"/>
+                <w:szCs w:val="22"/>
+                <w:color w:val="000000"/>
+              </w:rPr>
+              <w:t xml:space="preserve">0.046</w:t>
             </w:r>
           </w:p>
         </w:tc>
@@ -10280,113 +10280,113 @@
                 <w:szCs w:val="22"/>
                 <w:color w:val="000000"/>
               </w:rPr>
-              <w:t xml:space="preserve">23.3</w:t>
-            </w:r>
-          </w:p>
-        </w:tc>
-        <w:tc>
-          <w:tcPr>
-            <w:tcBorders>
-              <w:bottom w:val="none" w:sz="0" w:space="0" w:color="000000"/>
-              <w:top w:val="none" w:sz="0" w:space="0" w:color="000000"/>
-              <w:left w:val="none" w:sz="0" w:space="0" w:color="000000"/>
-              <w:right w:val="none" w:sz="0" w:space="0" w:color="000000"/>
-            </w:tcBorders>
-            <w:shd w:val="clear" w:color="auto" w:fill="FFFFFF"/>
-            <w:tcMar>
-              <w:top w:w="0" w:type="dxa"/>
-              <w:bottom w:w="0" w:type="dxa"/>
-              <w:left w:w="0" w:type="dxa"/>
-              <w:right w:w="0" w:type="dxa"/>
-            </w:tcMar>
-            <w:vAlign w:val="top"/>
-          </w:tcPr>
-          <w:p>
-            <w:pPr>
-              <w:pStyle w:val="Normal"/>
-              <w:jc w:val="center"/>
-              <w:pBdr>
-                <w:bottom w:val="none" w:sz="0" w:space="0" w:color="000000"/>
-                <w:top w:val="none" w:sz="0" w:space="0" w:color="000000"/>
-                <w:left w:val="none" w:sz="0" w:space="0" w:color="000000"/>
-                <w:right w:val="none" w:sz="0" w:space="0" w:color="000000"/>
-              </w:pBdr>
-              <w:spacing w:after="100" w:before="100" w:line="240"/>
-              <w:ind w:left="100" w:right="100" w:firstLine="0" w:firstLineChars="0"/>
-              <w:rPr>
-                <w:rFonts w:ascii="Helvetica" w:hAnsi="Helvetica" w:eastAsia="Helvetica" w:cs="Helvetica"/>
-                <w:i w:val="false"/>
-                <w:b w:val="false"/>
-                <w:u w:val="none"/>
-                <w:sz w:val="22"/>
-                <w:szCs w:val="22"/>
-                <w:color w:val="000000"/>
-              </w:rPr>
-            </w:pPr>
-            <w:r>
-              <w:rPr>
-                <w:rFonts w:ascii="Helvetica" w:hAnsi="Helvetica" w:eastAsia="Helvetica" w:cs="Helvetica"/>
-                <w:i w:val="false"/>
-                <w:b w:val="false"/>
-                <w:u w:val="none"/>
-                <w:sz w:val="22"/>
-                <w:szCs w:val="22"/>
-                <w:color w:val="000000"/>
-              </w:rPr>
-              <w:t xml:space="preserve">1.27, 426</w:t>
-            </w:r>
-          </w:p>
-        </w:tc>
-        <w:tc>
-          <w:tcPr>
-            <w:tcBorders>
-              <w:bottom w:val="none" w:sz="0" w:space="0" w:color="000000"/>
-              <w:top w:val="none" w:sz="0" w:space="0" w:color="000000"/>
-              <w:left w:val="none" w:sz="0" w:space="0" w:color="000000"/>
-              <w:right w:val="none" w:sz="0" w:space="0" w:color="000000"/>
-            </w:tcBorders>
-            <w:shd w:val="clear" w:color="auto" w:fill="FFFFFF"/>
-            <w:tcMar>
-              <w:top w:w="0" w:type="dxa"/>
-              <w:bottom w:w="0" w:type="dxa"/>
-              <w:left w:w="0" w:type="dxa"/>
-              <w:right w:w="0" w:type="dxa"/>
-            </w:tcMar>
-            <w:vAlign w:val="top"/>
-          </w:tcPr>
-          <w:p>
-            <w:pPr>
-              <w:pStyle w:val="Normal"/>
-              <w:jc w:val="center"/>
-              <w:pBdr>
-                <w:bottom w:val="none" w:sz="0" w:space="0" w:color="000000"/>
-                <w:top w:val="none" w:sz="0" w:space="0" w:color="000000"/>
-                <w:left w:val="none" w:sz="0" w:space="0" w:color="000000"/>
-                <w:right w:val="none" w:sz="0" w:space="0" w:color="000000"/>
-              </w:pBdr>
-              <w:spacing w:after="100" w:before="100" w:line="240"/>
-              <w:ind w:left="100" w:right="100" w:firstLine="0" w:firstLineChars="0"/>
-              <w:rPr>
-                <w:rFonts w:ascii="Helvetica" w:hAnsi="Helvetica" w:eastAsia="Helvetica" w:cs="Helvetica"/>
-                <w:i w:val="false"/>
-                <w:b w:val="false"/>
-                <w:u w:val="none"/>
-                <w:sz w:val="22"/>
-                <w:szCs w:val="22"/>
-                <w:color w:val="000000"/>
-              </w:rPr>
-            </w:pPr>
-            <w:r>
-              <w:rPr>
-                <w:rFonts w:ascii="Helvetica" w:hAnsi="Helvetica" w:eastAsia="Helvetica" w:cs="Helvetica"/>
-                <w:i w:val="false"/>
-                <w:b w:val="false"/>
-                <w:u w:val="none"/>
-                <w:sz w:val="22"/>
-                <w:szCs w:val="22"/>
-                <w:color w:val="000000"/>
-              </w:rPr>
-              <w:t xml:space="preserve">0.034</w:t>
+              <w:t xml:space="preserve">25.2</w:t>
+            </w:r>
+          </w:p>
+        </w:tc>
+        <w:tc>
+          <w:tcPr>
+            <w:tcBorders>
+              <w:bottom w:val="none" w:sz="0" w:space="0" w:color="000000"/>
+              <w:top w:val="none" w:sz="0" w:space="0" w:color="000000"/>
+              <w:left w:val="none" w:sz="0" w:space="0" w:color="000000"/>
+              <w:right w:val="none" w:sz="0" w:space="0" w:color="000000"/>
+            </w:tcBorders>
+            <w:shd w:val="clear" w:color="auto" w:fill="FFFFFF"/>
+            <w:tcMar>
+              <w:top w:w="0" w:type="dxa"/>
+              <w:bottom w:w="0" w:type="dxa"/>
+              <w:left w:w="0" w:type="dxa"/>
+              <w:right w:w="0" w:type="dxa"/>
+            </w:tcMar>
+            <w:vAlign w:val="top"/>
+          </w:tcPr>
+          <w:p>
+            <w:pPr>
+              <w:pStyle w:val="Normal"/>
+              <w:jc w:val="center"/>
+              <w:pBdr>
+                <w:bottom w:val="none" w:sz="0" w:space="0" w:color="000000"/>
+                <w:top w:val="none" w:sz="0" w:space="0" w:color="000000"/>
+                <w:left w:val="none" w:sz="0" w:space="0" w:color="000000"/>
+                <w:right w:val="none" w:sz="0" w:space="0" w:color="000000"/>
+              </w:pBdr>
+              <w:spacing w:after="100" w:before="100" w:line="240"/>
+              <w:ind w:left="100" w:right="100" w:firstLine="0" w:firstLineChars="0"/>
+              <w:rPr>
+                <w:rFonts w:ascii="Helvetica" w:hAnsi="Helvetica" w:eastAsia="Helvetica" w:cs="Helvetica"/>
+                <w:i w:val="false"/>
+                <w:b w:val="false"/>
+                <w:u w:val="none"/>
+                <w:sz w:val="22"/>
+                <w:szCs w:val="22"/>
+                <w:color w:val="000000"/>
+              </w:rPr>
+            </w:pPr>
+            <w:r>
+              <w:rPr>
+                <w:rFonts w:ascii="Helvetica" w:hAnsi="Helvetica" w:eastAsia="Helvetica" w:cs="Helvetica"/>
+                <w:i w:val="false"/>
+                <w:b w:val="false"/>
+                <w:u w:val="none"/>
+                <w:sz w:val="22"/>
+                <w:szCs w:val="22"/>
+                <w:color w:val="000000"/>
+              </w:rPr>
+              <w:t xml:space="preserve">1.44, 441</w:t>
+            </w:r>
+          </w:p>
+        </w:tc>
+        <w:tc>
+          <w:tcPr>
+            <w:tcBorders>
+              <w:bottom w:val="none" w:sz="0" w:space="0" w:color="000000"/>
+              <w:top w:val="none" w:sz="0" w:space="0" w:color="000000"/>
+              <w:left w:val="none" w:sz="0" w:space="0" w:color="000000"/>
+              <w:right w:val="none" w:sz="0" w:space="0" w:color="000000"/>
+            </w:tcBorders>
+            <w:shd w:val="clear" w:color="auto" w:fill="FFFFFF"/>
+            <w:tcMar>
+              <w:top w:w="0" w:type="dxa"/>
+              <w:bottom w:w="0" w:type="dxa"/>
+              <w:left w:w="0" w:type="dxa"/>
+              <w:right w:w="0" w:type="dxa"/>
+            </w:tcMar>
+            <w:vAlign w:val="top"/>
+          </w:tcPr>
+          <w:p>
+            <w:pPr>
+              <w:pStyle w:val="Normal"/>
+              <w:jc w:val="center"/>
+              <w:pBdr>
+                <w:bottom w:val="none" w:sz="0" w:space="0" w:color="000000"/>
+                <w:top w:val="none" w:sz="0" w:space="0" w:color="000000"/>
+                <w:left w:val="none" w:sz="0" w:space="0" w:color="000000"/>
+                <w:right w:val="none" w:sz="0" w:space="0" w:color="000000"/>
+              </w:pBdr>
+              <w:spacing w:after="100" w:before="100" w:line="240"/>
+              <w:ind w:left="100" w:right="100" w:firstLine="0" w:firstLineChars="0"/>
+              <w:rPr>
+                <w:rFonts w:ascii="Helvetica" w:hAnsi="Helvetica" w:eastAsia="Helvetica" w:cs="Helvetica"/>
+                <w:i w:val="false"/>
+                <w:b w:val="false"/>
+                <w:u w:val="none"/>
+                <w:sz w:val="22"/>
+                <w:szCs w:val="22"/>
+                <w:color w:val="000000"/>
+              </w:rPr>
+            </w:pPr>
+            <w:r>
+              <w:rPr>
+                <w:rFonts w:ascii="Helvetica" w:hAnsi="Helvetica" w:eastAsia="Helvetica" w:cs="Helvetica"/>
+                <w:i w:val="false"/>
+                <w:b w:val="false"/>
+                <w:u w:val="none"/>
+                <w:sz w:val="22"/>
+                <w:szCs w:val="22"/>
+                <w:color w:val="000000"/>
+              </w:rPr>
+              <w:t xml:space="preserve">0.027</w:t>
             </w:r>
           </w:p>
         </w:tc>
@@ -10763,113 +10763,113 @@
                 <w:szCs w:val="22"/>
                 <w:color w:val="000000"/>
               </w:rPr>
-              <w:t xml:space="preserve">2.32</w:t>
-            </w:r>
-          </w:p>
-        </w:tc>
-        <w:tc>
-          <w:tcPr>
-            <w:tcBorders>
-              <w:bottom w:val="none" w:sz="0" w:space="0" w:color="000000"/>
-              <w:top w:val="none" w:sz="0" w:space="0" w:color="000000"/>
-              <w:left w:val="none" w:sz="0" w:space="0" w:color="000000"/>
-              <w:right w:val="none" w:sz="0" w:space="0" w:color="000000"/>
-            </w:tcBorders>
-            <w:shd w:val="clear" w:color="auto" w:fill="FFFFFF"/>
-            <w:tcMar>
-              <w:top w:w="0" w:type="dxa"/>
-              <w:bottom w:w="0" w:type="dxa"/>
-              <w:left w:w="0" w:type="dxa"/>
-              <w:right w:w="0" w:type="dxa"/>
-            </w:tcMar>
-            <w:vAlign w:val="top"/>
-          </w:tcPr>
-          <w:p>
-            <w:pPr>
-              <w:pStyle w:val="Normal"/>
-              <w:jc w:val="center"/>
-              <w:pBdr>
-                <w:bottom w:val="none" w:sz="0" w:space="0" w:color="000000"/>
-                <w:top w:val="none" w:sz="0" w:space="0" w:color="000000"/>
-                <w:left w:val="none" w:sz="0" w:space="0" w:color="000000"/>
-                <w:right w:val="none" w:sz="0" w:space="0" w:color="000000"/>
-              </w:pBdr>
-              <w:spacing w:after="100" w:before="100" w:line="240"/>
-              <w:ind w:left="100" w:right="100" w:firstLine="0" w:firstLineChars="0"/>
-              <w:rPr>
-                <w:rFonts w:ascii="Helvetica" w:hAnsi="Helvetica" w:eastAsia="Helvetica" w:cs="Helvetica"/>
-                <w:i w:val="false"/>
-                <w:b w:val="false"/>
-                <w:u w:val="none"/>
-                <w:sz w:val="22"/>
-                <w:szCs w:val="22"/>
-                <w:color w:val="000000"/>
-              </w:rPr>
-            </w:pPr>
-            <w:r>
-              <w:rPr>
-                <w:rFonts w:ascii="Helvetica" w:hAnsi="Helvetica" w:eastAsia="Helvetica" w:cs="Helvetica"/>
-                <w:i w:val="false"/>
-                <w:b w:val="false"/>
-                <w:u w:val="none"/>
-                <w:sz w:val="22"/>
-                <w:szCs w:val="22"/>
-                <w:color w:val="000000"/>
-              </w:rPr>
-              <w:t xml:space="preserve">0.29, 18.3</w:t>
-            </w:r>
-          </w:p>
-        </w:tc>
-        <w:tc>
-          <w:tcPr>
-            <w:tcBorders>
-              <w:bottom w:val="none" w:sz="0" w:space="0" w:color="000000"/>
-              <w:top w:val="none" w:sz="0" w:space="0" w:color="000000"/>
-              <w:left w:val="none" w:sz="0" w:space="0" w:color="000000"/>
-              <w:right w:val="none" w:sz="0" w:space="0" w:color="000000"/>
-            </w:tcBorders>
-            <w:shd w:val="clear" w:color="auto" w:fill="FFFFFF"/>
-            <w:tcMar>
-              <w:top w:w="0" w:type="dxa"/>
-              <w:bottom w:w="0" w:type="dxa"/>
-              <w:left w:w="0" w:type="dxa"/>
-              <w:right w:w="0" w:type="dxa"/>
-            </w:tcMar>
-            <w:vAlign w:val="top"/>
-          </w:tcPr>
-          <w:p>
-            <w:pPr>
-              <w:pStyle w:val="Normal"/>
-              <w:jc w:val="center"/>
-              <w:pBdr>
-                <w:bottom w:val="none" w:sz="0" w:space="0" w:color="000000"/>
-                <w:top w:val="none" w:sz="0" w:space="0" w:color="000000"/>
-                <w:left w:val="none" w:sz="0" w:space="0" w:color="000000"/>
-                <w:right w:val="none" w:sz="0" w:space="0" w:color="000000"/>
-              </w:pBdr>
-              <w:spacing w:after="100" w:before="100" w:line="240"/>
-              <w:ind w:left="100" w:right="100" w:firstLine="0" w:firstLineChars="0"/>
-              <w:rPr>
-                <w:rFonts w:ascii="Helvetica" w:hAnsi="Helvetica" w:eastAsia="Helvetica" w:cs="Helvetica"/>
-                <w:i w:val="false"/>
-                <w:b w:val="false"/>
-                <w:u w:val="none"/>
-                <w:sz w:val="22"/>
-                <w:szCs w:val="22"/>
-                <w:color w:val="000000"/>
-              </w:rPr>
-            </w:pPr>
-            <w:r>
-              <w:rPr>
-                <w:rFonts w:ascii="Helvetica" w:hAnsi="Helvetica" w:eastAsia="Helvetica" w:cs="Helvetica"/>
-                <w:i w:val="false"/>
-                <w:b w:val="false"/>
-                <w:u w:val="none"/>
-                <w:sz w:val="22"/>
-                <w:szCs w:val="22"/>
-                <w:color w:val="000000"/>
-              </w:rPr>
-              <w:t xml:space="preserve">0.430</w:t>
+              <w:t xml:space="preserve">2.21</w:t>
+            </w:r>
+          </w:p>
+        </w:tc>
+        <w:tc>
+          <w:tcPr>
+            <w:tcBorders>
+              <w:bottom w:val="none" w:sz="0" w:space="0" w:color="000000"/>
+              <w:top w:val="none" w:sz="0" w:space="0" w:color="000000"/>
+              <w:left w:val="none" w:sz="0" w:space="0" w:color="000000"/>
+              <w:right w:val="none" w:sz="0" w:space="0" w:color="000000"/>
+            </w:tcBorders>
+            <w:shd w:val="clear" w:color="auto" w:fill="FFFFFF"/>
+            <w:tcMar>
+              <w:top w:w="0" w:type="dxa"/>
+              <w:bottom w:w="0" w:type="dxa"/>
+              <w:left w:w="0" w:type="dxa"/>
+              <w:right w:w="0" w:type="dxa"/>
+            </w:tcMar>
+            <w:vAlign w:val="top"/>
+          </w:tcPr>
+          <w:p>
+            <w:pPr>
+              <w:pStyle w:val="Normal"/>
+              <w:jc w:val="center"/>
+              <w:pBdr>
+                <w:bottom w:val="none" w:sz="0" w:space="0" w:color="000000"/>
+                <w:top w:val="none" w:sz="0" w:space="0" w:color="000000"/>
+                <w:left w:val="none" w:sz="0" w:space="0" w:color="000000"/>
+                <w:right w:val="none" w:sz="0" w:space="0" w:color="000000"/>
+              </w:pBdr>
+              <w:spacing w:after="100" w:before="100" w:line="240"/>
+              <w:ind w:left="100" w:right="100" w:firstLine="0" w:firstLineChars="0"/>
+              <w:rPr>
+                <w:rFonts w:ascii="Helvetica" w:hAnsi="Helvetica" w:eastAsia="Helvetica" w:cs="Helvetica"/>
+                <w:i w:val="false"/>
+                <w:b w:val="false"/>
+                <w:u w:val="none"/>
+                <w:sz w:val="22"/>
+                <w:szCs w:val="22"/>
+                <w:color w:val="000000"/>
+              </w:rPr>
+            </w:pPr>
+            <w:r>
+              <w:rPr>
+                <w:rFonts w:ascii="Helvetica" w:hAnsi="Helvetica" w:eastAsia="Helvetica" w:cs="Helvetica"/>
+                <w:i w:val="false"/>
+                <w:b w:val="false"/>
+                <w:u w:val="none"/>
+                <w:sz w:val="22"/>
+                <w:szCs w:val="22"/>
+                <w:color w:val="000000"/>
+              </w:rPr>
+              <w:t xml:space="preserve">0.27, 18.3</w:t>
+            </w:r>
+          </w:p>
+        </w:tc>
+        <w:tc>
+          <w:tcPr>
+            <w:tcBorders>
+              <w:bottom w:val="none" w:sz="0" w:space="0" w:color="000000"/>
+              <w:top w:val="none" w:sz="0" w:space="0" w:color="000000"/>
+              <w:left w:val="none" w:sz="0" w:space="0" w:color="000000"/>
+              <w:right w:val="none" w:sz="0" w:space="0" w:color="000000"/>
+            </w:tcBorders>
+            <w:shd w:val="clear" w:color="auto" w:fill="FFFFFF"/>
+            <w:tcMar>
+              <w:top w:w="0" w:type="dxa"/>
+              <w:bottom w:w="0" w:type="dxa"/>
+              <w:left w:w="0" w:type="dxa"/>
+              <w:right w:w="0" w:type="dxa"/>
+            </w:tcMar>
+            <w:vAlign w:val="top"/>
+          </w:tcPr>
+          <w:p>
+            <w:pPr>
+              <w:pStyle w:val="Normal"/>
+              <w:jc w:val="center"/>
+              <w:pBdr>
+                <w:bottom w:val="none" w:sz="0" w:space="0" w:color="000000"/>
+                <w:top w:val="none" w:sz="0" w:space="0" w:color="000000"/>
+                <w:left w:val="none" w:sz="0" w:space="0" w:color="000000"/>
+                <w:right w:val="none" w:sz="0" w:space="0" w:color="000000"/>
+              </w:pBdr>
+              <w:spacing w:after="100" w:before="100" w:line="240"/>
+              <w:ind w:left="100" w:right="100" w:firstLine="0" w:firstLineChars="0"/>
+              <w:rPr>
+                <w:rFonts w:ascii="Helvetica" w:hAnsi="Helvetica" w:eastAsia="Helvetica" w:cs="Helvetica"/>
+                <w:i w:val="false"/>
+                <w:b w:val="false"/>
+                <w:u w:val="none"/>
+                <w:sz w:val="22"/>
+                <w:szCs w:val="22"/>
+                <w:color w:val="000000"/>
+              </w:rPr>
+            </w:pPr>
+            <w:r>
+              <w:rPr>
+                <w:rFonts w:ascii="Helvetica" w:hAnsi="Helvetica" w:eastAsia="Helvetica" w:cs="Helvetica"/>
+                <w:i w:val="false"/>
+                <w:b w:val="false"/>
+                <w:u w:val="none"/>
+                <w:sz w:val="22"/>
+                <w:szCs w:val="22"/>
+                <w:color w:val="000000"/>
+              </w:rPr>
+              <w:t xml:space="preserve">0.460</w:t>
             </w:r>
           </w:p>
         </w:tc>
@@ -11299,60 +11299,60 @@
                 <w:szCs w:val="22"/>
                 <w:color w:val="000000"/>
               </w:rPr>
-              <w:t xml:space="preserve">0.01, 0.82</w:t>
-            </w:r>
-          </w:p>
-        </w:tc>
-        <w:tc>
-          <w:tcPr>
-            <w:tcBorders>
-              <w:bottom w:val="none" w:sz="0" w:space="0" w:color="000000"/>
-              <w:top w:val="none" w:sz="0" w:space="0" w:color="000000"/>
-              <w:left w:val="none" w:sz="0" w:space="0" w:color="000000"/>
-              <w:right w:val="none" w:sz="0" w:space="0" w:color="000000"/>
-            </w:tcBorders>
-            <w:shd w:val="clear" w:color="auto" w:fill="FFFFFF"/>
-            <w:tcMar>
-              <w:top w:w="0" w:type="dxa"/>
-              <w:bottom w:w="0" w:type="dxa"/>
-              <w:left w:w="0" w:type="dxa"/>
-              <w:right w:w="0" w:type="dxa"/>
-            </w:tcMar>
-            <w:vAlign w:val="top"/>
-          </w:tcPr>
-          <w:p>
-            <w:pPr>
-              <w:pStyle w:val="Normal"/>
-              <w:jc w:val="center"/>
-              <w:pBdr>
-                <w:bottom w:val="none" w:sz="0" w:space="0" w:color="000000"/>
-                <w:top w:val="none" w:sz="0" w:space="0" w:color="000000"/>
-                <w:left w:val="none" w:sz="0" w:space="0" w:color="000000"/>
-                <w:right w:val="none" w:sz="0" w:space="0" w:color="000000"/>
-              </w:pBdr>
-              <w:spacing w:after="100" w:before="100" w:line="240"/>
-              <w:ind w:left="100" w:right="100" w:firstLine="0" w:firstLineChars="0"/>
-              <w:rPr>
-                <w:rFonts w:ascii="Helvetica" w:hAnsi="Helvetica" w:eastAsia="Helvetica" w:cs="Helvetica"/>
-                <w:i w:val="false"/>
-                <w:b w:val="false"/>
-                <w:u w:val="none"/>
-                <w:sz w:val="22"/>
-                <w:szCs w:val="22"/>
-                <w:color w:val="000000"/>
-              </w:rPr>
-            </w:pPr>
-            <w:r>
-              <w:rPr>
-                <w:rFonts w:ascii="Helvetica" w:hAnsi="Helvetica" w:eastAsia="Helvetica" w:cs="Helvetica"/>
-                <w:i w:val="false"/>
-                <w:b w:val="false"/>
-                <w:u w:val="none"/>
-                <w:sz w:val="22"/>
-                <w:szCs w:val="22"/>
-                <w:color w:val="000000"/>
-              </w:rPr>
-              <w:t xml:space="preserve">0.032</w:t>
+              <w:t xml:space="preserve">0.01, 0.84</w:t>
+            </w:r>
+          </w:p>
+        </w:tc>
+        <w:tc>
+          <w:tcPr>
+            <w:tcBorders>
+              <w:bottom w:val="none" w:sz="0" w:space="0" w:color="000000"/>
+              <w:top w:val="none" w:sz="0" w:space="0" w:color="000000"/>
+              <w:left w:val="none" w:sz="0" w:space="0" w:color="000000"/>
+              <w:right w:val="none" w:sz="0" w:space="0" w:color="000000"/>
+            </w:tcBorders>
+            <w:shd w:val="clear" w:color="auto" w:fill="FFFFFF"/>
+            <w:tcMar>
+              <w:top w:w="0" w:type="dxa"/>
+              <w:bottom w:w="0" w:type="dxa"/>
+              <w:left w:w="0" w:type="dxa"/>
+              <w:right w:w="0" w:type="dxa"/>
+            </w:tcMar>
+            <w:vAlign w:val="top"/>
+          </w:tcPr>
+          <w:p>
+            <w:pPr>
+              <w:pStyle w:val="Normal"/>
+              <w:jc w:val="center"/>
+              <w:pBdr>
+                <w:bottom w:val="none" w:sz="0" w:space="0" w:color="000000"/>
+                <w:top w:val="none" w:sz="0" w:space="0" w:color="000000"/>
+                <w:left w:val="none" w:sz="0" w:space="0" w:color="000000"/>
+                <w:right w:val="none" w:sz="0" w:space="0" w:color="000000"/>
+              </w:pBdr>
+              <w:spacing w:after="100" w:before="100" w:line="240"/>
+              <w:ind w:left="100" w:right="100" w:firstLine="0" w:firstLineChars="0"/>
+              <w:rPr>
+                <w:rFonts w:ascii="Helvetica" w:hAnsi="Helvetica" w:eastAsia="Helvetica" w:cs="Helvetica"/>
+                <w:i w:val="false"/>
+                <w:b w:val="false"/>
+                <w:u w:val="none"/>
+                <w:sz w:val="22"/>
+                <w:szCs w:val="22"/>
+                <w:color w:val="000000"/>
+              </w:rPr>
+            </w:pPr>
+            <w:r>
+              <w:rPr>
+                <w:rFonts w:ascii="Helvetica" w:hAnsi="Helvetica" w:eastAsia="Helvetica" w:cs="Helvetica"/>
+                <w:i w:val="false"/>
+                <w:b w:val="false"/>
+                <w:u w:val="none"/>
+                <w:sz w:val="22"/>
+                <w:szCs w:val="22"/>
+                <w:color w:val="000000"/>
+              </w:rPr>
+              <w:t xml:space="preserve">0.034</w:t>
             </w:r>
           </w:p>
         </w:tc>
@@ -11729,113 +11729,113 @@
                 <w:szCs w:val="22"/>
                 <w:color w:val="000000"/>
               </w:rPr>
-              <w:t xml:space="preserve">4.91</w:t>
-            </w:r>
-          </w:p>
-        </w:tc>
-        <w:tc>
-          <w:tcPr>
-            <w:tcBorders>
-              <w:bottom w:val="none" w:sz="0" w:space="0" w:color="000000"/>
-              <w:top w:val="none" w:sz="0" w:space="0" w:color="000000"/>
-              <w:left w:val="none" w:sz="0" w:space="0" w:color="000000"/>
-              <w:right w:val="none" w:sz="0" w:space="0" w:color="000000"/>
-            </w:tcBorders>
-            <w:shd w:val="clear" w:color="auto" w:fill="FFFFFF"/>
-            <w:tcMar>
-              <w:top w:w="0" w:type="dxa"/>
-              <w:bottom w:w="0" w:type="dxa"/>
-              <w:left w:w="0" w:type="dxa"/>
-              <w:right w:w="0" w:type="dxa"/>
-            </w:tcMar>
-            <w:vAlign w:val="top"/>
-          </w:tcPr>
-          <w:p>
-            <w:pPr>
-              <w:pStyle w:val="Normal"/>
-              <w:jc w:val="center"/>
-              <w:pBdr>
-                <w:bottom w:val="none" w:sz="0" w:space="0" w:color="000000"/>
-                <w:top w:val="none" w:sz="0" w:space="0" w:color="000000"/>
-                <w:left w:val="none" w:sz="0" w:space="0" w:color="000000"/>
-                <w:right w:val="none" w:sz="0" w:space="0" w:color="000000"/>
-              </w:pBdr>
-              <w:spacing w:after="100" w:before="100" w:line="240"/>
-              <w:ind w:left="100" w:right="100" w:firstLine="0" w:firstLineChars="0"/>
-              <w:rPr>
-                <w:rFonts w:ascii="Helvetica" w:hAnsi="Helvetica" w:eastAsia="Helvetica" w:cs="Helvetica"/>
-                <w:i w:val="false"/>
-                <w:b w:val="false"/>
-                <w:u w:val="none"/>
-                <w:sz w:val="22"/>
-                <w:szCs w:val="22"/>
-                <w:color w:val="000000"/>
-              </w:rPr>
-            </w:pPr>
-            <w:r>
-              <w:rPr>
-                <w:rFonts w:ascii="Helvetica" w:hAnsi="Helvetica" w:eastAsia="Helvetica" w:cs="Helvetica"/>
-                <w:i w:val="false"/>
-                <w:b w:val="false"/>
-                <w:u w:val="none"/>
-                <w:sz w:val="22"/>
-                <w:szCs w:val="22"/>
-                <w:color w:val="000000"/>
-              </w:rPr>
-              <w:t xml:space="preserve">0.11, 215</w:t>
-            </w:r>
-          </w:p>
-        </w:tc>
-        <w:tc>
-          <w:tcPr>
-            <w:tcBorders>
-              <w:bottom w:val="none" w:sz="0" w:space="0" w:color="000000"/>
-              <w:top w:val="none" w:sz="0" w:space="0" w:color="000000"/>
-              <w:left w:val="none" w:sz="0" w:space="0" w:color="000000"/>
-              <w:right w:val="none" w:sz="0" w:space="0" w:color="000000"/>
-            </w:tcBorders>
-            <w:shd w:val="clear" w:color="auto" w:fill="FFFFFF"/>
-            <w:tcMar>
-              <w:top w:w="0" w:type="dxa"/>
-              <w:bottom w:w="0" w:type="dxa"/>
-              <w:left w:w="0" w:type="dxa"/>
-              <w:right w:w="0" w:type="dxa"/>
-            </w:tcMar>
-            <w:vAlign w:val="top"/>
-          </w:tcPr>
-          <w:p>
-            <w:pPr>
-              <w:pStyle w:val="Normal"/>
-              <w:jc w:val="center"/>
-              <w:pBdr>
-                <w:bottom w:val="none" w:sz="0" w:space="0" w:color="000000"/>
-                <w:top w:val="none" w:sz="0" w:space="0" w:color="000000"/>
-                <w:left w:val="none" w:sz="0" w:space="0" w:color="000000"/>
-                <w:right w:val="none" w:sz="0" w:space="0" w:color="000000"/>
-              </w:pBdr>
-              <w:spacing w:after="100" w:before="100" w:line="240"/>
-              <w:ind w:left="100" w:right="100" w:firstLine="0" w:firstLineChars="0"/>
-              <w:rPr>
-                <w:rFonts w:ascii="Helvetica" w:hAnsi="Helvetica" w:eastAsia="Helvetica" w:cs="Helvetica"/>
-                <w:i w:val="false"/>
-                <w:b w:val="false"/>
-                <w:u w:val="none"/>
-                <w:sz w:val="22"/>
-                <w:szCs w:val="22"/>
-                <w:color w:val="000000"/>
-              </w:rPr>
-            </w:pPr>
-            <w:r>
-              <w:rPr>
-                <w:rFonts w:ascii="Helvetica" w:hAnsi="Helvetica" w:eastAsia="Helvetica" w:cs="Helvetica"/>
-                <w:i w:val="false"/>
-                <w:b w:val="false"/>
-                <w:u w:val="none"/>
-                <w:sz w:val="22"/>
-                <w:szCs w:val="22"/>
-                <w:color w:val="000000"/>
-              </w:rPr>
-              <w:t xml:space="preserve">0.410</w:t>
+              <w:t xml:space="preserve">5.25</w:t>
+            </w:r>
+          </w:p>
+        </w:tc>
+        <w:tc>
+          <w:tcPr>
+            <w:tcBorders>
+              <w:bottom w:val="none" w:sz="0" w:space="0" w:color="000000"/>
+              <w:top w:val="none" w:sz="0" w:space="0" w:color="000000"/>
+              <w:left w:val="none" w:sz="0" w:space="0" w:color="000000"/>
+              <w:right w:val="none" w:sz="0" w:space="0" w:color="000000"/>
+            </w:tcBorders>
+            <w:shd w:val="clear" w:color="auto" w:fill="FFFFFF"/>
+            <w:tcMar>
+              <w:top w:w="0" w:type="dxa"/>
+              <w:bottom w:w="0" w:type="dxa"/>
+              <w:left w:w="0" w:type="dxa"/>
+              <w:right w:w="0" w:type="dxa"/>
+            </w:tcMar>
+            <w:vAlign w:val="top"/>
+          </w:tcPr>
+          <w:p>
+            <w:pPr>
+              <w:pStyle w:val="Normal"/>
+              <w:jc w:val="center"/>
+              <w:pBdr>
+                <w:bottom w:val="none" w:sz="0" w:space="0" w:color="000000"/>
+                <w:top w:val="none" w:sz="0" w:space="0" w:color="000000"/>
+                <w:left w:val="none" w:sz="0" w:space="0" w:color="000000"/>
+                <w:right w:val="none" w:sz="0" w:space="0" w:color="000000"/>
+              </w:pBdr>
+              <w:spacing w:after="100" w:before="100" w:line="240"/>
+              <w:ind w:left="100" w:right="100" w:firstLine="0" w:firstLineChars="0"/>
+              <w:rPr>
+                <w:rFonts w:ascii="Helvetica" w:hAnsi="Helvetica" w:eastAsia="Helvetica" w:cs="Helvetica"/>
+                <w:i w:val="false"/>
+                <w:b w:val="false"/>
+                <w:u w:val="none"/>
+                <w:sz w:val="22"/>
+                <w:szCs w:val="22"/>
+                <w:color w:val="000000"/>
+              </w:rPr>
+            </w:pPr>
+            <w:r>
+              <w:rPr>
+                <w:rFonts w:ascii="Helvetica" w:hAnsi="Helvetica" w:eastAsia="Helvetica" w:cs="Helvetica"/>
+                <w:i w:val="false"/>
+                <w:b w:val="false"/>
+                <w:u w:val="none"/>
+                <w:sz w:val="22"/>
+                <w:szCs w:val="22"/>
+                <w:color w:val="000000"/>
+              </w:rPr>
+              <w:t xml:space="preserve">0.12, 239</w:t>
+            </w:r>
+          </w:p>
+        </w:tc>
+        <w:tc>
+          <w:tcPr>
+            <w:tcBorders>
+              <w:bottom w:val="none" w:sz="0" w:space="0" w:color="000000"/>
+              <w:top w:val="none" w:sz="0" w:space="0" w:color="000000"/>
+              <w:left w:val="none" w:sz="0" w:space="0" w:color="000000"/>
+              <w:right w:val="none" w:sz="0" w:space="0" w:color="000000"/>
+            </w:tcBorders>
+            <w:shd w:val="clear" w:color="auto" w:fill="FFFFFF"/>
+            <w:tcMar>
+              <w:top w:w="0" w:type="dxa"/>
+              <w:bottom w:w="0" w:type="dxa"/>
+              <w:left w:w="0" w:type="dxa"/>
+              <w:right w:w="0" w:type="dxa"/>
+            </w:tcMar>
+            <w:vAlign w:val="top"/>
+          </w:tcPr>
+          <w:p>
+            <w:pPr>
+              <w:pStyle w:val="Normal"/>
+              <w:jc w:val="center"/>
+              <w:pBdr>
+                <w:bottom w:val="none" w:sz="0" w:space="0" w:color="000000"/>
+                <w:top w:val="none" w:sz="0" w:space="0" w:color="000000"/>
+                <w:left w:val="none" w:sz="0" w:space="0" w:color="000000"/>
+                <w:right w:val="none" w:sz="0" w:space="0" w:color="000000"/>
+              </w:pBdr>
+              <w:spacing w:after="100" w:before="100" w:line="240"/>
+              <w:ind w:left="100" w:right="100" w:firstLine="0" w:firstLineChars="0"/>
+              <w:rPr>
+                <w:rFonts w:ascii="Helvetica" w:hAnsi="Helvetica" w:eastAsia="Helvetica" w:cs="Helvetica"/>
+                <w:i w:val="false"/>
+                <w:b w:val="false"/>
+                <w:u w:val="none"/>
+                <w:sz w:val="22"/>
+                <w:szCs w:val="22"/>
+                <w:color w:val="000000"/>
+              </w:rPr>
+            </w:pPr>
+            <w:r>
+              <w:rPr>
+                <w:rFonts w:ascii="Helvetica" w:hAnsi="Helvetica" w:eastAsia="Helvetica" w:cs="Helvetica"/>
+                <w:i w:val="false"/>
+                <w:b w:val="false"/>
+                <w:u w:val="none"/>
+                <w:sz w:val="22"/>
+                <w:szCs w:val="22"/>
+                <w:color w:val="000000"/>
+              </w:rPr>
+              <w:t xml:space="preserve">0.390</w:t>
             </w:r>
           </w:p>
         </w:tc>
@@ -13231,543 +13231,60 @@
                 <w:szCs w:val="22"/>
                 <w:color w:val="000000"/>
               </w:rPr>
-              <w:t xml:space="preserve">0.01, 0.81</w:t>
-            </w:r>
-          </w:p>
-        </w:tc>
-        <w:tc>
-          <w:tcPr>
-            <w:tcBorders>
-              <w:bottom w:val="none" w:sz="0" w:space="0" w:color="000000"/>
-              <w:top w:val="none" w:sz="0" w:space="0" w:color="000000"/>
-              <w:left w:val="none" w:sz="0" w:space="0" w:color="000000"/>
-              <w:right w:val="none" w:sz="0" w:space="0" w:color="000000"/>
-            </w:tcBorders>
-            <w:shd w:val="clear" w:color="auto" w:fill="FFFFFF"/>
-            <w:tcMar>
-              <w:top w:w="0" w:type="dxa"/>
-              <w:bottom w:w="0" w:type="dxa"/>
-              <w:left w:w="0" w:type="dxa"/>
-              <w:right w:w="0" w:type="dxa"/>
-            </w:tcMar>
-            <w:vAlign w:val="top"/>
-          </w:tcPr>
-          <w:p>
-            <w:pPr>
-              <w:pStyle w:val="Normal"/>
-              <w:jc w:val="center"/>
-              <w:pBdr>
-                <w:bottom w:val="none" w:sz="0" w:space="0" w:color="000000"/>
-                <w:top w:val="none" w:sz="0" w:space="0" w:color="000000"/>
-                <w:left w:val="none" w:sz="0" w:space="0" w:color="000000"/>
-                <w:right w:val="none" w:sz="0" w:space="0" w:color="000000"/>
-              </w:pBdr>
-              <w:spacing w:after="100" w:before="100" w:line="240"/>
-              <w:ind w:left="100" w:right="100" w:firstLine="0" w:firstLineChars="0"/>
-              <w:rPr>
-                <w:rFonts w:ascii="Helvetica" w:hAnsi="Helvetica" w:eastAsia="Helvetica" w:cs="Helvetica"/>
-                <w:i w:val="false"/>
-                <w:b w:val="false"/>
-                <w:u w:val="none"/>
-                <w:sz w:val="22"/>
-                <w:szCs w:val="22"/>
-                <w:color w:val="000000"/>
-              </w:rPr>
-            </w:pPr>
-            <w:r>
-              <w:rPr>
-                <w:rFonts w:ascii="Helvetica" w:hAnsi="Helvetica" w:eastAsia="Helvetica" w:cs="Helvetica"/>
-                <w:i w:val="false"/>
-                <w:b w:val="false"/>
-                <w:u w:val="none"/>
-                <w:sz w:val="22"/>
-                <w:szCs w:val="22"/>
-                <w:color w:val="000000"/>
-              </w:rPr>
-              <w:t xml:space="preserve">0.033</w:t>
-            </w:r>
-          </w:p>
-        </w:tc>
-      </w:tr>
-      <w:tr>
-        <w:trPr>
-          <w:trHeight w:val="598" w:hRule="auto"/>
-        </w:trPr>
-        body27
-        <w:tc>
-          <w:tcPr>
-            <w:tcBorders>
-              <w:bottom w:val="none" w:sz="0" w:space="0" w:color="000000"/>
-              <w:top w:val="none" w:sz="0" w:space="0" w:color="000000"/>
-              <w:left w:val="none" w:sz="0" w:space="0" w:color="000000"/>
-              <w:right w:val="none" w:sz="0" w:space="0" w:color="000000"/>
-            </w:tcBorders>
-            <w:shd w:val="clear" w:color="auto" w:fill="FFFFFF"/>
-            <w:tcMar>
-              <w:top w:w="0" w:type="dxa"/>
-              <w:bottom w:w="0" w:type="dxa"/>
-              <w:left w:w="0" w:type="dxa"/>
-              <w:right w:w="0" w:type="dxa"/>
-            </w:tcMar>
-            <w:vAlign w:val="top"/>
-          </w:tcPr>
-          <w:p>
-            <w:pPr>
-              <w:pStyle w:val="Normal"/>
-              <w:jc w:val="left"/>
-              <w:pBdr>
-                <w:bottom w:val="none" w:sz="0" w:space="0" w:color="000000"/>
-                <w:top w:val="none" w:sz="0" w:space="0" w:color="000000"/>
-                <w:left w:val="none" w:sz="0" w:space="0" w:color="000000"/>
-                <w:right w:val="none" w:sz="0" w:space="0" w:color="000000"/>
-              </w:pBdr>
-              <w:spacing w:after="100" w:before="100" w:line="240"/>
-              <w:ind w:left="100" w:right="100" w:firstLine="0" w:firstLineChars="0"/>
-              <w:rPr>
-                <w:rFonts w:ascii="Helvetica" w:hAnsi="Helvetica" w:eastAsia="Helvetica" w:cs="Helvetica"/>
-                <w:i w:val="false"/>
-                <w:b w:val="false"/>
-                <w:u w:val="none"/>
-                <w:sz w:val="22"/>
-                <w:szCs w:val="22"/>
-                <w:color w:val="000000"/>
-              </w:rPr>
-            </w:pPr>
-            <w:r>
-              <w:rPr>
-                <w:rFonts w:ascii="Helvetica" w:hAnsi="Helvetica" w:eastAsia="Helvetica" w:cs="Helvetica"/>
-                <w:i w:val="false"/>
-                <w:b w:val="false"/>
-                <w:u w:val="none"/>
-                <w:sz w:val="22"/>
-                <w:szCs w:val="22"/>
-                <w:color w:val="000000"/>
-              </w:rPr>
-              <w:t xml:space="preserve">steroids</w:t>
-            </w:r>
-          </w:p>
-        </w:tc>
-        <w:tc>
-          <w:tcPr>
-            <w:tcBorders>
-              <w:bottom w:val="none" w:sz="0" w:space="0" w:color="000000"/>
-              <w:top w:val="none" w:sz="0" w:space="0" w:color="000000"/>
-              <w:left w:val="none" w:sz="0" w:space="0" w:color="000000"/>
-              <w:right w:val="none" w:sz="0" w:space="0" w:color="000000"/>
-            </w:tcBorders>
-            <w:shd w:val="clear" w:color="auto" w:fill="FFFFFF"/>
-            <w:tcMar>
-              <w:top w:w="0" w:type="dxa"/>
-              <w:bottom w:w="0" w:type="dxa"/>
-              <w:left w:w="0" w:type="dxa"/>
-              <w:right w:w="0" w:type="dxa"/>
-            </w:tcMar>
-            <w:vAlign w:val="top"/>
-          </w:tcPr>
-          <w:p>
-            <w:pPr>
-              <w:pStyle w:val="Normal"/>
-              <w:jc w:val="center"/>
-              <w:pBdr>
-                <w:bottom w:val="none" w:sz="0" w:space="0" w:color="000000"/>
-                <w:top w:val="none" w:sz="0" w:space="0" w:color="000000"/>
-                <w:left w:val="none" w:sz="0" w:space="0" w:color="000000"/>
-                <w:right w:val="none" w:sz="0" w:space="0" w:color="000000"/>
-              </w:pBdr>
-              <w:spacing w:after="100" w:before="100" w:line="240"/>
-              <w:ind w:left="100" w:right="100" w:firstLine="0" w:firstLineChars="0"/>
-              <w:rPr>
-                <w:rFonts w:ascii="Helvetica" w:hAnsi="Helvetica" w:eastAsia="Helvetica" w:cs="Helvetica"/>
-                <w:i w:val="false"/>
-                <w:b w:val="false"/>
-                <w:u w:val="none"/>
-                <w:sz w:val="22"/>
-                <w:szCs w:val="22"/>
-                <w:color w:val="000000"/>
-              </w:rPr>
-            </w:pPr>
-            <w:r>
-              <w:rPr>
-                <w:rFonts w:ascii="Helvetica" w:hAnsi="Helvetica" w:eastAsia="Helvetica" w:cs="Helvetica"/>
-                <w:i w:val="false"/>
-                <w:b w:val="false"/>
-                <w:u w:val="none"/>
-                <w:sz w:val="22"/>
-                <w:szCs w:val="22"/>
-                <w:color w:val="000000"/>
-              </w:rPr>
-              <w:t xml:space="preserve">157</w:t>
-            </w:r>
-          </w:p>
-        </w:tc>
-        <w:tc>
-          <w:tcPr>
-            <w:tcBorders>
-              <w:bottom w:val="none" w:sz="0" w:space="0" w:color="000000"/>
-              <w:top w:val="none" w:sz="0" w:space="0" w:color="000000"/>
-              <w:left w:val="none" w:sz="0" w:space="0" w:color="000000"/>
-              <w:right w:val="none" w:sz="0" w:space="0" w:color="000000"/>
-            </w:tcBorders>
-            <w:shd w:val="clear" w:color="auto" w:fill="FFFFFF"/>
-            <w:tcMar>
-              <w:top w:w="0" w:type="dxa"/>
-              <w:bottom w:w="0" w:type="dxa"/>
-              <w:left w:w="0" w:type="dxa"/>
-              <w:right w:w="0" w:type="dxa"/>
-            </w:tcMar>
-            <w:vAlign w:val="top"/>
-          </w:tcPr>
-          <w:p>
-            <w:pPr>
-              <w:pStyle w:val="Normal"/>
-              <w:jc w:val="center"/>
-              <w:pBdr>
-                <w:bottom w:val="none" w:sz="0" w:space="0" w:color="000000"/>
-                <w:top w:val="none" w:sz="0" w:space="0" w:color="000000"/>
-                <w:left w:val="none" w:sz="0" w:space="0" w:color="000000"/>
-                <w:right w:val="none" w:sz="0" w:space="0" w:color="000000"/>
-              </w:pBdr>
-              <w:spacing w:after="100" w:before="100" w:line="240"/>
-              <w:ind w:left="100" w:right="100" w:firstLine="0" w:firstLineChars="0"/>
-              <w:rPr>
-                <w:rFonts w:ascii="Helvetica" w:hAnsi="Helvetica" w:eastAsia="Helvetica" w:cs="Helvetica"/>
-                <w:i w:val="false"/>
-                <w:b w:val="false"/>
-                <w:u w:val="none"/>
-                <w:sz w:val="22"/>
-                <w:szCs w:val="22"/>
-                <w:color w:val="000000"/>
-              </w:rPr>
-            </w:pPr>
-            <w:r>
-              <w:rPr>
-                <w:rFonts w:ascii="Helvetica" w:hAnsi="Helvetica" w:eastAsia="Helvetica" w:cs="Helvetica"/>
-                <w:i w:val="false"/>
-                <w:b w:val="false"/>
-                <w:u w:val="none"/>
-                <w:sz w:val="22"/>
-                <w:szCs w:val="22"/>
-                <w:color w:val="000000"/>
-              </w:rPr>
-              <w:t xml:space="preserve">22,420</w:t>
-            </w:r>
-          </w:p>
-        </w:tc>
-        <w:tc>
-          <w:tcPr>
-            <w:tcBorders>
-              <w:bottom w:val="none" w:sz="0" w:space="0" w:color="000000"/>
-              <w:top w:val="none" w:sz="0" w:space="0" w:color="000000"/>
-              <w:left w:val="none" w:sz="0" w:space="0" w:color="000000"/>
-              <w:right w:val="none" w:sz="0" w:space="0" w:color="000000"/>
-            </w:tcBorders>
-            <w:shd w:val="clear" w:color="auto" w:fill="FFFFFF"/>
-            <w:tcMar>
-              <w:top w:w="0" w:type="dxa"/>
-              <w:bottom w:w="0" w:type="dxa"/>
-              <w:left w:w="0" w:type="dxa"/>
-              <w:right w:w="0" w:type="dxa"/>
-            </w:tcMar>
-            <w:vAlign w:val="top"/>
-          </w:tcPr>
-          <w:p>
-            <w:pPr>
-              <w:pStyle w:val="Normal"/>
-              <w:jc w:val="center"/>
-              <w:pBdr>
-                <w:bottom w:val="none" w:sz="0" w:space="0" w:color="000000"/>
-                <w:top w:val="none" w:sz="0" w:space="0" w:color="000000"/>
-                <w:left w:val="none" w:sz="0" w:space="0" w:color="000000"/>
-                <w:right w:val="none" w:sz="0" w:space="0" w:color="000000"/>
-              </w:pBdr>
-              <w:spacing w:after="100" w:before="100" w:line="240"/>
-              <w:ind w:left="100" w:right="100" w:firstLine="0" w:firstLineChars="0"/>
-              <w:rPr>
-                <w:rFonts w:ascii="Helvetica" w:hAnsi="Helvetica" w:eastAsia="Helvetica" w:cs="Helvetica"/>
-                <w:i w:val="false"/>
-                <w:b w:val="false"/>
-                <w:u w:val="none"/>
-                <w:sz w:val="22"/>
-                <w:szCs w:val="22"/>
-                <w:color w:val="000000"/>
-              </w:rPr>
-            </w:pPr>
-            <w:r>
-              <w:rPr>
-                <w:rFonts w:ascii="Helvetica" w:hAnsi="Helvetica" w:eastAsia="Helvetica" w:cs="Helvetica"/>
-                <w:i w:val="false"/>
-                <w:b w:val="false"/>
-                <w:u w:val="none"/>
-                <w:sz w:val="22"/>
-                <w:szCs w:val="22"/>
-                <w:color w:val="000000"/>
-              </w:rPr>
-              <w:t xml:space="preserve">2,920, 172,138</w:t>
-            </w:r>
-          </w:p>
-        </w:tc>
-        <w:tc>
-          <w:tcPr>
-            <w:tcBorders>
-              <w:bottom w:val="none" w:sz="0" w:space="0" w:color="000000"/>
-              <w:top w:val="none" w:sz="0" w:space="0" w:color="000000"/>
-              <w:left w:val="none" w:sz="0" w:space="0" w:color="000000"/>
-              <w:right w:val="none" w:sz="0" w:space="0" w:color="000000"/>
-            </w:tcBorders>
-            <w:shd w:val="clear" w:color="auto" w:fill="FFFFFF"/>
-            <w:tcMar>
-              <w:top w:w="0" w:type="dxa"/>
-              <w:bottom w:w="0" w:type="dxa"/>
-              <w:left w:w="0" w:type="dxa"/>
-              <w:right w:w="0" w:type="dxa"/>
-            </w:tcMar>
-            <w:vAlign w:val="top"/>
-          </w:tcPr>
-          <w:p>
-            <w:pPr>
-              <w:pStyle w:val="Normal"/>
-              <w:jc w:val="center"/>
-              <w:pBdr>
-                <w:bottom w:val="none" w:sz="0" w:space="0" w:color="000000"/>
-                <w:top w:val="none" w:sz="0" w:space="0" w:color="000000"/>
-                <w:left w:val="none" w:sz="0" w:space="0" w:color="000000"/>
-                <w:right w:val="none" w:sz="0" w:space="0" w:color="000000"/>
-              </w:pBdr>
-              <w:spacing w:after="100" w:before="100" w:line="240"/>
-              <w:ind w:left="100" w:right="100" w:firstLine="0" w:firstLineChars="0"/>
-              <w:rPr>
-                <w:rFonts w:ascii="Helvetica" w:hAnsi="Helvetica" w:eastAsia="Helvetica" w:cs="Helvetica"/>
-                <w:i w:val="false"/>
-                <w:b w:val="false"/>
-                <w:u w:val="none"/>
-                <w:sz w:val="22"/>
-                <w:szCs w:val="22"/>
-                <w:color w:val="000000"/>
-              </w:rPr>
-            </w:pPr>
-            <w:r>
-              <w:rPr>
-                <w:rFonts w:ascii="Helvetica" w:hAnsi="Helvetica" w:eastAsia="Helvetica" w:cs="Helvetica"/>
-                <w:i w:val="false"/>
-                <w:b w:val="false"/>
-                <w:u w:val="none"/>
-                <w:sz w:val="22"/>
-                <w:szCs w:val="22"/>
-                <w:color w:val="000000"/>
-              </w:rPr>
-              <w:t xml:space="preserve">&lt;0.001</w:t>
-            </w:r>
-          </w:p>
-        </w:tc>
-        <w:tc>
-          <w:tcPr>
-            <w:tcBorders>
-              <w:bottom w:val="none" w:sz="0" w:space="0" w:color="000000"/>
-              <w:top w:val="none" w:sz="0" w:space="0" w:color="000000"/>
-              <w:left w:val="none" w:sz="0" w:space="0" w:color="000000"/>
-              <w:right w:val="none" w:sz="0" w:space="0" w:color="000000"/>
-            </w:tcBorders>
-            <w:shd w:val="clear" w:color="auto" w:fill="FFFFFF"/>
-            <w:tcMar>
-              <w:top w:w="0" w:type="dxa"/>
-              <w:bottom w:w="0" w:type="dxa"/>
-              <w:left w:w="0" w:type="dxa"/>
-              <w:right w:w="0" w:type="dxa"/>
-            </w:tcMar>
-            <w:vAlign w:val="top"/>
-          </w:tcPr>
-          <w:p>
-            <w:pPr>
-              <w:pStyle w:val="Normal"/>
-              <w:jc w:val="center"/>
-              <w:pBdr>
-                <w:bottom w:val="none" w:sz="0" w:space="0" w:color="000000"/>
-                <w:top w:val="none" w:sz="0" w:space="0" w:color="000000"/>
-                <w:left w:val="none" w:sz="0" w:space="0" w:color="000000"/>
-                <w:right w:val="none" w:sz="0" w:space="0" w:color="000000"/>
-              </w:pBdr>
-              <w:spacing w:after="100" w:before="100" w:line="240"/>
-              <w:ind w:left="100" w:right="100" w:firstLine="0" w:firstLineChars="0"/>
-              <w:rPr>
-                <w:rFonts w:ascii="Helvetica" w:hAnsi="Helvetica" w:eastAsia="Helvetica" w:cs="Helvetica"/>
-                <w:i w:val="false"/>
-                <w:b w:val="false"/>
-                <w:u w:val="none"/>
-                <w:sz w:val="22"/>
-                <w:szCs w:val="22"/>
-                <w:color w:val="000000"/>
-              </w:rPr>
-            </w:pPr>
-            <w:r>
-              <w:rPr>
-                <w:rFonts w:ascii="Helvetica" w:hAnsi="Helvetica" w:eastAsia="Helvetica" w:cs="Helvetica"/>
-                <w:i w:val="false"/>
-                <w:b w:val="false"/>
-                <w:u w:val="none"/>
-                <w:sz w:val="22"/>
-                <w:szCs w:val="22"/>
-                <w:color w:val="000000"/>
-              </w:rPr>
-              <w:t xml:space="preserve">157</w:t>
-            </w:r>
-          </w:p>
-        </w:tc>
-        <w:tc>
-          <w:tcPr>
-            <w:tcBorders>
-              <w:bottom w:val="none" w:sz="0" w:space="0" w:color="000000"/>
-              <w:top w:val="none" w:sz="0" w:space="0" w:color="000000"/>
-              <w:left w:val="none" w:sz="0" w:space="0" w:color="000000"/>
-              <w:right w:val="none" w:sz="0" w:space="0" w:color="000000"/>
-            </w:tcBorders>
-            <w:shd w:val="clear" w:color="auto" w:fill="FFFFFF"/>
-            <w:tcMar>
-              <w:top w:w="0" w:type="dxa"/>
-              <w:bottom w:w="0" w:type="dxa"/>
-              <w:left w:w="0" w:type="dxa"/>
-              <w:right w:w="0" w:type="dxa"/>
-            </w:tcMar>
-            <w:vAlign w:val="top"/>
-          </w:tcPr>
-          <w:p>
-            <w:pPr>
-              <w:pStyle w:val="Normal"/>
-              <w:jc w:val="center"/>
-              <w:pBdr>
-                <w:bottom w:val="none" w:sz="0" w:space="0" w:color="000000"/>
-                <w:top w:val="none" w:sz="0" w:space="0" w:color="000000"/>
-                <w:left w:val="none" w:sz="0" w:space="0" w:color="000000"/>
-                <w:right w:val="none" w:sz="0" w:space="0" w:color="000000"/>
-              </w:pBdr>
-              <w:spacing w:after="100" w:before="100" w:line="240"/>
-              <w:ind w:left="100" w:right="100" w:firstLine="0" w:firstLineChars="0"/>
-              <w:rPr>
-                <w:rFonts w:ascii="Helvetica" w:hAnsi="Helvetica" w:eastAsia="Helvetica" w:cs="Helvetica"/>
-                <w:i w:val="false"/>
-                <w:b w:val="false"/>
-                <w:u w:val="none"/>
-                <w:sz w:val="22"/>
-                <w:szCs w:val="22"/>
-                <w:color w:val="000000"/>
-              </w:rPr>
-            </w:pPr>
-            <w:r>
-              <w:rPr>
-                <w:rFonts w:ascii="Helvetica" w:hAnsi="Helvetica" w:eastAsia="Helvetica" w:cs="Helvetica"/>
-                <w:i w:val="false"/>
-                <w:b w:val="false"/>
-                <w:u w:val="none"/>
-                <w:sz w:val="22"/>
-                <w:szCs w:val="22"/>
-                <w:color w:val="000000"/>
-              </w:rPr>
-              <w:t xml:space="preserve">74,829</w:t>
-            </w:r>
-          </w:p>
-        </w:tc>
-        <w:tc>
-          <w:tcPr>
-            <w:tcBorders>
-              <w:bottom w:val="none" w:sz="0" w:space="0" w:color="000000"/>
-              <w:top w:val="none" w:sz="0" w:space="0" w:color="000000"/>
-              <w:left w:val="none" w:sz="0" w:space="0" w:color="000000"/>
-              <w:right w:val="none" w:sz="0" w:space="0" w:color="000000"/>
-            </w:tcBorders>
-            <w:shd w:val="clear" w:color="auto" w:fill="FFFFFF"/>
-            <w:tcMar>
-              <w:top w:w="0" w:type="dxa"/>
-              <w:bottom w:w="0" w:type="dxa"/>
-              <w:left w:w="0" w:type="dxa"/>
-              <w:right w:w="0" w:type="dxa"/>
-            </w:tcMar>
-            <w:vAlign w:val="top"/>
-          </w:tcPr>
-          <w:p>
-            <w:pPr>
-              <w:pStyle w:val="Normal"/>
-              <w:jc w:val="center"/>
-              <w:pBdr>
-                <w:bottom w:val="none" w:sz="0" w:space="0" w:color="000000"/>
-                <w:top w:val="none" w:sz="0" w:space="0" w:color="000000"/>
-                <w:left w:val="none" w:sz="0" w:space="0" w:color="000000"/>
-                <w:right w:val="none" w:sz="0" w:space="0" w:color="000000"/>
-              </w:pBdr>
-              <w:spacing w:after="100" w:before="100" w:line="240"/>
-              <w:ind w:left="100" w:right="100" w:firstLine="0" w:firstLineChars="0"/>
-              <w:rPr>
-                <w:rFonts w:ascii="Helvetica" w:hAnsi="Helvetica" w:eastAsia="Helvetica" w:cs="Helvetica"/>
-                <w:i w:val="false"/>
-                <w:b w:val="false"/>
-                <w:u w:val="none"/>
-                <w:sz w:val="22"/>
-                <w:szCs w:val="22"/>
-                <w:color w:val="000000"/>
-              </w:rPr>
-            </w:pPr>
-            <w:r>
-              <w:rPr>
-                <w:rFonts w:ascii="Helvetica" w:hAnsi="Helvetica" w:eastAsia="Helvetica" w:cs="Helvetica"/>
-                <w:i w:val="false"/>
-                <w:b w:val="false"/>
-                <w:u w:val="none"/>
-                <w:sz w:val="22"/>
-                <w:szCs w:val="22"/>
-                <w:color w:val="000000"/>
-              </w:rPr>
-              <w:t xml:space="preserve">2,591, 2,161,065</w:t>
-            </w:r>
-          </w:p>
-        </w:tc>
-        <w:tc>
-          <w:tcPr>
-            <w:tcBorders>
-              <w:bottom w:val="none" w:sz="0" w:space="0" w:color="000000"/>
-              <w:top w:val="none" w:sz="0" w:space="0" w:color="000000"/>
-              <w:left w:val="none" w:sz="0" w:space="0" w:color="000000"/>
-              <w:right w:val="none" w:sz="0" w:space="0" w:color="000000"/>
-            </w:tcBorders>
-            <w:shd w:val="clear" w:color="auto" w:fill="FFFFFF"/>
-            <w:tcMar>
-              <w:top w:w="0" w:type="dxa"/>
-              <w:bottom w:w="0" w:type="dxa"/>
-              <w:left w:w="0" w:type="dxa"/>
-              <w:right w:w="0" w:type="dxa"/>
-            </w:tcMar>
-            <w:vAlign w:val="top"/>
-          </w:tcPr>
-          <w:p>
-            <w:pPr>
-              <w:pStyle w:val="Normal"/>
-              <w:jc w:val="center"/>
-              <w:pBdr>
-                <w:bottom w:val="none" w:sz="0" w:space="0" w:color="000000"/>
-                <w:top w:val="none" w:sz="0" w:space="0" w:color="000000"/>
-                <w:left w:val="none" w:sz="0" w:space="0" w:color="000000"/>
-                <w:right w:val="none" w:sz="0" w:space="0" w:color="000000"/>
-              </w:pBdr>
-              <w:spacing w:after="100" w:before="100" w:line="240"/>
-              <w:ind w:left="100" w:right="100" w:firstLine="0" w:firstLineChars="0"/>
-              <w:rPr>
-                <w:rFonts w:ascii="Helvetica" w:hAnsi="Helvetica" w:eastAsia="Helvetica" w:cs="Helvetica"/>
-                <w:i w:val="false"/>
-                <w:b w:val="false"/>
-                <w:u w:val="none"/>
-                <w:sz w:val="22"/>
-                <w:szCs w:val="22"/>
-                <w:color w:val="000000"/>
-              </w:rPr>
-            </w:pPr>
-            <w:r>
-              <w:rPr>
-                <w:rFonts w:ascii="Helvetica" w:hAnsi="Helvetica" w:eastAsia="Helvetica" w:cs="Helvetica"/>
-                <w:i w:val="false"/>
-                <w:b w:val="false"/>
-                <w:u w:val="none"/>
-                <w:sz w:val="22"/>
-                <w:szCs w:val="22"/>
-                <w:color w:val="000000"/>
-              </w:rPr>
-              <w:t xml:space="preserve">&lt;0.001</w:t>
+              <w:t xml:space="preserve">0.01, 0.82</w:t>
+            </w:r>
+          </w:p>
+        </w:tc>
+        <w:tc>
+          <w:tcPr>
+            <w:tcBorders>
+              <w:bottom w:val="none" w:sz="0" w:space="0" w:color="000000"/>
+              <w:top w:val="none" w:sz="0" w:space="0" w:color="000000"/>
+              <w:left w:val="none" w:sz="0" w:space="0" w:color="000000"/>
+              <w:right w:val="none" w:sz="0" w:space="0" w:color="000000"/>
+            </w:tcBorders>
+            <w:shd w:val="clear" w:color="auto" w:fill="FFFFFF"/>
+            <w:tcMar>
+              <w:top w:w="0" w:type="dxa"/>
+              <w:bottom w:w="0" w:type="dxa"/>
+              <w:left w:w="0" w:type="dxa"/>
+              <w:right w:w="0" w:type="dxa"/>
+            </w:tcMar>
+            <w:vAlign w:val="top"/>
+          </w:tcPr>
+          <w:p>
+            <w:pPr>
+              <w:pStyle w:val="Normal"/>
+              <w:jc w:val="center"/>
+              <w:pBdr>
+                <w:bottom w:val="none" w:sz="0" w:space="0" w:color="000000"/>
+                <w:top w:val="none" w:sz="0" w:space="0" w:color="000000"/>
+                <w:left w:val="none" w:sz="0" w:space="0" w:color="000000"/>
+                <w:right w:val="none" w:sz="0" w:space="0" w:color="000000"/>
+              </w:pBdr>
+              <w:spacing w:after="100" w:before="100" w:line="240"/>
+              <w:ind w:left="100" w:right="100" w:firstLine="0" w:firstLineChars="0"/>
+              <w:rPr>
+                <w:rFonts w:ascii="Helvetica" w:hAnsi="Helvetica" w:eastAsia="Helvetica" w:cs="Helvetica"/>
+                <w:i w:val="false"/>
+                <w:b w:val="false"/>
+                <w:u w:val="none"/>
+                <w:sz w:val="22"/>
+                <w:szCs w:val="22"/>
+                <w:color w:val="000000"/>
+              </w:rPr>
+            </w:pPr>
+            <w:r>
+              <w:rPr>
+                <w:rFonts w:ascii="Helvetica" w:hAnsi="Helvetica" w:eastAsia="Helvetica" w:cs="Helvetica"/>
+                <w:i w:val="false"/>
+                <w:b w:val="false"/>
+                <w:u w:val="none"/>
+                <w:sz w:val="22"/>
+                <w:szCs w:val="22"/>
+                <w:color w:val="000000"/>
+              </w:rPr>
+              <w:t xml:space="preserve">0.034</w:t>
             </w:r>
           </w:p>
         </w:tc>
@@ -13776,7 +13293,7 @@
         <w:trPr>
           <w:trHeight w:val="616" w:hRule="auto"/>
         </w:trPr>
-        body28
+        body27
         <w:tc>
           <w:tcPr>
             <w:tcBorders>
@@ -14144,113 +13661,113 @@
                 <w:szCs w:val="22"/>
                 <w:color w:val="000000"/>
               </w:rPr>
-              <w:t xml:space="preserve">2.66</w:t>
-            </w:r>
-          </w:p>
-        </w:tc>
-        <w:tc>
-          <w:tcPr>
-            <w:tcBorders>
-              <w:bottom w:val="none" w:sz="0" w:space="0" w:color="000000"/>
-              <w:top w:val="none" w:sz="0" w:space="0" w:color="000000"/>
-              <w:left w:val="none" w:sz="0" w:space="0" w:color="000000"/>
-              <w:right w:val="none" w:sz="0" w:space="0" w:color="000000"/>
-            </w:tcBorders>
-            <w:shd w:val="clear" w:color="auto" w:fill="FFFFFF"/>
-            <w:tcMar>
-              <w:top w:w="0" w:type="dxa"/>
-              <w:bottom w:w="0" w:type="dxa"/>
-              <w:left w:w="0" w:type="dxa"/>
-              <w:right w:w="0" w:type="dxa"/>
-            </w:tcMar>
-            <w:vAlign w:val="top"/>
-          </w:tcPr>
-          <w:p>
-            <w:pPr>
-              <w:pStyle w:val="Normal"/>
-              <w:jc w:val="center"/>
-              <w:pBdr>
-                <w:bottom w:val="none" w:sz="0" w:space="0" w:color="000000"/>
-                <w:top w:val="none" w:sz="0" w:space="0" w:color="000000"/>
-                <w:left w:val="none" w:sz="0" w:space="0" w:color="000000"/>
-                <w:right w:val="none" w:sz="0" w:space="0" w:color="000000"/>
-              </w:pBdr>
-              <w:spacing w:after="100" w:before="100" w:line="240"/>
-              <w:ind w:left="100" w:right="100" w:firstLine="0" w:firstLineChars="0"/>
-              <w:rPr>
-                <w:rFonts w:ascii="Helvetica" w:hAnsi="Helvetica" w:eastAsia="Helvetica" w:cs="Helvetica"/>
-                <w:i w:val="false"/>
-                <w:b w:val="false"/>
-                <w:u w:val="none"/>
-                <w:sz w:val="22"/>
-                <w:szCs w:val="22"/>
-                <w:color w:val="000000"/>
-              </w:rPr>
-            </w:pPr>
-            <w:r>
-              <w:rPr>
-                <w:rFonts w:ascii="Helvetica" w:hAnsi="Helvetica" w:eastAsia="Helvetica" w:cs="Helvetica"/>
-                <w:i w:val="false"/>
-                <w:b w:val="false"/>
-                <w:u w:val="none"/>
-                <w:sz w:val="22"/>
-                <w:szCs w:val="22"/>
-                <w:color w:val="000000"/>
-              </w:rPr>
-              <w:t xml:space="preserve">0.53, 13.3</w:t>
-            </w:r>
-          </w:p>
-        </w:tc>
-        <w:tc>
-          <w:tcPr>
-            <w:tcBorders>
-              <w:bottom w:val="none" w:sz="0" w:space="0" w:color="000000"/>
-              <w:top w:val="none" w:sz="0" w:space="0" w:color="000000"/>
-              <w:left w:val="none" w:sz="0" w:space="0" w:color="000000"/>
-              <w:right w:val="none" w:sz="0" w:space="0" w:color="000000"/>
-            </w:tcBorders>
-            <w:shd w:val="clear" w:color="auto" w:fill="FFFFFF"/>
-            <w:tcMar>
-              <w:top w:w="0" w:type="dxa"/>
-              <w:bottom w:w="0" w:type="dxa"/>
-              <w:left w:w="0" w:type="dxa"/>
-              <w:right w:w="0" w:type="dxa"/>
-            </w:tcMar>
-            <w:vAlign w:val="top"/>
-          </w:tcPr>
-          <w:p>
-            <w:pPr>
-              <w:pStyle w:val="Normal"/>
-              <w:jc w:val="center"/>
-              <w:pBdr>
-                <w:bottom w:val="none" w:sz="0" w:space="0" w:color="000000"/>
-                <w:top w:val="none" w:sz="0" w:space="0" w:color="000000"/>
-                <w:left w:val="none" w:sz="0" w:space="0" w:color="000000"/>
-                <w:right w:val="none" w:sz="0" w:space="0" w:color="000000"/>
-              </w:pBdr>
-              <w:spacing w:after="100" w:before="100" w:line="240"/>
-              <w:ind w:left="100" w:right="100" w:firstLine="0" w:firstLineChars="0"/>
-              <w:rPr>
-                <w:rFonts w:ascii="Helvetica" w:hAnsi="Helvetica" w:eastAsia="Helvetica" w:cs="Helvetica"/>
-                <w:i w:val="false"/>
-                <w:b w:val="false"/>
-                <w:u w:val="none"/>
-                <w:sz w:val="22"/>
-                <w:szCs w:val="22"/>
-                <w:color w:val="000000"/>
-              </w:rPr>
-            </w:pPr>
-            <w:r>
-              <w:rPr>
-                <w:rFonts w:ascii="Helvetica" w:hAnsi="Helvetica" w:eastAsia="Helvetica" w:cs="Helvetica"/>
-                <w:i w:val="false"/>
-                <w:b w:val="false"/>
-                <w:u w:val="none"/>
-                <w:sz w:val="22"/>
-                <w:szCs w:val="22"/>
-                <w:color w:val="000000"/>
-              </w:rPr>
-              <w:t xml:space="preserve">0.230</w:t>
+              <w:t xml:space="preserve">2.75</w:t>
+            </w:r>
+          </w:p>
+        </w:tc>
+        <w:tc>
+          <w:tcPr>
+            <w:tcBorders>
+              <w:bottom w:val="none" w:sz="0" w:space="0" w:color="000000"/>
+              <w:top w:val="none" w:sz="0" w:space="0" w:color="000000"/>
+              <w:left w:val="none" w:sz="0" w:space="0" w:color="000000"/>
+              <w:right w:val="none" w:sz="0" w:space="0" w:color="000000"/>
+            </w:tcBorders>
+            <w:shd w:val="clear" w:color="auto" w:fill="FFFFFF"/>
+            <w:tcMar>
+              <w:top w:w="0" w:type="dxa"/>
+              <w:bottom w:w="0" w:type="dxa"/>
+              <w:left w:w="0" w:type="dxa"/>
+              <w:right w:w="0" w:type="dxa"/>
+            </w:tcMar>
+            <w:vAlign w:val="top"/>
+          </w:tcPr>
+          <w:p>
+            <w:pPr>
+              <w:pStyle w:val="Normal"/>
+              <w:jc w:val="center"/>
+              <w:pBdr>
+                <w:bottom w:val="none" w:sz="0" w:space="0" w:color="000000"/>
+                <w:top w:val="none" w:sz="0" w:space="0" w:color="000000"/>
+                <w:left w:val="none" w:sz="0" w:space="0" w:color="000000"/>
+                <w:right w:val="none" w:sz="0" w:space="0" w:color="000000"/>
+              </w:pBdr>
+              <w:spacing w:after="100" w:before="100" w:line="240"/>
+              <w:ind w:left="100" w:right="100" w:firstLine="0" w:firstLineChars="0"/>
+              <w:rPr>
+                <w:rFonts w:ascii="Helvetica" w:hAnsi="Helvetica" w:eastAsia="Helvetica" w:cs="Helvetica"/>
+                <w:i w:val="false"/>
+                <w:b w:val="false"/>
+                <w:u w:val="none"/>
+                <w:sz w:val="22"/>
+                <w:szCs w:val="22"/>
+                <w:color w:val="000000"/>
+              </w:rPr>
+            </w:pPr>
+            <w:r>
+              <w:rPr>
+                <w:rFonts w:ascii="Helvetica" w:hAnsi="Helvetica" w:eastAsia="Helvetica" w:cs="Helvetica"/>
+                <w:i w:val="false"/>
+                <w:b w:val="false"/>
+                <w:u w:val="none"/>
+                <w:sz w:val="22"/>
+                <w:szCs w:val="22"/>
+                <w:color w:val="000000"/>
+              </w:rPr>
+              <w:t xml:space="preserve">0.57, 13.2</w:t>
+            </w:r>
+          </w:p>
+        </w:tc>
+        <w:tc>
+          <w:tcPr>
+            <w:tcBorders>
+              <w:bottom w:val="none" w:sz="0" w:space="0" w:color="000000"/>
+              <w:top w:val="none" w:sz="0" w:space="0" w:color="000000"/>
+              <w:left w:val="none" w:sz="0" w:space="0" w:color="000000"/>
+              <w:right w:val="none" w:sz="0" w:space="0" w:color="000000"/>
+            </w:tcBorders>
+            <w:shd w:val="clear" w:color="auto" w:fill="FFFFFF"/>
+            <w:tcMar>
+              <w:top w:w="0" w:type="dxa"/>
+              <w:bottom w:w="0" w:type="dxa"/>
+              <w:left w:w="0" w:type="dxa"/>
+              <w:right w:w="0" w:type="dxa"/>
+            </w:tcMar>
+            <w:vAlign w:val="top"/>
+          </w:tcPr>
+          <w:p>
+            <w:pPr>
+              <w:pStyle w:val="Normal"/>
+              <w:jc w:val="center"/>
+              <w:pBdr>
+                <w:bottom w:val="none" w:sz="0" w:space="0" w:color="000000"/>
+                <w:top w:val="none" w:sz="0" w:space="0" w:color="000000"/>
+                <w:left w:val="none" w:sz="0" w:space="0" w:color="000000"/>
+                <w:right w:val="none" w:sz="0" w:space="0" w:color="000000"/>
+              </w:pBdr>
+              <w:spacing w:after="100" w:before="100" w:line="240"/>
+              <w:ind w:left="100" w:right="100" w:firstLine="0" w:firstLineChars="0"/>
+              <w:rPr>
+                <w:rFonts w:ascii="Helvetica" w:hAnsi="Helvetica" w:eastAsia="Helvetica" w:cs="Helvetica"/>
+                <w:i w:val="false"/>
+                <w:b w:val="false"/>
+                <w:u w:val="none"/>
+                <w:sz w:val="22"/>
+                <w:szCs w:val="22"/>
+                <w:color w:val="000000"/>
+              </w:rPr>
+            </w:pPr>
+            <w:r>
+              <w:rPr>
+                <w:rFonts w:ascii="Helvetica" w:hAnsi="Helvetica" w:eastAsia="Helvetica" w:cs="Helvetica"/>
+                <w:i w:val="false"/>
+                <w:b w:val="false"/>
+                <w:u w:val="none"/>
+                <w:sz w:val="22"/>
+                <w:szCs w:val="22"/>
+                <w:color w:val="000000"/>
+              </w:rPr>
+              <w:t xml:space="preserve">0.210</w:t>
             </w:r>
           </w:p>
         </w:tc>
@@ -14259,7 +13776,7 @@
         <w:trPr>
           <w:trHeight w:val="619" w:hRule="auto"/>
         </w:trPr>
-        body29
+        body28
         <w:tc>
           <w:tcPr>
             <w:tcBorders>

--- a/docs/tables/carbo/sec7_ckd.docx
+++ b/docs/tables/carbo/sec7_ckd.docx
@@ -1103,7 +1103,7 @@
                 <w:szCs w:val="22"/>
                 <w:color w:val="000000"/>
               </w:rPr>
-              <w:t xml:space="preserve">1.29</w:t>
+              <w:t xml:space="preserve">1.98</w:t>
             </w:r>
           </w:p>
         </w:tc>
@@ -1156,7 +1156,7 @@
                 <w:szCs w:val="22"/>
                 <w:color w:val="000000"/>
               </w:rPr>
-              <w:t xml:space="preserve">0.95, 1.75</w:t>
+              <w:t xml:space="preserve">1.23, 3.18</w:t>
             </w:r>
           </w:p>
         </w:tc>
@@ -1209,7 +1209,7 @@
                 <w:szCs w:val="22"/>
                 <w:color w:val="000000"/>
               </w:rPr>
-              <w:t xml:space="preserve">0.110</w:t>
+              <w:t xml:space="preserve">0.005</w:t>
             </w:r>
           </w:p>
         </w:tc>
@@ -1692,7 +1692,7 @@
                 <w:szCs w:val="22"/>
                 <w:color w:val="000000"/>
               </w:rPr>
-              <w:t xml:space="preserve">0.620</w:t>
+              <w:t xml:space="preserve">0.560</w:t>
             </w:r>
           </w:p>
         </w:tc>
@@ -3035,113 +3035,113 @@
                 <w:szCs w:val="22"/>
                 <w:color w:val="000000"/>
               </w:rPr>
-              <w:t xml:space="preserve">11.3</w:t>
-            </w:r>
-          </w:p>
-        </w:tc>
-        <w:tc>
-          <w:tcPr>
-            <w:tcBorders>
-              <w:bottom w:val="none" w:sz="0" w:space="0" w:color="000000"/>
-              <w:top w:val="none" w:sz="0" w:space="0" w:color="000000"/>
-              <w:left w:val="none" w:sz="0" w:space="0" w:color="000000"/>
-              <w:right w:val="none" w:sz="0" w:space="0" w:color="000000"/>
-            </w:tcBorders>
-            <w:shd w:val="clear" w:color="auto" w:fill="FFFFFF"/>
-            <w:tcMar>
-              <w:top w:w="0" w:type="dxa"/>
-              <w:bottom w:w="0" w:type="dxa"/>
-              <w:left w:w="0" w:type="dxa"/>
-              <w:right w:w="0" w:type="dxa"/>
-            </w:tcMar>
-            <w:vAlign w:val="top"/>
-          </w:tcPr>
-          <w:p>
-            <w:pPr>
-              <w:pStyle w:val="Normal"/>
-              <w:jc w:val="center"/>
-              <w:pBdr>
-                <w:bottom w:val="none" w:sz="0" w:space="0" w:color="000000"/>
-                <w:top w:val="none" w:sz="0" w:space="0" w:color="000000"/>
-                <w:left w:val="none" w:sz="0" w:space="0" w:color="000000"/>
-                <w:right w:val="none" w:sz="0" w:space="0" w:color="000000"/>
-              </w:pBdr>
-              <w:spacing w:after="100" w:before="100" w:line="240"/>
-              <w:ind w:left="100" w:right="100" w:firstLine="0" w:firstLineChars="0"/>
-              <w:rPr>
-                <w:rFonts w:ascii="Helvetica" w:hAnsi="Helvetica" w:eastAsia="Helvetica" w:cs="Helvetica"/>
-                <w:i w:val="false"/>
-                <w:b w:val="false"/>
-                <w:u w:val="none"/>
-                <w:sz w:val="22"/>
-                <w:szCs w:val="22"/>
-                <w:color w:val="000000"/>
-              </w:rPr>
-            </w:pPr>
-            <w:r>
-              <w:rPr>
-                <w:rFonts w:ascii="Helvetica" w:hAnsi="Helvetica" w:eastAsia="Helvetica" w:cs="Helvetica"/>
-                <w:i w:val="false"/>
-                <w:b w:val="false"/>
-                <w:u w:val="none"/>
-                <w:sz w:val="22"/>
-                <w:szCs w:val="22"/>
-                <w:color w:val="000000"/>
-              </w:rPr>
-              <w:t xml:space="preserve">1.50, 85.6</w:t>
-            </w:r>
-          </w:p>
-        </w:tc>
-        <w:tc>
-          <w:tcPr>
-            <w:tcBorders>
-              <w:bottom w:val="none" w:sz="0" w:space="0" w:color="000000"/>
-              <w:top w:val="none" w:sz="0" w:space="0" w:color="000000"/>
-              <w:left w:val="none" w:sz="0" w:space="0" w:color="000000"/>
-              <w:right w:val="none" w:sz="0" w:space="0" w:color="000000"/>
-            </w:tcBorders>
-            <w:shd w:val="clear" w:color="auto" w:fill="FFFFFF"/>
-            <w:tcMar>
-              <w:top w:w="0" w:type="dxa"/>
-              <w:bottom w:w="0" w:type="dxa"/>
-              <w:left w:w="0" w:type="dxa"/>
-              <w:right w:w="0" w:type="dxa"/>
-            </w:tcMar>
-            <w:vAlign w:val="top"/>
-          </w:tcPr>
-          <w:p>
-            <w:pPr>
-              <w:pStyle w:val="Normal"/>
-              <w:jc w:val="center"/>
-              <w:pBdr>
-                <w:bottom w:val="none" w:sz="0" w:space="0" w:color="000000"/>
-                <w:top w:val="none" w:sz="0" w:space="0" w:color="000000"/>
-                <w:left w:val="none" w:sz="0" w:space="0" w:color="000000"/>
-                <w:right w:val="none" w:sz="0" w:space="0" w:color="000000"/>
-              </w:pBdr>
-              <w:spacing w:after="100" w:before="100" w:line="240"/>
-              <w:ind w:left="100" w:right="100" w:firstLine="0" w:firstLineChars="0"/>
-              <w:rPr>
-                <w:rFonts w:ascii="Helvetica" w:hAnsi="Helvetica" w:eastAsia="Helvetica" w:cs="Helvetica"/>
-                <w:i w:val="false"/>
-                <w:b w:val="false"/>
-                <w:u w:val="none"/>
-                <w:sz w:val="22"/>
-                <w:szCs w:val="22"/>
-                <w:color w:val="000000"/>
-              </w:rPr>
-            </w:pPr>
-            <w:r>
-              <w:rPr>
-                <w:rFonts w:ascii="Helvetica" w:hAnsi="Helvetica" w:eastAsia="Helvetica" w:cs="Helvetica"/>
-                <w:i w:val="false"/>
-                <w:b w:val="false"/>
-                <w:u w:val="none"/>
-                <w:sz w:val="22"/>
-                <w:szCs w:val="22"/>
-                <w:color w:val="000000"/>
-              </w:rPr>
-              <w:t xml:space="preserve">0.019</w:t>
+              <w:t xml:space="preserve">14.6</w:t>
+            </w:r>
+          </w:p>
+        </w:tc>
+        <w:tc>
+          <w:tcPr>
+            <w:tcBorders>
+              <w:bottom w:val="none" w:sz="0" w:space="0" w:color="000000"/>
+              <w:top w:val="none" w:sz="0" w:space="0" w:color="000000"/>
+              <w:left w:val="none" w:sz="0" w:space="0" w:color="000000"/>
+              <w:right w:val="none" w:sz="0" w:space="0" w:color="000000"/>
+            </w:tcBorders>
+            <w:shd w:val="clear" w:color="auto" w:fill="FFFFFF"/>
+            <w:tcMar>
+              <w:top w:w="0" w:type="dxa"/>
+              <w:bottom w:w="0" w:type="dxa"/>
+              <w:left w:w="0" w:type="dxa"/>
+              <w:right w:w="0" w:type="dxa"/>
+            </w:tcMar>
+            <w:vAlign w:val="top"/>
+          </w:tcPr>
+          <w:p>
+            <w:pPr>
+              <w:pStyle w:val="Normal"/>
+              <w:jc w:val="center"/>
+              <w:pBdr>
+                <w:bottom w:val="none" w:sz="0" w:space="0" w:color="000000"/>
+                <w:top w:val="none" w:sz="0" w:space="0" w:color="000000"/>
+                <w:left w:val="none" w:sz="0" w:space="0" w:color="000000"/>
+                <w:right w:val="none" w:sz="0" w:space="0" w:color="000000"/>
+              </w:pBdr>
+              <w:spacing w:after="100" w:before="100" w:line="240"/>
+              <w:ind w:left="100" w:right="100" w:firstLine="0" w:firstLineChars="0"/>
+              <w:rPr>
+                <w:rFonts w:ascii="Helvetica" w:hAnsi="Helvetica" w:eastAsia="Helvetica" w:cs="Helvetica"/>
+                <w:i w:val="false"/>
+                <w:b w:val="false"/>
+                <w:u w:val="none"/>
+                <w:sz w:val="22"/>
+                <w:szCs w:val="22"/>
+                <w:color w:val="000000"/>
+              </w:rPr>
+            </w:pPr>
+            <w:r>
+              <w:rPr>
+                <w:rFonts w:ascii="Helvetica" w:hAnsi="Helvetica" w:eastAsia="Helvetica" w:cs="Helvetica"/>
+                <w:i w:val="false"/>
+                <w:b w:val="false"/>
+                <w:u w:val="none"/>
+                <w:sz w:val="22"/>
+                <w:szCs w:val="22"/>
+                <w:color w:val="000000"/>
+              </w:rPr>
+              <w:t xml:space="preserve">1.74, 123</w:t>
+            </w:r>
+          </w:p>
+        </w:tc>
+        <w:tc>
+          <w:tcPr>
+            <w:tcBorders>
+              <w:bottom w:val="none" w:sz="0" w:space="0" w:color="000000"/>
+              <w:top w:val="none" w:sz="0" w:space="0" w:color="000000"/>
+              <w:left w:val="none" w:sz="0" w:space="0" w:color="000000"/>
+              <w:right w:val="none" w:sz="0" w:space="0" w:color="000000"/>
+            </w:tcBorders>
+            <w:shd w:val="clear" w:color="auto" w:fill="FFFFFF"/>
+            <w:tcMar>
+              <w:top w:w="0" w:type="dxa"/>
+              <w:bottom w:w="0" w:type="dxa"/>
+              <w:left w:w="0" w:type="dxa"/>
+              <w:right w:w="0" w:type="dxa"/>
+            </w:tcMar>
+            <w:vAlign w:val="top"/>
+          </w:tcPr>
+          <w:p>
+            <w:pPr>
+              <w:pStyle w:val="Normal"/>
+              <w:jc w:val="center"/>
+              <w:pBdr>
+                <w:bottom w:val="none" w:sz="0" w:space="0" w:color="000000"/>
+                <w:top w:val="none" w:sz="0" w:space="0" w:color="000000"/>
+                <w:left w:val="none" w:sz="0" w:space="0" w:color="000000"/>
+                <w:right w:val="none" w:sz="0" w:space="0" w:color="000000"/>
+              </w:pBdr>
+              <w:spacing w:after="100" w:before="100" w:line="240"/>
+              <w:ind w:left="100" w:right="100" w:firstLine="0" w:firstLineChars="0"/>
+              <w:rPr>
+                <w:rFonts w:ascii="Helvetica" w:hAnsi="Helvetica" w:eastAsia="Helvetica" w:cs="Helvetica"/>
+                <w:i w:val="false"/>
+                <w:b w:val="false"/>
+                <w:u w:val="none"/>
+                <w:sz w:val="22"/>
+                <w:szCs w:val="22"/>
+                <w:color w:val="000000"/>
+              </w:rPr>
+            </w:pPr>
+            <w:r>
+              <w:rPr>
+                <w:rFonts w:ascii="Helvetica" w:hAnsi="Helvetica" w:eastAsia="Helvetica" w:cs="Helvetica"/>
+                <w:i w:val="false"/>
+                <w:b w:val="false"/>
+                <w:u w:val="none"/>
+                <w:sz w:val="22"/>
+                <w:szCs w:val="22"/>
+                <w:color w:val="000000"/>
+              </w:rPr>
+              <w:t xml:space="preserve">0.014</w:t>
             </w:r>
           </w:p>
         </w:tc>
@@ -3518,113 +3518,113 @@
                 <w:szCs w:val="22"/>
                 <w:color w:val="000000"/>
               </w:rPr>
-              <w:t xml:space="preserve">0.94</w:t>
-            </w:r>
-          </w:p>
-        </w:tc>
-        <w:tc>
-          <w:tcPr>
-            <w:tcBorders>
-              <w:bottom w:val="none" w:sz="0" w:space="0" w:color="000000"/>
-              <w:top w:val="none" w:sz="0" w:space="0" w:color="000000"/>
-              <w:left w:val="none" w:sz="0" w:space="0" w:color="000000"/>
-              <w:right w:val="none" w:sz="0" w:space="0" w:color="000000"/>
-            </w:tcBorders>
-            <w:shd w:val="clear" w:color="auto" w:fill="FFFFFF"/>
-            <w:tcMar>
-              <w:top w:w="0" w:type="dxa"/>
-              <w:bottom w:w="0" w:type="dxa"/>
-              <w:left w:w="0" w:type="dxa"/>
-              <w:right w:w="0" w:type="dxa"/>
-            </w:tcMar>
-            <w:vAlign w:val="top"/>
-          </w:tcPr>
-          <w:p>
-            <w:pPr>
-              <w:pStyle w:val="Normal"/>
-              <w:jc w:val="center"/>
-              <w:pBdr>
-                <w:bottom w:val="none" w:sz="0" w:space="0" w:color="000000"/>
-                <w:top w:val="none" w:sz="0" w:space="0" w:color="000000"/>
-                <w:left w:val="none" w:sz="0" w:space="0" w:color="000000"/>
-                <w:right w:val="none" w:sz="0" w:space="0" w:color="000000"/>
-              </w:pBdr>
-              <w:spacing w:after="100" w:before="100" w:line="240"/>
-              <w:ind w:left="100" w:right="100" w:firstLine="0" w:firstLineChars="0"/>
-              <w:rPr>
-                <w:rFonts w:ascii="Helvetica" w:hAnsi="Helvetica" w:eastAsia="Helvetica" w:cs="Helvetica"/>
-                <w:i w:val="false"/>
-                <w:b w:val="false"/>
-                <w:u w:val="none"/>
-                <w:sz w:val="22"/>
-                <w:szCs w:val="22"/>
-                <w:color w:val="000000"/>
-              </w:rPr>
-            </w:pPr>
-            <w:r>
-              <w:rPr>
-                <w:rFonts w:ascii="Helvetica" w:hAnsi="Helvetica" w:eastAsia="Helvetica" w:cs="Helvetica"/>
-                <w:i w:val="false"/>
-                <w:b w:val="false"/>
-                <w:u w:val="none"/>
-                <w:sz w:val="22"/>
-                <w:szCs w:val="22"/>
-                <w:color w:val="000000"/>
-              </w:rPr>
-              <w:t xml:space="preserve">0.68, 1.31</w:t>
-            </w:r>
-          </w:p>
-        </w:tc>
-        <w:tc>
-          <w:tcPr>
-            <w:tcBorders>
-              <w:bottom w:val="none" w:sz="0" w:space="0" w:color="000000"/>
-              <w:top w:val="none" w:sz="0" w:space="0" w:color="000000"/>
-              <w:left w:val="none" w:sz="0" w:space="0" w:color="000000"/>
-              <w:right w:val="none" w:sz="0" w:space="0" w:color="000000"/>
-            </w:tcBorders>
-            <w:shd w:val="clear" w:color="auto" w:fill="FFFFFF"/>
-            <w:tcMar>
-              <w:top w:w="0" w:type="dxa"/>
-              <w:bottom w:w="0" w:type="dxa"/>
-              <w:left w:w="0" w:type="dxa"/>
-              <w:right w:w="0" w:type="dxa"/>
-            </w:tcMar>
-            <w:vAlign w:val="top"/>
-          </w:tcPr>
-          <w:p>
-            <w:pPr>
-              <w:pStyle w:val="Normal"/>
-              <w:jc w:val="center"/>
-              <w:pBdr>
-                <w:bottom w:val="none" w:sz="0" w:space="0" w:color="000000"/>
-                <w:top w:val="none" w:sz="0" w:space="0" w:color="000000"/>
-                <w:left w:val="none" w:sz="0" w:space="0" w:color="000000"/>
-                <w:right w:val="none" w:sz="0" w:space="0" w:color="000000"/>
-              </w:pBdr>
-              <w:spacing w:after="100" w:before="100" w:line="240"/>
-              <w:ind w:left="100" w:right="100" w:firstLine="0" w:firstLineChars="0"/>
-              <w:rPr>
-                <w:rFonts w:ascii="Helvetica" w:hAnsi="Helvetica" w:eastAsia="Helvetica" w:cs="Helvetica"/>
-                <w:i w:val="false"/>
-                <w:b w:val="false"/>
-                <w:u w:val="none"/>
-                <w:sz w:val="22"/>
-                <w:szCs w:val="22"/>
-                <w:color w:val="000000"/>
-              </w:rPr>
-            </w:pPr>
-            <w:r>
-              <w:rPr>
-                <w:rFonts w:ascii="Helvetica" w:hAnsi="Helvetica" w:eastAsia="Helvetica" w:cs="Helvetica"/>
-                <w:i w:val="false"/>
-                <w:b w:val="false"/>
-                <w:u w:val="none"/>
-                <w:sz w:val="22"/>
-                <w:szCs w:val="22"/>
-                <w:color w:val="000000"/>
-              </w:rPr>
-              <w:t xml:space="preserve">0.710</w:t>
+              <w:t xml:space="preserve">0.90</w:t>
+            </w:r>
+          </w:p>
+        </w:tc>
+        <w:tc>
+          <w:tcPr>
+            <w:tcBorders>
+              <w:bottom w:val="none" w:sz="0" w:space="0" w:color="000000"/>
+              <w:top w:val="none" w:sz="0" w:space="0" w:color="000000"/>
+              <w:left w:val="none" w:sz="0" w:space="0" w:color="000000"/>
+              <w:right w:val="none" w:sz="0" w:space="0" w:color="000000"/>
+            </w:tcBorders>
+            <w:shd w:val="clear" w:color="auto" w:fill="FFFFFF"/>
+            <w:tcMar>
+              <w:top w:w="0" w:type="dxa"/>
+              <w:bottom w:w="0" w:type="dxa"/>
+              <w:left w:w="0" w:type="dxa"/>
+              <w:right w:w="0" w:type="dxa"/>
+            </w:tcMar>
+            <w:vAlign w:val="top"/>
+          </w:tcPr>
+          <w:p>
+            <w:pPr>
+              <w:pStyle w:val="Normal"/>
+              <w:jc w:val="center"/>
+              <w:pBdr>
+                <w:bottom w:val="none" w:sz="0" w:space="0" w:color="000000"/>
+                <w:top w:val="none" w:sz="0" w:space="0" w:color="000000"/>
+                <w:left w:val="none" w:sz="0" w:space="0" w:color="000000"/>
+                <w:right w:val="none" w:sz="0" w:space="0" w:color="000000"/>
+              </w:pBdr>
+              <w:spacing w:after="100" w:before="100" w:line="240"/>
+              <w:ind w:left="100" w:right="100" w:firstLine="0" w:firstLineChars="0"/>
+              <w:rPr>
+                <w:rFonts w:ascii="Helvetica" w:hAnsi="Helvetica" w:eastAsia="Helvetica" w:cs="Helvetica"/>
+                <w:i w:val="false"/>
+                <w:b w:val="false"/>
+                <w:u w:val="none"/>
+                <w:sz w:val="22"/>
+                <w:szCs w:val="22"/>
+                <w:color w:val="000000"/>
+              </w:rPr>
+            </w:pPr>
+            <w:r>
+              <w:rPr>
+                <w:rFonts w:ascii="Helvetica" w:hAnsi="Helvetica" w:eastAsia="Helvetica" w:cs="Helvetica"/>
+                <w:i w:val="false"/>
+                <w:b w:val="false"/>
+                <w:u w:val="none"/>
+                <w:sz w:val="22"/>
+                <w:szCs w:val="22"/>
+                <w:color w:val="000000"/>
+              </w:rPr>
+              <w:t xml:space="preserve">0.62, 1.29</w:t>
+            </w:r>
+          </w:p>
+        </w:tc>
+        <w:tc>
+          <w:tcPr>
+            <w:tcBorders>
+              <w:bottom w:val="none" w:sz="0" w:space="0" w:color="000000"/>
+              <w:top w:val="none" w:sz="0" w:space="0" w:color="000000"/>
+              <w:left w:val="none" w:sz="0" w:space="0" w:color="000000"/>
+              <w:right w:val="none" w:sz="0" w:space="0" w:color="000000"/>
+            </w:tcBorders>
+            <w:shd w:val="clear" w:color="auto" w:fill="FFFFFF"/>
+            <w:tcMar>
+              <w:top w:w="0" w:type="dxa"/>
+              <w:bottom w:w="0" w:type="dxa"/>
+              <w:left w:w="0" w:type="dxa"/>
+              <w:right w:w="0" w:type="dxa"/>
+            </w:tcMar>
+            <w:vAlign w:val="top"/>
+          </w:tcPr>
+          <w:p>
+            <w:pPr>
+              <w:pStyle w:val="Normal"/>
+              <w:jc w:val="center"/>
+              <w:pBdr>
+                <w:bottom w:val="none" w:sz="0" w:space="0" w:color="000000"/>
+                <w:top w:val="none" w:sz="0" w:space="0" w:color="000000"/>
+                <w:left w:val="none" w:sz="0" w:space="0" w:color="000000"/>
+                <w:right w:val="none" w:sz="0" w:space="0" w:color="000000"/>
+              </w:pBdr>
+              <w:spacing w:after="100" w:before="100" w:line="240"/>
+              <w:ind w:left="100" w:right="100" w:firstLine="0" w:firstLineChars="0"/>
+              <w:rPr>
+                <w:rFonts w:ascii="Helvetica" w:hAnsi="Helvetica" w:eastAsia="Helvetica" w:cs="Helvetica"/>
+                <w:i w:val="false"/>
+                <w:b w:val="false"/>
+                <w:u w:val="none"/>
+                <w:sz w:val="22"/>
+                <w:szCs w:val="22"/>
+                <w:color w:val="000000"/>
+              </w:rPr>
+            </w:pPr>
+            <w:r>
+              <w:rPr>
+                <w:rFonts w:ascii="Helvetica" w:hAnsi="Helvetica" w:eastAsia="Helvetica" w:cs="Helvetica"/>
+                <w:i w:val="false"/>
+                <w:b w:val="false"/>
+                <w:u w:val="none"/>
+                <w:sz w:val="22"/>
+                <w:szCs w:val="22"/>
+                <w:color w:val="000000"/>
+              </w:rPr>
+              <w:t xml:space="preserve">0.560</w:t>
             </w:r>
           </w:p>
         </w:tc>
@@ -4967,113 +4967,113 @@
                 <w:szCs w:val="22"/>
                 <w:color w:val="000000"/>
               </w:rPr>
-              <w:t xml:space="preserve">0.32</w:t>
-            </w:r>
-          </w:p>
-        </w:tc>
-        <w:tc>
-          <w:tcPr>
-            <w:tcBorders>
-              <w:bottom w:val="none" w:sz="0" w:space="0" w:color="000000"/>
-              <w:top w:val="none" w:sz="0" w:space="0" w:color="000000"/>
-              <w:left w:val="none" w:sz="0" w:space="0" w:color="000000"/>
-              <w:right w:val="none" w:sz="0" w:space="0" w:color="000000"/>
-            </w:tcBorders>
-            <w:shd w:val="clear" w:color="auto" w:fill="FFFFFF"/>
-            <w:tcMar>
-              <w:top w:w="0" w:type="dxa"/>
-              <w:bottom w:w="0" w:type="dxa"/>
-              <w:left w:w="0" w:type="dxa"/>
-              <w:right w:w="0" w:type="dxa"/>
-            </w:tcMar>
-            <w:vAlign w:val="top"/>
-          </w:tcPr>
-          <w:p>
-            <w:pPr>
-              <w:pStyle w:val="Normal"/>
-              <w:jc w:val="center"/>
-              <w:pBdr>
-                <w:bottom w:val="none" w:sz="0" w:space="0" w:color="000000"/>
-                <w:top w:val="none" w:sz="0" w:space="0" w:color="000000"/>
-                <w:left w:val="none" w:sz="0" w:space="0" w:color="000000"/>
-                <w:right w:val="none" w:sz="0" w:space="0" w:color="000000"/>
-              </w:pBdr>
-              <w:spacing w:after="100" w:before="100" w:line="240"/>
-              <w:ind w:left="100" w:right="100" w:firstLine="0" w:firstLineChars="0"/>
-              <w:rPr>
-                <w:rFonts w:ascii="Helvetica" w:hAnsi="Helvetica" w:eastAsia="Helvetica" w:cs="Helvetica"/>
-                <w:i w:val="false"/>
-                <w:b w:val="false"/>
-                <w:u w:val="none"/>
-                <w:sz w:val="22"/>
-                <w:szCs w:val="22"/>
-                <w:color w:val="000000"/>
-              </w:rPr>
-            </w:pPr>
-            <w:r>
-              <w:rPr>
-                <w:rFonts w:ascii="Helvetica" w:hAnsi="Helvetica" w:eastAsia="Helvetica" w:cs="Helvetica"/>
-                <w:i w:val="false"/>
-                <w:b w:val="false"/>
-                <w:u w:val="none"/>
-                <w:sz w:val="22"/>
-                <w:szCs w:val="22"/>
-                <w:color w:val="000000"/>
-              </w:rPr>
-              <w:t xml:space="preserve">0.05, 2.10</w:t>
-            </w:r>
-          </w:p>
-        </w:tc>
-        <w:tc>
-          <w:tcPr>
-            <w:tcBorders>
-              <w:bottom w:val="none" w:sz="0" w:space="0" w:color="000000"/>
-              <w:top w:val="none" w:sz="0" w:space="0" w:color="000000"/>
-              <w:left w:val="none" w:sz="0" w:space="0" w:color="000000"/>
-              <w:right w:val="none" w:sz="0" w:space="0" w:color="000000"/>
-            </w:tcBorders>
-            <w:shd w:val="clear" w:color="auto" w:fill="FFFFFF"/>
-            <w:tcMar>
-              <w:top w:w="0" w:type="dxa"/>
-              <w:bottom w:w="0" w:type="dxa"/>
-              <w:left w:w="0" w:type="dxa"/>
-              <w:right w:w="0" w:type="dxa"/>
-            </w:tcMar>
-            <w:vAlign w:val="top"/>
-          </w:tcPr>
-          <w:p>
-            <w:pPr>
-              <w:pStyle w:val="Normal"/>
-              <w:jc w:val="center"/>
-              <w:pBdr>
-                <w:bottom w:val="none" w:sz="0" w:space="0" w:color="000000"/>
-                <w:top w:val="none" w:sz="0" w:space="0" w:color="000000"/>
-                <w:left w:val="none" w:sz="0" w:space="0" w:color="000000"/>
-                <w:right w:val="none" w:sz="0" w:space="0" w:color="000000"/>
-              </w:pBdr>
-              <w:spacing w:after="100" w:before="100" w:line="240"/>
-              <w:ind w:left="100" w:right="100" w:firstLine="0" w:firstLineChars="0"/>
-              <w:rPr>
-                <w:rFonts w:ascii="Helvetica" w:hAnsi="Helvetica" w:eastAsia="Helvetica" w:cs="Helvetica"/>
-                <w:i w:val="false"/>
-                <w:b w:val="false"/>
-                <w:u w:val="none"/>
-                <w:sz w:val="22"/>
-                <w:szCs w:val="22"/>
-                <w:color w:val="000000"/>
-              </w:rPr>
-            </w:pPr>
-            <w:r>
-              <w:rPr>
-                <w:rFonts w:ascii="Helvetica" w:hAnsi="Helvetica" w:eastAsia="Helvetica" w:cs="Helvetica"/>
-                <w:i w:val="false"/>
-                <w:b w:val="false"/>
-                <w:u w:val="none"/>
-                <w:sz w:val="22"/>
-                <w:szCs w:val="22"/>
-                <w:color w:val="000000"/>
-              </w:rPr>
-              <w:t xml:space="preserve">0.240</w:t>
+              <w:t xml:space="preserve">0.30</w:t>
+            </w:r>
+          </w:p>
+        </w:tc>
+        <w:tc>
+          <w:tcPr>
+            <w:tcBorders>
+              <w:bottom w:val="none" w:sz="0" w:space="0" w:color="000000"/>
+              <w:top w:val="none" w:sz="0" w:space="0" w:color="000000"/>
+              <w:left w:val="none" w:sz="0" w:space="0" w:color="000000"/>
+              <w:right w:val="none" w:sz="0" w:space="0" w:color="000000"/>
+            </w:tcBorders>
+            <w:shd w:val="clear" w:color="auto" w:fill="FFFFFF"/>
+            <w:tcMar>
+              <w:top w:w="0" w:type="dxa"/>
+              <w:bottom w:w="0" w:type="dxa"/>
+              <w:left w:w="0" w:type="dxa"/>
+              <w:right w:w="0" w:type="dxa"/>
+            </w:tcMar>
+            <w:vAlign w:val="top"/>
+          </w:tcPr>
+          <w:p>
+            <w:pPr>
+              <w:pStyle w:val="Normal"/>
+              <w:jc w:val="center"/>
+              <w:pBdr>
+                <w:bottom w:val="none" w:sz="0" w:space="0" w:color="000000"/>
+                <w:top w:val="none" w:sz="0" w:space="0" w:color="000000"/>
+                <w:left w:val="none" w:sz="0" w:space="0" w:color="000000"/>
+                <w:right w:val="none" w:sz="0" w:space="0" w:color="000000"/>
+              </w:pBdr>
+              <w:spacing w:after="100" w:before="100" w:line="240"/>
+              <w:ind w:left="100" w:right="100" w:firstLine="0" w:firstLineChars="0"/>
+              <w:rPr>
+                <w:rFonts w:ascii="Helvetica" w:hAnsi="Helvetica" w:eastAsia="Helvetica" w:cs="Helvetica"/>
+                <w:i w:val="false"/>
+                <w:b w:val="false"/>
+                <w:u w:val="none"/>
+                <w:sz w:val="22"/>
+                <w:szCs w:val="22"/>
+                <w:color w:val="000000"/>
+              </w:rPr>
+            </w:pPr>
+            <w:r>
+              <w:rPr>
+                <w:rFonts w:ascii="Helvetica" w:hAnsi="Helvetica" w:eastAsia="Helvetica" w:cs="Helvetica"/>
+                <w:i w:val="false"/>
+                <w:b w:val="false"/>
+                <w:u w:val="none"/>
+                <w:sz w:val="22"/>
+                <w:szCs w:val="22"/>
+                <w:color w:val="000000"/>
+              </w:rPr>
+              <w:t xml:space="preserve">0.04, 2.12</w:t>
+            </w:r>
+          </w:p>
+        </w:tc>
+        <w:tc>
+          <w:tcPr>
+            <w:tcBorders>
+              <w:bottom w:val="none" w:sz="0" w:space="0" w:color="000000"/>
+              <w:top w:val="none" w:sz="0" w:space="0" w:color="000000"/>
+              <w:left w:val="none" w:sz="0" w:space="0" w:color="000000"/>
+              <w:right w:val="none" w:sz="0" w:space="0" w:color="000000"/>
+            </w:tcBorders>
+            <w:shd w:val="clear" w:color="auto" w:fill="FFFFFF"/>
+            <w:tcMar>
+              <w:top w:w="0" w:type="dxa"/>
+              <w:bottom w:w="0" w:type="dxa"/>
+              <w:left w:w="0" w:type="dxa"/>
+              <w:right w:w="0" w:type="dxa"/>
+            </w:tcMar>
+            <w:vAlign w:val="top"/>
+          </w:tcPr>
+          <w:p>
+            <w:pPr>
+              <w:pStyle w:val="Normal"/>
+              <w:jc w:val="center"/>
+              <w:pBdr>
+                <w:bottom w:val="none" w:sz="0" w:space="0" w:color="000000"/>
+                <w:top w:val="none" w:sz="0" w:space="0" w:color="000000"/>
+                <w:left w:val="none" w:sz="0" w:space="0" w:color="000000"/>
+                <w:right w:val="none" w:sz="0" w:space="0" w:color="000000"/>
+              </w:pBdr>
+              <w:spacing w:after="100" w:before="100" w:line="240"/>
+              <w:ind w:left="100" w:right="100" w:firstLine="0" w:firstLineChars="0"/>
+              <w:rPr>
+                <w:rFonts w:ascii="Helvetica" w:hAnsi="Helvetica" w:eastAsia="Helvetica" w:cs="Helvetica"/>
+                <w:i w:val="false"/>
+                <w:b w:val="false"/>
+                <w:u w:val="none"/>
+                <w:sz w:val="22"/>
+                <w:szCs w:val="22"/>
+                <w:color w:val="000000"/>
+              </w:rPr>
+            </w:pPr>
+            <w:r>
+              <w:rPr>
+                <w:rFonts w:ascii="Helvetica" w:hAnsi="Helvetica" w:eastAsia="Helvetica" w:cs="Helvetica"/>
+                <w:i w:val="false"/>
+                <w:b w:val="false"/>
+                <w:u w:val="none"/>
+                <w:sz w:val="22"/>
+                <w:szCs w:val="22"/>
+                <w:color w:val="000000"/>
+              </w:rPr>
+              <w:t xml:space="preserve">0.230</w:t>
             </w:r>
           </w:p>
         </w:tc>
@@ -6046,7 +6046,7 @@
       </w:tr>
       <w:tr>
         <w:trPr>
-          <w:trHeight w:val="598" w:hRule="auto"/>
+          <w:trHeight w:val="597" w:hRule="auto"/>
         </w:trPr>
         body12
         <w:tc>
@@ -6469,60 +6469,60 @@
                 <w:szCs w:val="22"/>
                 <w:color w:val="000000"/>
               </w:rPr>
-              <w:t xml:space="preserve">0.00, 0.12</w:t>
-            </w:r>
-          </w:p>
-        </w:tc>
-        <w:tc>
-          <w:tcPr>
-            <w:tcBorders>
-              <w:bottom w:val="none" w:sz="0" w:space="0" w:color="000000"/>
-              <w:top w:val="none" w:sz="0" w:space="0" w:color="000000"/>
-              <w:left w:val="none" w:sz="0" w:space="0" w:color="000000"/>
-              <w:right w:val="none" w:sz="0" w:space="0" w:color="000000"/>
-            </w:tcBorders>
-            <w:shd w:val="clear" w:color="auto" w:fill="FFFFFF"/>
-            <w:tcMar>
-              <w:top w:w="0" w:type="dxa"/>
-              <w:bottom w:w="0" w:type="dxa"/>
-              <w:left w:w="0" w:type="dxa"/>
-              <w:right w:w="0" w:type="dxa"/>
-            </w:tcMar>
-            <w:vAlign w:val="top"/>
-          </w:tcPr>
-          <w:p>
-            <w:pPr>
-              <w:pStyle w:val="Normal"/>
-              <w:jc w:val="center"/>
-              <w:pBdr>
-                <w:bottom w:val="none" w:sz="0" w:space="0" w:color="000000"/>
-                <w:top w:val="none" w:sz="0" w:space="0" w:color="000000"/>
-                <w:left w:val="none" w:sz="0" w:space="0" w:color="000000"/>
-                <w:right w:val="none" w:sz="0" w:space="0" w:color="000000"/>
-              </w:pBdr>
-              <w:spacing w:after="100" w:before="100" w:line="240"/>
-              <w:ind w:left="100" w:right="100" w:firstLine="0" w:firstLineChars="0"/>
-              <w:rPr>
-                <w:rFonts w:ascii="Helvetica" w:hAnsi="Helvetica" w:eastAsia="Helvetica" w:cs="Helvetica"/>
-                <w:i w:val="false"/>
-                <w:b w:val="false"/>
-                <w:u w:val="none"/>
-                <w:sz w:val="22"/>
-                <w:szCs w:val="22"/>
-                <w:color w:val="000000"/>
-              </w:rPr>
-            </w:pPr>
-            <w:r>
-              <w:rPr>
-                <w:rFonts w:ascii="Helvetica" w:hAnsi="Helvetica" w:eastAsia="Helvetica" w:cs="Helvetica"/>
-                <w:i w:val="false"/>
-                <w:b w:val="false"/>
-                <w:u w:val="none"/>
-                <w:sz w:val="22"/>
-                <w:szCs w:val="22"/>
-                <w:color w:val="000000"/>
-              </w:rPr>
-              <w:t xml:space="preserve">0.004</w:t>
+              <w:t xml:space="preserve">0.00, 0.11</w:t>
+            </w:r>
+          </w:p>
+        </w:tc>
+        <w:tc>
+          <w:tcPr>
+            <w:tcBorders>
+              <w:bottom w:val="none" w:sz="0" w:space="0" w:color="000000"/>
+              <w:top w:val="none" w:sz="0" w:space="0" w:color="000000"/>
+              <w:left w:val="none" w:sz="0" w:space="0" w:color="000000"/>
+              <w:right w:val="none" w:sz="0" w:space="0" w:color="000000"/>
+            </w:tcBorders>
+            <w:shd w:val="clear" w:color="auto" w:fill="FFFFFF"/>
+            <w:tcMar>
+              <w:top w:w="0" w:type="dxa"/>
+              <w:bottom w:w="0" w:type="dxa"/>
+              <w:left w:w="0" w:type="dxa"/>
+              <w:right w:w="0" w:type="dxa"/>
+            </w:tcMar>
+            <w:vAlign w:val="top"/>
+          </w:tcPr>
+          <w:p>
+            <w:pPr>
+              <w:pStyle w:val="Normal"/>
+              <w:jc w:val="center"/>
+              <w:pBdr>
+                <w:bottom w:val="none" w:sz="0" w:space="0" w:color="000000"/>
+                <w:top w:val="none" w:sz="0" w:space="0" w:color="000000"/>
+                <w:left w:val="none" w:sz="0" w:space="0" w:color="000000"/>
+                <w:right w:val="none" w:sz="0" w:space="0" w:color="000000"/>
+              </w:pBdr>
+              <w:spacing w:after="100" w:before="100" w:line="240"/>
+              <w:ind w:left="100" w:right="100" w:firstLine="0" w:firstLineChars="0"/>
+              <w:rPr>
+                <w:rFonts w:ascii="Helvetica" w:hAnsi="Helvetica" w:eastAsia="Helvetica" w:cs="Helvetica"/>
+                <w:i w:val="false"/>
+                <w:b w:val="false"/>
+                <w:u w:val="none"/>
+                <w:sz w:val="22"/>
+                <w:szCs w:val="22"/>
+                <w:color w:val="000000"/>
+              </w:rPr>
+            </w:pPr>
+            <w:r>
+              <w:rPr>
+                <w:rFonts w:ascii="Helvetica" w:hAnsi="Helvetica" w:eastAsia="Helvetica" w:cs="Helvetica"/>
+                <w:i w:val="false"/>
+                <w:b w:val="false"/>
+                <w:u w:val="none"/>
+                <w:sz w:val="22"/>
+                <w:szCs w:val="22"/>
+                <w:color w:val="000000"/>
+              </w:rPr>
+              <w:t xml:space="preserve">0.005</w:t>
             </w:r>
           </w:p>
         </w:tc>
@@ -6952,60 +6952,60 @@
                 <w:szCs w:val="22"/>
                 <w:color w:val="000000"/>
               </w:rPr>
-              <w:t xml:space="preserve">0.00, 0.99</w:t>
-            </w:r>
-          </w:p>
-        </w:tc>
-        <w:tc>
-          <w:tcPr>
-            <w:tcBorders>
-              <w:bottom w:val="none" w:sz="0" w:space="0" w:color="000000"/>
-              <w:top w:val="none" w:sz="0" w:space="0" w:color="000000"/>
-              <w:left w:val="none" w:sz="0" w:space="0" w:color="000000"/>
-              <w:right w:val="none" w:sz="0" w:space="0" w:color="000000"/>
-            </w:tcBorders>
-            <w:shd w:val="clear" w:color="auto" w:fill="FFFFFF"/>
-            <w:tcMar>
-              <w:top w:w="0" w:type="dxa"/>
-              <w:bottom w:w="0" w:type="dxa"/>
-              <w:left w:w="0" w:type="dxa"/>
-              <w:right w:w="0" w:type="dxa"/>
-            </w:tcMar>
-            <w:vAlign w:val="top"/>
-          </w:tcPr>
-          <w:p>
-            <w:pPr>
-              <w:pStyle w:val="Normal"/>
-              <w:jc w:val="center"/>
-              <w:pBdr>
-                <w:bottom w:val="none" w:sz="0" w:space="0" w:color="000000"/>
-                <w:top w:val="none" w:sz="0" w:space="0" w:color="000000"/>
-                <w:left w:val="none" w:sz="0" w:space="0" w:color="000000"/>
-                <w:right w:val="none" w:sz="0" w:space="0" w:color="000000"/>
-              </w:pBdr>
-              <w:spacing w:after="100" w:before="100" w:line="240"/>
-              <w:ind w:left="100" w:right="100" w:firstLine="0" w:firstLineChars="0"/>
-              <w:rPr>
-                <w:rFonts w:ascii="Helvetica" w:hAnsi="Helvetica" w:eastAsia="Helvetica" w:cs="Helvetica"/>
-                <w:i w:val="false"/>
-                <w:b w:val="false"/>
-                <w:u w:val="none"/>
-                <w:sz w:val="22"/>
-                <w:szCs w:val="22"/>
-                <w:color w:val="000000"/>
-              </w:rPr>
-            </w:pPr>
-            <w:r>
-              <w:rPr>
-                <w:rFonts w:ascii="Helvetica" w:hAnsi="Helvetica" w:eastAsia="Helvetica" w:cs="Helvetica"/>
-                <w:i w:val="false"/>
-                <w:b w:val="false"/>
-                <w:u w:val="none"/>
-                <w:sz w:val="22"/>
-                <w:szCs w:val="22"/>
-                <w:color w:val="000000"/>
-              </w:rPr>
-              <w:t xml:space="preserve">0.049</w:t>
+              <w:t xml:space="preserve">0.00, 0.87</w:t>
+            </w:r>
+          </w:p>
+        </w:tc>
+        <w:tc>
+          <w:tcPr>
+            <w:tcBorders>
+              <w:bottom w:val="none" w:sz="0" w:space="0" w:color="000000"/>
+              <w:top w:val="none" w:sz="0" w:space="0" w:color="000000"/>
+              <w:left w:val="none" w:sz="0" w:space="0" w:color="000000"/>
+              <w:right w:val="none" w:sz="0" w:space="0" w:color="000000"/>
+            </w:tcBorders>
+            <w:shd w:val="clear" w:color="auto" w:fill="FFFFFF"/>
+            <w:tcMar>
+              <w:top w:w="0" w:type="dxa"/>
+              <w:bottom w:w="0" w:type="dxa"/>
+              <w:left w:w="0" w:type="dxa"/>
+              <w:right w:w="0" w:type="dxa"/>
+            </w:tcMar>
+            <w:vAlign w:val="top"/>
+          </w:tcPr>
+          <w:p>
+            <w:pPr>
+              <w:pStyle w:val="Normal"/>
+              <w:jc w:val="center"/>
+              <w:pBdr>
+                <w:bottom w:val="none" w:sz="0" w:space="0" w:color="000000"/>
+                <w:top w:val="none" w:sz="0" w:space="0" w:color="000000"/>
+                <w:left w:val="none" w:sz="0" w:space="0" w:color="000000"/>
+                <w:right w:val="none" w:sz="0" w:space="0" w:color="000000"/>
+              </w:pBdr>
+              <w:spacing w:after="100" w:before="100" w:line="240"/>
+              <w:ind w:left="100" w:right="100" w:firstLine="0" w:firstLineChars="0"/>
+              <w:rPr>
+                <w:rFonts w:ascii="Helvetica" w:hAnsi="Helvetica" w:eastAsia="Helvetica" w:cs="Helvetica"/>
+                <w:i w:val="false"/>
+                <w:b w:val="false"/>
+                <w:u w:val="none"/>
+                <w:sz w:val="22"/>
+                <w:szCs w:val="22"/>
+                <w:color w:val="000000"/>
+              </w:rPr>
+            </w:pPr>
+            <w:r>
+              <w:rPr>
+                <w:rFonts w:ascii="Helvetica" w:hAnsi="Helvetica" w:eastAsia="Helvetica" w:cs="Helvetica"/>
+                <w:i w:val="false"/>
+                <w:b w:val="false"/>
+                <w:u w:val="none"/>
+                <w:sz w:val="22"/>
+                <w:szCs w:val="22"/>
+                <w:color w:val="000000"/>
+              </w:rPr>
+              <w:t xml:space="preserve">0.044</w:t>
             </w:r>
           </w:p>
         </w:tc>
@@ -7435,60 +7435,60 @@
                 <w:szCs w:val="22"/>
                 <w:color w:val="000000"/>
               </w:rPr>
-              <w:t xml:space="preserve">0.00, 0.19</w:t>
-            </w:r>
-          </w:p>
-        </w:tc>
-        <w:tc>
-          <w:tcPr>
-            <w:tcBorders>
-              <w:bottom w:val="none" w:sz="0" w:space="0" w:color="000000"/>
-              <w:top w:val="none" w:sz="0" w:space="0" w:color="000000"/>
-              <w:left w:val="none" w:sz="0" w:space="0" w:color="000000"/>
-              <w:right w:val="none" w:sz="0" w:space="0" w:color="000000"/>
-            </w:tcBorders>
-            <w:shd w:val="clear" w:color="auto" w:fill="FFFFFF"/>
-            <w:tcMar>
-              <w:top w:w="0" w:type="dxa"/>
-              <w:bottom w:w="0" w:type="dxa"/>
-              <w:left w:w="0" w:type="dxa"/>
-              <w:right w:w="0" w:type="dxa"/>
-            </w:tcMar>
-            <w:vAlign w:val="top"/>
-          </w:tcPr>
-          <w:p>
-            <w:pPr>
-              <w:pStyle w:val="Normal"/>
-              <w:jc w:val="center"/>
-              <w:pBdr>
-                <w:bottom w:val="none" w:sz="0" w:space="0" w:color="000000"/>
-                <w:top w:val="none" w:sz="0" w:space="0" w:color="000000"/>
-                <w:left w:val="none" w:sz="0" w:space="0" w:color="000000"/>
-                <w:right w:val="none" w:sz="0" w:space="0" w:color="000000"/>
-              </w:pBdr>
-              <w:spacing w:after="100" w:before="100" w:line="240"/>
-              <w:ind w:left="100" w:right="100" w:firstLine="0" w:firstLineChars="0"/>
-              <w:rPr>
-                <w:rFonts w:ascii="Helvetica" w:hAnsi="Helvetica" w:eastAsia="Helvetica" w:cs="Helvetica"/>
-                <w:i w:val="false"/>
-                <w:b w:val="false"/>
-                <w:u w:val="none"/>
-                <w:sz w:val="22"/>
-                <w:szCs w:val="22"/>
-                <w:color w:val="000000"/>
-              </w:rPr>
-            </w:pPr>
-            <w:r>
-              <w:rPr>
-                <w:rFonts w:ascii="Helvetica" w:hAnsi="Helvetica" w:eastAsia="Helvetica" w:cs="Helvetica"/>
-                <w:i w:val="false"/>
-                <w:b w:val="false"/>
-                <w:u w:val="none"/>
-                <w:sz w:val="22"/>
-                <w:szCs w:val="22"/>
-                <w:color w:val="000000"/>
-              </w:rPr>
-              <w:t xml:space="preserve">0.007</w:t>
+              <w:t xml:space="preserve">0.00, 0.13</w:t>
+            </w:r>
+          </w:p>
+        </w:tc>
+        <w:tc>
+          <w:tcPr>
+            <w:tcBorders>
+              <w:bottom w:val="none" w:sz="0" w:space="0" w:color="000000"/>
+              <w:top w:val="none" w:sz="0" w:space="0" w:color="000000"/>
+              <w:left w:val="none" w:sz="0" w:space="0" w:color="000000"/>
+              <w:right w:val="none" w:sz="0" w:space="0" w:color="000000"/>
+            </w:tcBorders>
+            <w:shd w:val="clear" w:color="auto" w:fill="FFFFFF"/>
+            <w:tcMar>
+              <w:top w:w="0" w:type="dxa"/>
+              <w:bottom w:w="0" w:type="dxa"/>
+              <w:left w:w="0" w:type="dxa"/>
+              <w:right w:w="0" w:type="dxa"/>
+            </w:tcMar>
+            <w:vAlign w:val="top"/>
+          </w:tcPr>
+          <w:p>
+            <w:pPr>
+              <w:pStyle w:val="Normal"/>
+              <w:jc w:val="center"/>
+              <w:pBdr>
+                <w:bottom w:val="none" w:sz="0" w:space="0" w:color="000000"/>
+                <w:top w:val="none" w:sz="0" w:space="0" w:color="000000"/>
+                <w:left w:val="none" w:sz="0" w:space="0" w:color="000000"/>
+                <w:right w:val="none" w:sz="0" w:space="0" w:color="000000"/>
+              </w:pBdr>
+              <w:spacing w:after="100" w:before="100" w:line="240"/>
+              <w:ind w:left="100" w:right="100" w:firstLine="0" w:firstLineChars="0"/>
+              <w:rPr>
+                <w:rFonts w:ascii="Helvetica" w:hAnsi="Helvetica" w:eastAsia="Helvetica" w:cs="Helvetica"/>
+                <w:i w:val="false"/>
+                <w:b w:val="false"/>
+                <w:u w:val="none"/>
+                <w:sz w:val="22"/>
+                <w:szCs w:val="22"/>
+                <w:color w:val="000000"/>
+              </w:rPr>
+            </w:pPr>
+            <w:r>
+              <w:rPr>
+                <w:rFonts w:ascii="Helvetica" w:hAnsi="Helvetica" w:eastAsia="Helvetica" w:cs="Helvetica"/>
+                <w:i w:val="false"/>
+                <w:b w:val="false"/>
+                <w:u w:val="none"/>
+                <w:sz w:val="22"/>
+                <w:szCs w:val="22"/>
+                <w:color w:val="000000"/>
+              </w:rPr>
+              <w:t xml:space="preserve">0.006</w:t>
             </w:r>
           </w:p>
         </w:tc>
@@ -7865,113 +7865,113 @@
                 <w:szCs w:val="22"/>
                 <w:color w:val="000000"/>
               </w:rPr>
-              <w:t xml:space="preserve">0.02</w:t>
-            </w:r>
-          </w:p>
-        </w:tc>
-        <w:tc>
-          <w:tcPr>
-            <w:tcBorders>
-              <w:bottom w:val="none" w:sz="0" w:space="0" w:color="000000"/>
-              <w:top w:val="none" w:sz="0" w:space="0" w:color="000000"/>
-              <w:left w:val="none" w:sz="0" w:space="0" w:color="000000"/>
-              <w:right w:val="none" w:sz="0" w:space="0" w:color="000000"/>
-            </w:tcBorders>
-            <w:shd w:val="clear" w:color="auto" w:fill="FFFFFF"/>
-            <w:tcMar>
-              <w:top w:w="0" w:type="dxa"/>
-              <w:bottom w:w="0" w:type="dxa"/>
-              <w:left w:w="0" w:type="dxa"/>
-              <w:right w:w="0" w:type="dxa"/>
-            </w:tcMar>
-            <w:vAlign w:val="top"/>
-          </w:tcPr>
-          <w:p>
-            <w:pPr>
-              <w:pStyle w:val="Normal"/>
-              <w:jc w:val="center"/>
-              <w:pBdr>
-                <w:bottom w:val="none" w:sz="0" w:space="0" w:color="000000"/>
-                <w:top w:val="none" w:sz="0" w:space="0" w:color="000000"/>
-                <w:left w:val="none" w:sz="0" w:space="0" w:color="000000"/>
-                <w:right w:val="none" w:sz="0" w:space="0" w:color="000000"/>
-              </w:pBdr>
-              <w:spacing w:after="100" w:before="100" w:line="240"/>
-              <w:ind w:left="100" w:right="100" w:firstLine="0" w:firstLineChars="0"/>
-              <w:rPr>
-                <w:rFonts w:ascii="Helvetica" w:hAnsi="Helvetica" w:eastAsia="Helvetica" w:cs="Helvetica"/>
-                <w:i w:val="false"/>
-                <w:b w:val="false"/>
-                <w:u w:val="none"/>
-                <w:sz w:val="22"/>
-                <w:szCs w:val="22"/>
-                <w:color w:val="000000"/>
-              </w:rPr>
-            </w:pPr>
-            <w:r>
-              <w:rPr>
-                <w:rFonts w:ascii="Helvetica" w:hAnsi="Helvetica" w:eastAsia="Helvetica" w:cs="Helvetica"/>
-                <w:i w:val="false"/>
-                <w:b w:val="false"/>
-                <w:u w:val="none"/>
-                <w:sz w:val="22"/>
-                <w:szCs w:val="22"/>
-                <w:color w:val="000000"/>
-              </w:rPr>
-              <w:t xml:space="preserve">0.00, 0.93</w:t>
-            </w:r>
-          </w:p>
-        </w:tc>
-        <w:tc>
-          <w:tcPr>
-            <w:tcBorders>
-              <w:bottom w:val="none" w:sz="0" w:space="0" w:color="000000"/>
-              <w:top w:val="none" w:sz="0" w:space="0" w:color="000000"/>
-              <w:left w:val="none" w:sz="0" w:space="0" w:color="000000"/>
-              <w:right w:val="none" w:sz="0" w:space="0" w:color="000000"/>
-            </w:tcBorders>
-            <w:shd w:val="clear" w:color="auto" w:fill="FFFFFF"/>
-            <w:tcMar>
-              <w:top w:w="0" w:type="dxa"/>
-              <w:bottom w:w="0" w:type="dxa"/>
-              <w:left w:w="0" w:type="dxa"/>
-              <w:right w:w="0" w:type="dxa"/>
-            </w:tcMar>
-            <w:vAlign w:val="top"/>
-          </w:tcPr>
-          <w:p>
-            <w:pPr>
-              <w:pStyle w:val="Normal"/>
-              <w:jc w:val="center"/>
-              <w:pBdr>
-                <w:bottom w:val="none" w:sz="0" w:space="0" w:color="000000"/>
-                <w:top w:val="none" w:sz="0" w:space="0" w:color="000000"/>
-                <w:left w:val="none" w:sz="0" w:space="0" w:color="000000"/>
-                <w:right w:val="none" w:sz="0" w:space="0" w:color="000000"/>
-              </w:pBdr>
-              <w:spacing w:after="100" w:before="100" w:line="240"/>
-              <w:ind w:left="100" w:right="100" w:firstLine="0" w:firstLineChars="0"/>
-              <w:rPr>
-                <w:rFonts w:ascii="Helvetica" w:hAnsi="Helvetica" w:eastAsia="Helvetica" w:cs="Helvetica"/>
-                <w:i w:val="false"/>
-                <w:b w:val="false"/>
-                <w:u w:val="none"/>
-                <w:sz w:val="22"/>
-                <w:szCs w:val="22"/>
-                <w:color w:val="000000"/>
-              </w:rPr>
-            </w:pPr>
-            <w:r>
-              <w:rPr>
-                <w:rFonts w:ascii="Helvetica" w:hAnsi="Helvetica" w:eastAsia="Helvetica" w:cs="Helvetica"/>
-                <w:i w:val="false"/>
-                <w:b w:val="false"/>
-                <w:u w:val="none"/>
-                <w:sz w:val="22"/>
-                <w:szCs w:val="22"/>
-                <w:color w:val="000000"/>
-              </w:rPr>
-              <w:t xml:space="preserve">0.046</w:t>
+              <w:t xml:space="preserve">0.01</w:t>
+            </w:r>
+          </w:p>
+        </w:tc>
+        <w:tc>
+          <w:tcPr>
+            <w:tcBorders>
+              <w:bottom w:val="none" w:sz="0" w:space="0" w:color="000000"/>
+              <w:top w:val="none" w:sz="0" w:space="0" w:color="000000"/>
+              <w:left w:val="none" w:sz="0" w:space="0" w:color="000000"/>
+              <w:right w:val="none" w:sz="0" w:space="0" w:color="000000"/>
+            </w:tcBorders>
+            <w:shd w:val="clear" w:color="auto" w:fill="FFFFFF"/>
+            <w:tcMar>
+              <w:top w:w="0" w:type="dxa"/>
+              <w:bottom w:w="0" w:type="dxa"/>
+              <w:left w:w="0" w:type="dxa"/>
+              <w:right w:w="0" w:type="dxa"/>
+            </w:tcMar>
+            <w:vAlign w:val="top"/>
+          </w:tcPr>
+          <w:p>
+            <w:pPr>
+              <w:pStyle w:val="Normal"/>
+              <w:jc w:val="center"/>
+              <w:pBdr>
+                <w:bottom w:val="none" w:sz="0" w:space="0" w:color="000000"/>
+                <w:top w:val="none" w:sz="0" w:space="0" w:color="000000"/>
+                <w:left w:val="none" w:sz="0" w:space="0" w:color="000000"/>
+                <w:right w:val="none" w:sz="0" w:space="0" w:color="000000"/>
+              </w:pBdr>
+              <w:spacing w:after="100" w:before="100" w:line="240"/>
+              <w:ind w:left="100" w:right="100" w:firstLine="0" w:firstLineChars="0"/>
+              <w:rPr>
+                <w:rFonts w:ascii="Helvetica" w:hAnsi="Helvetica" w:eastAsia="Helvetica" w:cs="Helvetica"/>
+                <w:i w:val="false"/>
+                <w:b w:val="false"/>
+                <w:u w:val="none"/>
+                <w:sz w:val="22"/>
+                <w:szCs w:val="22"/>
+                <w:color w:val="000000"/>
+              </w:rPr>
+            </w:pPr>
+            <w:r>
+              <w:rPr>
+                <w:rFonts w:ascii="Helvetica" w:hAnsi="Helvetica" w:eastAsia="Helvetica" w:cs="Helvetica"/>
+                <w:i w:val="false"/>
+                <w:b w:val="false"/>
+                <w:u w:val="none"/>
+                <w:sz w:val="22"/>
+                <w:szCs w:val="22"/>
+                <w:color w:val="000000"/>
+              </w:rPr>
+              <w:t xml:space="preserve">0.00, 0.76</w:t>
+            </w:r>
+          </w:p>
+        </w:tc>
+        <w:tc>
+          <w:tcPr>
+            <w:tcBorders>
+              <w:bottom w:val="none" w:sz="0" w:space="0" w:color="000000"/>
+              <w:top w:val="none" w:sz="0" w:space="0" w:color="000000"/>
+              <w:left w:val="none" w:sz="0" w:space="0" w:color="000000"/>
+              <w:right w:val="none" w:sz="0" w:space="0" w:color="000000"/>
+            </w:tcBorders>
+            <w:shd w:val="clear" w:color="auto" w:fill="FFFFFF"/>
+            <w:tcMar>
+              <w:top w:w="0" w:type="dxa"/>
+              <w:bottom w:w="0" w:type="dxa"/>
+              <w:left w:w="0" w:type="dxa"/>
+              <w:right w:w="0" w:type="dxa"/>
+            </w:tcMar>
+            <w:vAlign w:val="top"/>
+          </w:tcPr>
+          <w:p>
+            <w:pPr>
+              <w:pStyle w:val="Normal"/>
+              <w:jc w:val="center"/>
+              <w:pBdr>
+                <w:bottom w:val="none" w:sz="0" w:space="0" w:color="000000"/>
+                <w:top w:val="none" w:sz="0" w:space="0" w:color="000000"/>
+                <w:left w:val="none" w:sz="0" w:space="0" w:color="000000"/>
+                <w:right w:val="none" w:sz="0" w:space="0" w:color="000000"/>
+              </w:pBdr>
+              <w:spacing w:after="100" w:before="100" w:line="240"/>
+              <w:ind w:left="100" w:right="100" w:firstLine="0" w:firstLineChars="0"/>
+              <w:rPr>
+                <w:rFonts w:ascii="Helvetica" w:hAnsi="Helvetica" w:eastAsia="Helvetica" w:cs="Helvetica"/>
+                <w:i w:val="false"/>
+                <w:b w:val="false"/>
+                <w:u w:val="none"/>
+                <w:sz w:val="22"/>
+                <w:szCs w:val="22"/>
+                <w:color w:val="000000"/>
+              </w:rPr>
+            </w:pPr>
+            <w:r>
+              <w:rPr>
+                <w:rFonts w:ascii="Helvetica" w:hAnsi="Helvetica" w:eastAsia="Helvetica" w:cs="Helvetica"/>
+                <w:i w:val="false"/>
+                <w:b w:val="false"/>
+                <w:u w:val="none"/>
+                <w:sz w:val="22"/>
+                <w:szCs w:val="22"/>
+                <w:color w:val="000000"/>
+              </w:rPr>
+              <w:t xml:space="preserve">0.037</w:t>
             </w:r>
           </w:p>
         </w:tc>
@@ -10280,113 +10280,113 @@
                 <w:szCs w:val="22"/>
                 <w:color w:val="000000"/>
               </w:rPr>
-              <w:t xml:space="preserve">25.2</w:t>
-            </w:r>
-          </w:p>
-        </w:tc>
-        <w:tc>
-          <w:tcPr>
-            <w:tcBorders>
-              <w:bottom w:val="none" w:sz="0" w:space="0" w:color="000000"/>
-              <w:top w:val="none" w:sz="0" w:space="0" w:color="000000"/>
-              <w:left w:val="none" w:sz="0" w:space="0" w:color="000000"/>
-              <w:right w:val="none" w:sz="0" w:space="0" w:color="000000"/>
-            </w:tcBorders>
-            <w:shd w:val="clear" w:color="auto" w:fill="FFFFFF"/>
-            <w:tcMar>
-              <w:top w:w="0" w:type="dxa"/>
-              <w:bottom w:w="0" w:type="dxa"/>
-              <w:left w:w="0" w:type="dxa"/>
-              <w:right w:w="0" w:type="dxa"/>
-            </w:tcMar>
-            <w:vAlign w:val="top"/>
-          </w:tcPr>
-          <w:p>
-            <w:pPr>
-              <w:pStyle w:val="Normal"/>
-              <w:jc w:val="center"/>
-              <w:pBdr>
-                <w:bottom w:val="none" w:sz="0" w:space="0" w:color="000000"/>
-                <w:top w:val="none" w:sz="0" w:space="0" w:color="000000"/>
-                <w:left w:val="none" w:sz="0" w:space="0" w:color="000000"/>
-                <w:right w:val="none" w:sz="0" w:space="0" w:color="000000"/>
-              </w:pBdr>
-              <w:spacing w:after="100" w:before="100" w:line="240"/>
-              <w:ind w:left="100" w:right="100" w:firstLine="0" w:firstLineChars="0"/>
-              <w:rPr>
-                <w:rFonts w:ascii="Helvetica" w:hAnsi="Helvetica" w:eastAsia="Helvetica" w:cs="Helvetica"/>
-                <w:i w:val="false"/>
-                <w:b w:val="false"/>
-                <w:u w:val="none"/>
-                <w:sz w:val="22"/>
-                <w:szCs w:val="22"/>
-                <w:color w:val="000000"/>
-              </w:rPr>
-            </w:pPr>
-            <w:r>
-              <w:rPr>
-                <w:rFonts w:ascii="Helvetica" w:hAnsi="Helvetica" w:eastAsia="Helvetica" w:cs="Helvetica"/>
-                <w:i w:val="false"/>
-                <w:b w:val="false"/>
-                <w:u w:val="none"/>
-                <w:sz w:val="22"/>
-                <w:szCs w:val="22"/>
-                <w:color w:val="000000"/>
-              </w:rPr>
-              <w:t xml:space="preserve">1.44, 441</w:t>
-            </w:r>
-          </w:p>
-        </w:tc>
-        <w:tc>
-          <w:tcPr>
-            <w:tcBorders>
-              <w:bottom w:val="none" w:sz="0" w:space="0" w:color="000000"/>
-              <w:top w:val="none" w:sz="0" w:space="0" w:color="000000"/>
-              <w:left w:val="none" w:sz="0" w:space="0" w:color="000000"/>
-              <w:right w:val="none" w:sz="0" w:space="0" w:color="000000"/>
-            </w:tcBorders>
-            <w:shd w:val="clear" w:color="auto" w:fill="FFFFFF"/>
-            <w:tcMar>
-              <w:top w:w="0" w:type="dxa"/>
-              <w:bottom w:w="0" w:type="dxa"/>
-              <w:left w:w="0" w:type="dxa"/>
-              <w:right w:w="0" w:type="dxa"/>
-            </w:tcMar>
-            <w:vAlign w:val="top"/>
-          </w:tcPr>
-          <w:p>
-            <w:pPr>
-              <w:pStyle w:val="Normal"/>
-              <w:jc w:val="center"/>
-              <w:pBdr>
-                <w:bottom w:val="none" w:sz="0" w:space="0" w:color="000000"/>
-                <w:top w:val="none" w:sz="0" w:space="0" w:color="000000"/>
-                <w:left w:val="none" w:sz="0" w:space="0" w:color="000000"/>
-                <w:right w:val="none" w:sz="0" w:space="0" w:color="000000"/>
-              </w:pBdr>
-              <w:spacing w:after="100" w:before="100" w:line="240"/>
-              <w:ind w:left="100" w:right="100" w:firstLine="0" w:firstLineChars="0"/>
-              <w:rPr>
-                <w:rFonts w:ascii="Helvetica" w:hAnsi="Helvetica" w:eastAsia="Helvetica" w:cs="Helvetica"/>
-                <w:i w:val="false"/>
-                <w:b w:val="false"/>
-                <w:u w:val="none"/>
-                <w:sz w:val="22"/>
-                <w:szCs w:val="22"/>
-                <w:color w:val="000000"/>
-              </w:rPr>
-            </w:pPr>
-            <w:r>
-              <w:rPr>
-                <w:rFonts w:ascii="Helvetica" w:hAnsi="Helvetica" w:eastAsia="Helvetica" w:cs="Helvetica"/>
-                <w:i w:val="false"/>
-                <w:b w:val="false"/>
-                <w:u w:val="none"/>
-                <w:sz w:val="22"/>
-                <w:szCs w:val="22"/>
-                <w:color w:val="000000"/>
-              </w:rPr>
-              <w:t xml:space="preserve">0.027</w:t>
+              <w:t xml:space="preserve">47.2</w:t>
+            </w:r>
+          </w:p>
+        </w:tc>
+        <w:tc>
+          <w:tcPr>
+            <w:tcBorders>
+              <w:bottom w:val="none" w:sz="0" w:space="0" w:color="000000"/>
+              <w:top w:val="none" w:sz="0" w:space="0" w:color="000000"/>
+              <w:left w:val="none" w:sz="0" w:space="0" w:color="000000"/>
+              <w:right w:val="none" w:sz="0" w:space="0" w:color="000000"/>
+            </w:tcBorders>
+            <w:shd w:val="clear" w:color="auto" w:fill="FFFFFF"/>
+            <w:tcMar>
+              <w:top w:w="0" w:type="dxa"/>
+              <w:bottom w:w="0" w:type="dxa"/>
+              <w:left w:w="0" w:type="dxa"/>
+              <w:right w:w="0" w:type="dxa"/>
+            </w:tcMar>
+            <w:vAlign w:val="top"/>
+          </w:tcPr>
+          <w:p>
+            <w:pPr>
+              <w:pStyle w:val="Normal"/>
+              <w:jc w:val="center"/>
+              <w:pBdr>
+                <w:bottom w:val="none" w:sz="0" w:space="0" w:color="000000"/>
+                <w:top w:val="none" w:sz="0" w:space="0" w:color="000000"/>
+                <w:left w:val="none" w:sz="0" w:space="0" w:color="000000"/>
+                <w:right w:val="none" w:sz="0" w:space="0" w:color="000000"/>
+              </w:pBdr>
+              <w:spacing w:after="100" w:before="100" w:line="240"/>
+              <w:ind w:left="100" w:right="100" w:firstLine="0" w:firstLineChars="0"/>
+              <w:rPr>
+                <w:rFonts w:ascii="Helvetica" w:hAnsi="Helvetica" w:eastAsia="Helvetica" w:cs="Helvetica"/>
+                <w:i w:val="false"/>
+                <w:b w:val="false"/>
+                <w:u w:val="none"/>
+                <w:sz w:val="22"/>
+                <w:szCs w:val="22"/>
+                <w:color w:val="000000"/>
+              </w:rPr>
+            </w:pPr>
+            <w:r>
+              <w:rPr>
+                <w:rFonts w:ascii="Helvetica" w:hAnsi="Helvetica" w:eastAsia="Helvetica" w:cs="Helvetica"/>
+                <w:i w:val="false"/>
+                <w:b w:val="false"/>
+                <w:u w:val="none"/>
+                <w:sz w:val="22"/>
+                <w:szCs w:val="22"/>
+                <w:color w:val="000000"/>
+              </w:rPr>
+              <w:t xml:space="preserve">2.46, 907</w:t>
+            </w:r>
+          </w:p>
+        </w:tc>
+        <w:tc>
+          <w:tcPr>
+            <w:tcBorders>
+              <w:bottom w:val="none" w:sz="0" w:space="0" w:color="000000"/>
+              <w:top w:val="none" w:sz="0" w:space="0" w:color="000000"/>
+              <w:left w:val="none" w:sz="0" w:space="0" w:color="000000"/>
+              <w:right w:val="none" w:sz="0" w:space="0" w:color="000000"/>
+            </w:tcBorders>
+            <w:shd w:val="clear" w:color="auto" w:fill="FFFFFF"/>
+            <w:tcMar>
+              <w:top w:w="0" w:type="dxa"/>
+              <w:bottom w:w="0" w:type="dxa"/>
+              <w:left w:w="0" w:type="dxa"/>
+              <w:right w:w="0" w:type="dxa"/>
+            </w:tcMar>
+            <w:vAlign w:val="top"/>
+          </w:tcPr>
+          <w:p>
+            <w:pPr>
+              <w:pStyle w:val="Normal"/>
+              <w:jc w:val="center"/>
+              <w:pBdr>
+                <w:bottom w:val="none" w:sz="0" w:space="0" w:color="000000"/>
+                <w:top w:val="none" w:sz="0" w:space="0" w:color="000000"/>
+                <w:left w:val="none" w:sz="0" w:space="0" w:color="000000"/>
+                <w:right w:val="none" w:sz="0" w:space="0" w:color="000000"/>
+              </w:pBdr>
+              <w:spacing w:after="100" w:before="100" w:line="240"/>
+              <w:ind w:left="100" w:right="100" w:firstLine="0" w:firstLineChars="0"/>
+              <w:rPr>
+                <w:rFonts w:ascii="Helvetica" w:hAnsi="Helvetica" w:eastAsia="Helvetica" w:cs="Helvetica"/>
+                <w:i w:val="false"/>
+                <w:b w:val="false"/>
+                <w:u w:val="none"/>
+                <w:sz w:val="22"/>
+                <w:szCs w:val="22"/>
+                <w:color w:val="000000"/>
+              </w:rPr>
+            </w:pPr>
+            <w:r>
+              <w:rPr>
+                <w:rFonts w:ascii="Helvetica" w:hAnsi="Helvetica" w:eastAsia="Helvetica" w:cs="Helvetica"/>
+                <w:i w:val="false"/>
+                <w:b w:val="false"/>
+                <w:u w:val="none"/>
+                <w:sz w:val="22"/>
+                <w:szCs w:val="22"/>
+                <w:color w:val="000000"/>
+              </w:rPr>
+              <w:t xml:space="preserve">0.011</w:t>
             </w:r>
           </w:p>
         </w:tc>
@@ -10763,113 +10763,113 @@
                 <w:szCs w:val="22"/>
                 <w:color w:val="000000"/>
               </w:rPr>
-              <w:t xml:space="preserve">2.21</w:t>
-            </w:r>
-          </w:p>
-        </w:tc>
-        <w:tc>
-          <w:tcPr>
-            <w:tcBorders>
-              <w:bottom w:val="none" w:sz="0" w:space="0" w:color="000000"/>
-              <w:top w:val="none" w:sz="0" w:space="0" w:color="000000"/>
-              <w:left w:val="none" w:sz="0" w:space="0" w:color="000000"/>
-              <w:right w:val="none" w:sz="0" w:space="0" w:color="000000"/>
-            </w:tcBorders>
-            <w:shd w:val="clear" w:color="auto" w:fill="FFFFFF"/>
-            <w:tcMar>
-              <w:top w:w="0" w:type="dxa"/>
-              <w:bottom w:w="0" w:type="dxa"/>
-              <w:left w:w="0" w:type="dxa"/>
-              <w:right w:w="0" w:type="dxa"/>
-            </w:tcMar>
-            <w:vAlign w:val="top"/>
-          </w:tcPr>
-          <w:p>
-            <w:pPr>
-              <w:pStyle w:val="Normal"/>
-              <w:jc w:val="center"/>
-              <w:pBdr>
-                <w:bottom w:val="none" w:sz="0" w:space="0" w:color="000000"/>
-                <w:top w:val="none" w:sz="0" w:space="0" w:color="000000"/>
-                <w:left w:val="none" w:sz="0" w:space="0" w:color="000000"/>
-                <w:right w:val="none" w:sz="0" w:space="0" w:color="000000"/>
-              </w:pBdr>
-              <w:spacing w:after="100" w:before="100" w:line="240"/>
-              <w:ind w:left="100" w:right="100" w:firstLine="0" w:firstLineChars="0"/>
-              <w:rPr>
-                <w:rFonts w:ascii="Helvetica" w:hAnsi="Helvetica" w:eastAsia="Helvetica" w:cs="Helvetica"/>
-                <w:i w:val="false"/>
-                <w:b w:val="false"/>
-                <w:u w:val="none"/>
-                <w:sz w:val="22"/>
-                <w:szCs w:val="22"/>
-                <w:color w:val="000000"/>
-              </w:rPr>
-            </w:pPr>
-            <w:r>
-              <w:rPr>
-                <w:rFonts w:ascii="Helvetica" w:hAnsi="Helvetica" w:eastAsia="Helvetica" w:cs="Helvetica"/>
-                <w:i w:val="false"/>
-                <w:b w:val="false"/>
-                <w:u w:val="none"/>
-                <w:sz w:val="22"/>
-                <w:szCs w:val="22"/>
-                <w:color w:val="000000"/>
-              </w:rPr>
-              <w:t xml:space="preserve">0.27, 18.3</w:t>
-            </w:r>
-          </w:p>
-        </w:tc>
-        <w:tc>
-          <w:tcPr>
-            <w:tcBorders>
-              <w:bottom w:val="none" w:sz="0" w:space="0" w:color="000000"/>
-              <w:top w:val="none" w:sz="0" w:space="0" w:color="000000"/>
-              <w:left w:val="none" w:sz="0" w:space="0" w:color="000000"/>
-              <w:right w:val="none" w:sz="0" w:space="0" w:color="000000"/>
-            </w:tcBorders>
-            <w:shd w:val="clear" w:color="auto" w:fill="FFFFFF"/>
-            <w:tcMar>
-              <w:top w:w="0" w:type="dxa"/>
-              <w:bottom w:w="0" w:type="dxa"/>
-              <w:left w:w="0" w:type="dxa"/>
-              <w:right w:w="0" w:type="dxa"/>
-            </w:tcMar>
-            <w:vAlign w:val="top"/>
-          </w:tcPr>
-          <w:p>
-            <w:pPr>
-              <w:pStyle w:val="Normal"/>
-              <w:jc w:val="center"/>
-              <w:pBdr>
-                <w:bottom w:val="none" w:sz="0" w:space="0" w:color="000000"/>
-                <w:top w:val="none" w:sz="0" w:space="0" w:color="000000"/>
-                <w:left w:val="none" w:sz="0" w:space="0" w:color="000000"/>
-                <w:right w:val="none" w:sz="0" w:space="0" w:color="000000"/>
-              </w:pBdr>
-              <w:spacing w:after="100" w:before="100" w:line="240"/>
-              <w:ind w:left="100" w:right="100" w:firstLine="0" w:firstLineChars="0"/>
-              <w:rPr>
-                <w:rFonts w:ascii="Helvetica" w:hAnsi="Helvetica" w:eastAsia="Helvetica" w:cs="Helvetica"/>
-                <w:i w:val="false"/>
-                <w:b w:val="false"/>
-                <w:u w:val="none"/>
-                <w:sz w:val="22"/>
-                <w:szCs w:val="22"/>
-                <w:color w:val="000000"/>
-              </w:rPr>
-            </w:pPr>
-            <w:r>
-              <w:rPr>
-                <w:rFonts w:ascii="Helvetica" w:hAnsi="Helvetica" w:eastAsia="Helvetica" w:cs="Helvetica"/>
-                <w:i w:val="false"/>
-                <w:b w:val="false"/>
-                <w:u w:val="none"/>
-                <w:sz w:val="22"/>
-                <w:szCs w:val="22"/>
-                <w:color w:val="000000"/>
-              </w:rPr>
-              <w:t xml:space="preserve">0.460</w:t>
+              <w:t xml:space="preserve">3.16</w:t>
+            </w:r>
+          </w:p>
+        </w:tc>
+        <w:tc>
+          <w:tcPr>
+            <w:tcBorders>
+              <w:bottom w:val="none" w:sz="0" w:space="0" w:color="000000"/>
+              <w:top w:val="none" w:sz="0" w:space="0" w:color="000000"/>
+              <w:left w:val="none" w:sz="0" w:space="0" w:color="000000"/>
+              <w:right w:val="none" w:sz="0" w:space="0" w:color="000000"/>
+            </w:tcBorders>
+            <w:shd w:val="clear" w:color="auto" w:fill="FFFFFF"/>
+            <w:tcMar>
+              <w:top w:w="0" w:type="dxa"/>
+              <w:bottom w:w="0" w:type="dxa"/>
+              <w:left w:w="0" w:type="dxa"/>
+              <w:right w:w="0" w:type="dxa"/>
+            </w:tcMar>
+            <w:vAlign w:val="top"/>
+          </w:tcPr>
+          <w:p>
+            <w:pPr>
+              <w:pStyle w:val="Normal"/>
+              <w:jc w:val="center"/>
+              <w:pBdr>
+                <w:bottom w:val="none" w:sz="0" w:space="0" w:color="000000"/>
+                <w:top w:val="none" w:sz="0" w:space="0" w:color="000000"/>
+                <w:left w:val="none" w:sz="0" w:space="0" w:color="000000"/>
+                <w:right w:val="none" w:sz="0" w:space="0" w:color="000000"/>
+              </w:pBdr>
+              <w:spacing w:after="100" w:before="100" w:line="240"/>
+              <w:ind w:left="100" w:right="100" w:firstLine="0" w:firstLineChars="0"/>
+              <w:rPr>
+                <w:rFonts w:ascii="Helvetica" w:hAnsi="Helvetica" w:eastAsia="Helvetica" w:cs="Helvetica"/>
+                <w:i w:val="false"/>
+                <w:b w:val="false"/>
+                <w:u w:val="none"/>
+                <w:sz w:val="22"/>
+                <w:szCs w:val="22"/>
+                <w:color w:val="000000"/>
+              </w:rPr>
+            </w:pPr>
+            <w:r>
+              <w:rPr>
+                <w:rFonts w:ascii="Helvetica" w:hAnsi="Helvetica" w:eastAsia="Helvetica" w:cs="Helvetica"/>
+                <w:i w:val="false"/>
+                <w:b w:val="false"/>
+                <w:u w:val="none"/>
+                <w:sz w:val="22"/>
+                <w:szCs w:val="22"/>
+                <w:color w:val="000000"/>
+              </w:rPr>
+              <w:t xml:space="preserve">0.34, 29.2</w:t>
+            </w:r>
+          </w:p>
+        </w:tc>
+        <w:tc>
+          <w:tcPr>
+            <w:tcBorders>
+              <w:bottom w:val="none" w:sz="0" w:space="0" w:color="000000"/>
+              <w:top w:val="none" w:sz="0" w:space="0" w:color="000000"/>
+              <w:left w:val="none" w:sz="0" w:space="0" w:color="000000"/>
+              <w:right w:val="none" w:sz="0" w:space="0" w:color="000000"/>
+            </w:tcBorders>
+            <w:shd w:val="clear" w:color="auto" w:fill="FFFFFF"/>
+            <w:tcMar>
+              <w:top w:w="0" w:type="dxa"/>
+              <w:bottom w:w="0" w:type="dxa"/>
+              <w:left w:w="0" w:type="dxa"/>
+              <w:right w:w="0" w:type="dxa"/>
+            </w:tcMar>
+            <w:vAlign w:val="top"/>
+          </w:tcPr>
+          <w:p>
+            <w:pPr>
+              <w:pStyle w:val="Normal"/>
+              <w:jc w:val="center"/>
+              <w:pBdr>
+                <w:bottom w:val="none" w:sz="0" w:space="0" w:color="000000"/>
+                <w:top w:val="none" w:sz="0" w:space="0" w:color="000000"/>
+                <w:left w:val="none" w:sz="0" w:space="0" w:color="000000"/>
+                <w:right w:val="none" w:sz="0" w:space="0" w:color="000000"/>
+              </w:pBdr>
+              <w:spacing w:after="100" w:before="100" w:line="240"/>
+              <w:ind w:left="100" w:right="100" w:firstLine="0" w:firstLineChars="0"/>
+              <w:rPr>
+                <w:rFonts w:ascii="Helvetica" w:hAnsi="Helvetica" w:eastAsia="Helvetica" w:cs="Helvetica"/>
+                <w:i w:val="false"/>
+                <w:b w:val="false"/>
+                <w:u w:val="none"/>
+                <w:sz w:val="22"/>
+                <w:szCs w:val="22"/>
+                <w:color w:val="000000"/>
+              </w:rPr>
+            </w:pPr>
+            <w:r>
+              <w:rPr>
+                <w:rFonts w:ascii="Helvetica" w:hAnsi="Helvetica" w:eastAsia="Helvetica" w:cs="Helvetica"/>
+                <w:i w:val="false"/>
+                <w:b w:val="false"/>
+                <w:u w:val="none"/>
+                <w:sz w:val="22"/>
+                <w:szCs w:val="22"/>
+                <w:color w:val="000000"/>
+              </w:rPr>
+              <w:t xml:space="preserve">0.310</w:t>
             </w:r>
           </w:p>
         </w:tc>
@@ -11246,113 +11246,113 @@
                 <w:szCs w:val="22"/>
                 <w:color w:val="000000"/>
               </w:rPr>
-              <w:t xml:space="preserve">0.09</w:t>
-            </w:r>
-          </w:p>
-        </w:tc>
-        <w:tc>
-          <w:tcPr>
-            <w:tcBorders>
-              <w:bottom w:val="none" w:sz="0" w:space="0" w:color="000000"/>
-              <w:top w:val="none" w:sz="0" w:space="0" w:color="000000"/>
-              <w:left w:val="none" w:sz="0" w:space="0" w:color="000000"/>
-              <w:right w:val="none" w:sz="0" w:space="0" w:color="000000"/>
-            </w:tcBorders>
-            <w:shd w:val="clear" w:color="auto" w:fill="FFFFFF"/>
-            <w:tcMar>
-              <w:top w:w="0" w:type="dxa"/>
-              <w:bottom w:w="0" w:type="dxa"/>
-              <w:left w:w="0" w:type="dxa"/>
-              <w:right w:w="0" w:type="dxa"/>
-            </w:tcMar>
-            <w:vAlign w:val="top"/>
-          </w:tcPr>
-          <w:p>
-            <w:pPr>
-              <w:pStyle w:val="Normal"/>
-              <w:jc w:val="center"/>
-              <w:pBdr>
-                <w:bottom w:val="none" w:sz="0" w:space="0" w:color="000000"/>
-                <w:top w:val="none" w:sz="0" w:space="0" w:color="000000"/>
-                <w:left w:val="none" w:sz="0" w:space="0" w:color="000000"/>
-                <w:right w:val="none" w:sz="0" w:space="0" w:color="000000"/>
-              </w:pBdr>
-              <w:spacing w:after="100" w:before="100" w:line="240"/>
-              <w:ind w:left="100" w:right="100" w:firstLine="0" w:firstLineChars="0"/>
-              <w:rPr>
-                <w:rFonts w:ascii="Helvetica" w:hAnsi="Helvetica" w:eastAsia="Helvetica" w:cs="Helvetica"/>
-                <w:i w:val="false"/>
-                <w:b w:val="false"/>
-                <w:u w:val="none"/>
-                <w:sz w:val="22"/>
-                <w:szCs w:val="22"/>
-                <w:color w:val="000000"/>
-              </w:rPr>
-            </w:pPr>
-            <w:r>
-              <w:rPr>
-                <w:rFonts w:ascii="Helvetica" w:hAnsi="Helvetica" w:eastAsia="Helvetica" w:cs="Helvetica"/>
-                <w:i w:val="false"/>
-                <w:b w:val="false"/>
-                <w:u w:val="none"/>
-                <w:sz w:val="22"/>
-                <w:szCs w:val="22"/>
-                <w:color w:val="000000"/>
-              </w:rPr>
-              <w:t xml:space="preserve">0.01, 0.84</w:t>
-            </w:r>
-          </w:p>
-        </w:tc>
-        <w:tc>
-          <w:tcPr>
-            <w:tcBorders>
-              <w:bottom w:val="none" w:sz="0" w:space="0" w:color="000000"/>
-              <w:top w:val="none" w:sz="0" w:space="0" w:color="000000"/>
-              <w:left w:val="none" w:sz="0" w:space="0" w:color="000000"/>
-              <w:right w:val="none" w:sz="0" w:space="0" w:color="000000"/>
-            </w:tcBorders>
-            <w:shd w:val="clear" w:color="auto" w:fill="FFFFFF"/>
-            <w:tcMar>
-              <w:top w:w="0" w:type="dxa"/>
-              <w:bottom w:w="0" w:type="dxa"/>
-              <w:left w:w="0" w:type="dxa"/>
-              <w:right w:w="0" w:type="dxa"/>
-            </w:tcMar>
-            <w:vAlign w:val="top"/>
-          </w:tcPr>
-          <w:p>
-            <w:pPr>
-              <w:pStyle w:val="Normal"/>
-              <w:jc w:val="center"/>
-              <w:pBdr>
-                <w:bottom w:val="none" w:sz="0" w:space="0" w:color="000000"/>
-                <w:top w:val="none" w:sz="0" w:space="0" w:color="000000"/>
-                <w:left w:val="none" w:sz="0" w:space="0" w:color="000000"/>
-                <w:right w:val="none" w:sz="0" w:space="0" w:color="000000"/>
-              </w:pBdr>
-              <w:spacing w:after="100" w:before="100" w:line="240"/>
-              <w:ind w:left="100" w:right="100" w:firstLine="0" w:firstLineChars="0"/>
-              <w:rPr>
-                <w:rFonts w:ascii="Helvetica" w:hAnsi="Helvetica" w:eastAsia="Helvetica" w:cs="Helvetica"/>
-                <w:i w:val="false"/>
-                <w:b w:val="false"/>
-                <w:u w:val="none"/>
-                <w:sz w:val="22"/>
-                <w:szCs w:val="22"/>
-                <w:color w:val="000000"/>
-              </w:rPr>
-            </w:pPr>
-            <w:r>
-              <w:rPr>
-                <w:rFonts w:ascii="Helvetica" w:hAnsi="Helvetica" w:eastAsia="Helvetica" w:cs="Helvetica"/>
-                <w:i w:val="false"/>
-                <w:b w:val="false"/>
-                <w:u w:val="none"/>
-                <w:sz w:val="22"/>
-                <w:szCs w:val="22"/>
-                <w:color w:val="000000"/>
-              </w:rPr>
-              <w:t xml:space="preserve">0.034</w:t>
+              <w:t xml:space="preserve">0.08</w:t>
+            </w:r>
+          </w:p>
+        </w:tc>
+        <w:tc>
+          <w:tcPr>
+            <w:tcBorders>
+              <w:bottom w:val="none" w:sz="0" w:space="0" w:color="000000"/>
+              <w:top w:val="none" w:sz="0" w:space="0" w:color="000000"/>
+              <w:left w:val="none" w:sz="0" w:space="0" w:color="000000"/>
+              <w:right w:val="none" w:sz="0" w:space="0" w:color="000000"/>
+            </w:tcBorders>
+            <w:shd w:val="clear" w:color="auto" w:fill="FFFFFF"/>
+            <w:tcMar>
+              <w:top w:w="0" w:type="dxa"/>
+              <w:bottom w:w="0" w:type="dxa"/>
+              <w:left w:w="0" w:type="dxa"/>
+              <w:right w:w="0" w:type="dxa"/>
+            </w:tcMar>
+            <w:vAlign w:val="top"/>
+          </w:tcPr>
+          <w:p>
+            <w:pPr>
+              <w:pStyle w:val="Normal"/>
+              <w:jc w:val="center"/>
+              <w:pBdr>
+                <w:bottom w:val="none" w:sz="0" w:space="0" w:color="000000"/>
+                <w:top w:val="none" w:sz="0" w:space="0" w:color="000000"/>
+                <w:left w:val="none" w:sz="0" w:space="0" w:color="000000"/>
+                <w:right w:val="none" w:sz="0" w:space="0" w:color="000000"/>
+              </w:pBdr>
+              <w:spacing w:after="100" w:before="100" w:line="240"/>
+              <w:ind w:left="100" w:right="100" w:firstLine="0" w:firstLineChars="0"/>
+              <w:rPr>
+                <w:rFonts w:ascii="Helvetica" w:hAnsi="Helvetica" w:eastAsia="Helvetica" w:cs="Helvetica"/>
+                <w:i w:val="false"/>
+                <w:b w:val="false"/>
+                <w:u w:val="none"/>
+                <w:sz w:val="22"/>
+                <w:szCs w:val="22"/>
+                <w:color w:val="000000"/>
+              </w:rPr>
+            </w:pPr>
+            <w:r>
+              <w:rPr>
+                <w:rFonts w:ascii="Helvetica" w:hAnsi="Helvetica" w:eastAsia="Helvetica" w:cs="Helvetica"/>
+                <w:i w:val="false"/>
+                <w:b w:val="false"/>
+                <w:u w:val="none"/>
+                <w:sz w:val="22"/>
+                <w:szCs w:val="22"/>
+                <w:color w:val="000000"/>
+              </w:rPr>
+              <w:t xml:space="preserve">0.01, 0.72</w:t>
+            </w:r>
+          </w:p>
+        </w:tc>
+        <w:tc>
+          <w:tcPr>
+            <w:tcBorders>
+              <w:bottom w:val="none" w:sz="0" w:space="0" w:color="000000"/>
+              <w:top w:val="none" w:sz="0" w:space="0" w:color="000000"/>
+              <w:left w:val="none" w:sz="0" w:space="0" w:color="000000"/>
+              <w:right w:val="none" w:sz="0" w:space="0" w:color="000000"/>
+            </w:tcBorders>
+            <w:shd w:val="clear" w:color="auto" w:fill="FFFFFF"/>
+            <w:tcMar>
+              <w:top w:w="0" w:type="dxa"/>
+              <w:bottom w:w="0" w:type="dxa"/>
+              <w:left w:w="0" w:type="dxa"/>
+              <w:right w:w="0" w:type="dxa"/>
+            </w:tcMar>
+            <w:vAlign w:val="top"/>
+          </w:tcPr>
+          <w:p>
+            <w:pPr>
+              <w:pStyle w:val="Normal"/>
+              <w:jc w:val="center"/>
+              <w:pBdr>
+                <w:bottom w:val="none" w:sz="0" w:space="0" w:color="000000"/>
+                <w:top w:val="none" w:sz="0" w:space="0" w:color="000000"/>
+                <w:left w:val="none" w:sz="0" w:space="0" w:color="000000"/>
+                <w:right w:val="none" w:sz="0" w:space="0" w:color="000000"/>
+              </w:pBdr>
+              <w:spacing w:after="100" w:before="100" w:line="240"/>
+              <w:ind w:left="100" w:right="100" w:firstLine="0" w:firstLineChars="0"/>
+              <w:rPr>
+                <w:rFonts w:ascii="Helvetica" w:hAnsi="Helvetica" w:eastAsia="Helvetica" w:cs="Helvetica"/>
+                <w:i w:val="false"/>
+                <w:b w:val="false"/>
+                <w:u w:val="none"/>
+                <w:sz w:val="22"/>
+                <w:szCs w:val="22"/>
+                <w:color w:val="000000"/>
+              </w:rPr>
+            </w:pPr>
+            <w:r>
+              <w:rPr>
+                <w:rFonts w:ascii="Helvetica" w:hAnsi="Helvetica" w:eastAsia="Helvetica" w:cs="Helvetica"/>
+                <w:i w:val="false"/>
+                <w:b w:val="false"/>
+                <w:u w:val="none"/>
+                <w:sz w:val="22"/>
+                <w:szCs w:val="22"/>
+                <w:color w:val="000000"/>
+              </w:rPr>
+              <w:t xml:space="preserve">0.024</w:t>
             </w:r>
           </w:p>
         </w:tc>
@@ -11729,113 +11729,113 @@
                 <w:szCs w:val="22"/>
                 <w:color w:val="000000"/>
               </w:rPr>
-              <w:t xml:space="preserve">5.25</w:t>
-            </w:r>
-          </w:p>
-        </w:tc>
-        <w:tc>
-          <w:tcPr>
-            <w:tcBorders>
-              <w:bottom w:val="none" w:sz="0" w:space="0" w:color="000000"/>
-              <w:top w:val="none" w:sz="0" w:space="0" w:color="000000"/>
-              <w:left w:val="none" w:sz="0" w:space="0" w:color="000000"/>
-              <w:right w:val="none" w:sz="0" w:space="0" w:color="000000"/>
-            </w:tcBorders>
-            <w:shd w:val="clear" w:color="auto" w:fill="FFFFFF"/>
-            <w:tcMar>
-              <w:top w:w="0" w:type="dxa"/>
-              <w:bottom w:w="0" w:type="dxa"/>
-              <w:left w:w="0" w:type="dxa"/>
-              <w:right w:w="0" w:type="dxa"/>
-            </w:tcMar>
-            <w:vAlign w:val="top"/>
-          </w:tcPr>
-          <w:p>
-            <w:pPr>
-              <w:pStyle w:val="Normal"/>
-              <w:jc w:val="center"/>
-              <w:pBdr>
-                <w:bottom w:val="none" w:sz="0" w:space="0" w:color="000000"/>
-                <w:top w:val="none" w:sz="0" w:space="0" w:color="000000"/>
-                <w:left w:val="none" w:sz="0" w:space="0" w:color="000000"/>
-                <w:right w:val="none" w:sz="0" w:space="0" w:color="000000"/>
-              </w:pBdr>
-              <w:spacing w:after="100" w:before="100" w:line="240"/>
-              <w:ind w:left="100" w:right="100" w:firstLine="0" w:firstLineChars="0"/>
-              <w:rPr>
-                <w:rFonts w:ascii="Helvetica" w:hAnsi="Helvetica" w:eastAsia="Helvetica" w:cs="Helvetica"/>
-                <w:i w:val="false"/>
-                <w:b w:val="false"/>
-                <w:u w:val="none"/>
-                <w:sz w:val="22"/>
-                <w:szCs w:val="22"/>
-                <w:color w:val="000000"/>
-              </w:rPr>
-            </w:pPr>
-            <w:r>
-              <w:rPr>
-                <w:rFonts w:ascii="Helvetica" w:hAnsi="Helvetica" w:eastAsia="Helvetica" w:cs="Helvetica"/>
-                <w:i w:val="false"/>
-                <w:b w:val="false"/>
-                <w:u w:val="none"/>
-                <w:sz w:val="22"/>
-                <w:szCs w:val="22"/>
-                <w:color w:val="000000"/>
-              </w:rPr>
-              <w:t xml:space="preserve">0.12, 239</w:t>
-            </w:r>
-          </w:p>
-        </w:tc>
-        <w:tc>
-          <w:tcPr>
-            <w:tcBorders>
-              <w:bottom w:val="none" w:sz="0" w:space="0" w:color="000000"/>
-              <w:top w:val="none" w:sz="0" w:space="0" w:color="000000"/>
-              <w:left w:val="none" w:sz="0" w:space="0" w:color="000000"/>
-              <w:right w:val="none" w:sz="0" w:space="0" w:color="000000"/>
-            </w:tcBorders>
-            <w:shd w:val="clear" w:color="auto" w:fill="FFFFFF"/>
-            <w:tcMar>
-              <w:top w:w="0" w:type="dxa"/>
-              <w:bottom w:w="0" w:type="dxa"/>
-              <w:left w:w="0" w:type="dxa"/>
-              <w:right w:w="0" w:type="dxa"/>
-            </w:tcMar>
-            <w:vAlign w:val="top"/>
-          </w:tcPr>
-          <w:p>
-            <w:pPr>
-              <w:pStyle w:val="Normal"/>
-              <w:jc w:val="center"/>
-              <w:pBdr>
-                <w:bottom w:val="none" w:sz="0" w:space="0" w:color="000000"/>
-                <w:top w:val="none" w:sz="0" w:space="0" w:color="000000"/>
-                <w:left w:val="none" w:sz="0" w:space="0" w:color="000000"/>
-                <w:right w:val="none" w:sz="0" w:space="0" w:color="000000"/>
-              </w:pBdr>
-              <w:spacing w:after="100" w:before="100" w:line="240"/>
-              <w:ind w:left="100" w:right="100" w:firstLine="0" w:firstLineChars="0"/>
-              <w:rPr>
-                <w:rFonts w:ascii="Helvetica" w:hAnsi="Helvetica" w:eastAsia="Helvetica" w:cs="Helvetica"/>
-                <w:i w:val="false"/>
-                <w:b w:val="false"/>
-                <w:u w:val="none"/>
-                <w:sz w:val="22"/>
-                <w:szCs w:val="22"/>
-                <w:color w:val="000000"/>
-              </w:rPr>
-            </w:pPr>
-            <w:r>
-              <w:rPr>
-                <w:rFonts w:ascii="Helvetica" w:hAnsi="Helvetica" w:eastAsia="Helvetica" w:cs="Helvetica"/>
-                <w:i w:val="false"/>
-                <w:b w:val="false"/>
-                <w:u w:val="none"/>
-                <w:sz w:val="22"/>
-                <w:szCs w:val="22"/>
-                <w:color w:val="000000"/>
-              </w:rPr>
-              <w:t xml:space="preserve">0.390</w:t>
+              <w:t xml:space="preserve">7.04</w:t>
+            </w:r>
+          </w:p>
+        </w:tc>
+        <w:tc>
+          <w:tcPr>
+            <w:tcBorders>
+              <w:bottom w:val="none" w:sz="0" w:space="0" w:color="000000"/>
+              <w:top w:val="none" w:sz="0" w:space="0" w:color="000000"/>
+              <w:left w:val="none" w:sz="0" w:space="0" w:color="000000"/>
+              <w:right w:val="none" w:sz="0" w:space="0" w:color="000000"/>
+            </w:tcBorders>
+            <w:shd w:val="clear" w:color="auto" w:fill="FFFFFF"/>
+            <w:tcMar>
+              <w:top w:w="0" w:type="dxa"/>
+              <w:bottom w:w="0" w:type="dxa"/>
+              <w:left w:w="0" w:type="dxa"/>
+              <w:right w:w="0" w:type="dxa"/>
+            </w:tcMar>
+            <w:vAlign w:val="top"/>
+          </w:tcPr>
+          <w:p>
+            <w:pPr>
+              <w:pStyle w:val="Normal"/>
+              <w:jc w:val="center"/>
+              <w:pBdr>
+                <w:bottom w:val="none" w:sz="0" w:space="0" w:color="000000"/>
+                <w:top w:val="none" w:sz="0" w:space="0" w:color="000000"/>
+                <w:left w:val="none" w:sz="0" w:space="0" w:color="000000"/>
+                <w:right w:val="none" w:sz="0" w:space="0" w:color="000000"/>
+              </w:pBdr>
+              <w:spacing w:after="100" w:before="100" w:line="240"/>
+              <w:ind w:left="100" w:right="100" w:firstLine="0" w:firstLineChars="0"/>
+              <w:rPr>
+                <w:rFonts w:ascii="Helvetica" w:hAnsi="Helvetica" w:eastAsia="Helvetica" w:cs="Helvetica"/>
+                <w:i w:val="false"/>
+                <w:b w:val="false"/>
+                <w:u w:val="none"/>
+                <w:sz w:val="22"/>
+                <w:szCs w:val="22"/>
+                <w:color w:val="000000"/>
+              </w:rPr>
+            </w:pPr>
+            <w:r>
+              <w:rPr>
+                <w:rFonts w:ascii="Helvetica" w:hAnsi="Helvetica" w:eastAsia="Helvetica" w:cs="Helvetica"/>
+                <w:i w:val="false"/>
+                <w:b w:val="false"/>
+                <w:u w:val="none"/>
+                <w:sz w:val="22"/>
+                <w:szCs w:val="22"/>
+                <w:color w:val="000000"/>
+              </w:rPr>
+              <w:t xml:space="preserve">0.15, 331</w:t>
+            </w:r>
+          </w:p>
+        </w:tc>
+        <w:tc>
+          <w:tcPr>
+            <w:tcBorders>
+              <w:bottom w:val="none" w:sz="0" w:space="0" w:color="000000"/>
+              <w:top w:val="none" w:sz="0" w:space="0" w:color="000000"/>
+              <w:left w:val="none" w:sz="0" w:space="0" w:color="000000"/>
+              <w:right w:val="none" w:sz="0" w:space="0" w:color="000000"/>
+            </w:tcBorders>
+            <w:shd w:val="clear" w:color="auto" w:fill="FFFFFF"/>
+            <w:tcMar>
+              <w:top w:w="0" w:type="dxa"/>
+              <w:bottom w:w="0" w:type="dxa"/>
+              <w:left w:w="0" w:type="dxa"/>
+              <w:right w:w="0" w:type="dxa"/>
+            </w:tcMar>
+            <w:vAlign w:val="top"/>
+          </w:tcPr>
+          <w:p>
+            <w:pPr>
+              <w:pStyle w:val="Normal"/>
+              <w:jc w:val="center"/>
+              <w:pBdr>
+                <w:bottom w:val="none" w:sz="0" w:space="0" w:color="000000"/>
+                <w:top w:val="none" w:sz="0" w:space="0" w:color="000000"/>
+                <w:left w:val="none" w:sz="0" w:space="0" w:color="000000"/>
+                <w:right w:val="none" w:sz="0" w:space="0" w:color="000000"/>
+              </w:pBdr>
+              <w:spacing w:after="100" w:before="100" w:line="240"/>
+              <w:ind w:left="100" w:right="100" w:firstLine="0" w:firstLineChars="0"/>
+              <w:rPr>
+                <w:rFonts w:ascii="Helvetica" w:hAnsi="Helvetica" w:eastAsia="Helvetica" w:cs="Helvetica"/>
+                <w:i w:val="false"/>
+                <w:b w:val="false"/>
+                <w:u w:val="none"/>
+                <w:sz w:val="22"/>
+                <w:szCs w:val="22"/>
+                <w:color w:val="000000"/>
+              </w:rPr>
+            </w:pPr>
+            <w:r>
+              <w:rPr>
+                <w:rFonts w:ascii="Helvetica" w:hAnsi="Helvetica" w:eastAsia="Helvetica" w:cs="Helvetica"/>
+                <w:i w:val="false"/>
+                <w:b w:val="false"/>
+                <w:u w:val="none"/>
+                <w:sz w:val="22"/>
+                <w:szCs w:val="22"/>
+                <w:color w:val="000000"/>
+              </w:rPr>
+              <w:t xml:space="preserve">0.320</w:t>
             </w:r>
           </w:p>
         </w:tc>
@@ -12748,60 +12748,60 @@
                 <w:szCs w:val="22"/>
                 <w:color w:val="000000"/>
               </w:rPr>
-              <w:t xml:space="preserve">0.80, 1.04</w:t>
-            </w:r>
-          </w:p>
-        </w:tc>
-        <w:tc>
-          <w:tcPr>
-            <w:tcBorders>
-              <w:bottom w:val="none" w:sz="0" w:space="0" w:color="000000"/>
-              <w:top w:val="none" w:sz="0" w:space="0" w:color="000000"/>
-              <w:left w:val="none" w:sz="0" w:space="0" w:color="000000"/>
-              <w:right w:val="none" w:sz="0" w:space="0" w:color="000000"/>
-            </w:tcBorders>
-            <w:shd w:val="clear" w:color="auto" w:fill="FFFFFF"/>
-            <w:tcMar>
-              <w:top w:w="0" w:type="dxa"/>
-              <w:bottom w:w="0" w:type="dxa"/>
-              <w:left w:w="0" w:type="dxa"/>
-              <w:right w:w="0" w:type="dxa"/>
-            </w:tcMar>
-            <w:vAlign w:val="top"/>
-          </w:tcPr>
-          <w:p>
-            <w:pPr>
-              <w:pStyle w:val="Normal"/>
-              <w:jc w:val="center"/>
-              <w:pBdr>
-                <w:bottom w:val="none" w:sz="0" w:space="0" w:color="000000"/>
-                <w:top w:val="none" w:sz="0" w:space="0" w:color="000000"/>
-                <w:left w:val="none" w:sz="0" w:space="0" w:color="000000"/>
-                <w:right w:val="none" w:sz="0" w:space="0" w:color="000000"/>
-              </w:pBdr>
-              <w:spacing w:after="100" w:before="100" w:line="240"/>
-              <w:ind w:left="100" w:right="100" w:firstLine="0" w:firstLineChars="0"/>
-              <w:rPr>
-                <w:rFonts w:ascii="Helvetica" w:hAnsi="Helvetica" w:eastAsia="Helvetica" w:cs="Helvetica"/>
-                <w:i w:val="false"/>
-                <w:b w:val="false"/>
-                <w:u w:val="none"/>
-                <w:sz w:val="22"/>
-                <w:szCs w:val="22"/>
-                <w:color w:val="000000"/>
-              </w:rPr>
-            </w:pPr>
-            <w:r>
-              <w:rPr>
-                <w:rFonts w:ascii="Helvetica" w:hAnsi="Helvetica" w:eastAsia="Helvetica" w:cs="Helvetica"/>
-                <w:i w:val="false"/>
-                <w:b w:val="false"/>
-                <w:u w:val="none"/>
-                <w:sz w:val="22"/>
-                <w:szCs w:val="22"/>
-                <w:color w:val="000000"/>
-              </w:rPr>
-              <w:t xml:space="preserve">0.160</w:t>
+              <w:t xml:space="preserve">0.81, 1.03</w:t>
+            </w:r>
+          </w:p>
+        </w:tc>
+        <w:tc>
+          <w:tcPr>
+            <w:tcBorders>
+              <w:bottom w:val="none" w:sz="0" w:space="0" w:color="000000"/>
+              <w:top w:val="none" w:sz="0" w:space="0" w:color="000000"/>
+              <w:left w:val="none" w:sz="0" w:space="0" w:color="000000"/>
+              <w:right w:val="none" w:sz="0" w:space="0" w:color="000000"/>
+            </w:tcBorders>
+            <w:shd w:val="clear" w:color="auto" w:fill="FFFFFF"/>
+            <w:tcMar>
+              <w:top w:w="0" w:type="dxa"/>
+              <w:bottom w:w="0" w:type="dxa"/>
+              <w:left w:w="0" w:type="dxa"/>
+              <w:right w:w="0" w:type="dxa"/>
+            </w:tcMar>
+            <w:vAlign w:val="top"/>
+          </w:tcPr>
+          <w:p>
+            <w:pPr>
+              <w:pStyle w:val="Normal"/>
+              <w:jc w:val="center"/>
+              <w:pBdr>
+                <w:bottom w:val="none" w:sz="0" w:space="0" w:color="000000"/>
+                <w:top w:val="none" w:sz="0" w:space="0" w:color="000000"/>
+                <w:left w:val="none" w:sz="0" w:space="0" w:color="000000"/>
+                <w:right w:val="none" w:sz="0" w:space="0" w:color="000000"/>
+              </w:pBdr>
+              <w:spacing w:after="100" w:before="100" w:line="240"/>
+              <w:ind w:left="100" w:right="100" w:firstLine="0" w:firstLineChars="0"/>
+              <w:rPr>
+                <w:rFonts w:ascii="Helvetica" w:hAnsi="Helvetica" w:eastAsia="Helvetica" w:cs="Helvetica"/>
+                <w:i w:val="false"/>
+                <w:b w:val="false"/>
+                <w:u w:val="none"/>
+                <w:sz w:val="22"/>
+                <w:szCs w:val="22"/>
+                <w:color w:val="000000"/>
+              </w:rPr>
+            </w:pPr>
+            <w:r>
+              <w:rPr>
+                <w:rFonts w:ascii="Helvetica" w:hAnsi="Helvetica" w:eastAsia="Helvetica" w:cs="Helvetica"/>
+                <w:i w:val="false"/>
+                <w:b w:val="false"/>
+                <w:u w:val="none"/>
+                <w:sz w:val="22"/>
+                <w:szCs w:val="22"/>
+                <w:color w:val="000000"/>
+              </w:rPr>
+              <w:t xml:space="preserve">0.150</w:t>
             </w:r>
           </w:p>
         </w:tc>
@@ -13178,113 +13178,113 @@
                 <w:szCs w:val="22"/>
                 <w:color w:val="000000"/>
               </w:rPr>
-              <w:t xml:space="preserve">0.07</w:t>
-            </w:r>
-          </w:p>
-        </w:tc>
-        <w:tc>
-          <w:tcPr>
-            <w:tcBorders>
-              <w:bottom w:val="none" w:sz="0" w:space="0" w:color="000000"/>
-              <w:top w:val="none" w:sz="0" w:space="0" w:color="000000"/>
-              <w:left w:val="none" w:sz="0" w:space="0" w:color="000000"/>
-              <w:right w:val="none" w:sz="0" w:space="0" w:color="000000"/>
-            </w:tcBorders>
-            <w:shd w:val="clear" w:color="auto" w:fill="FFFFFF"/>
-            <w:tcMar>
-              <w:top w:w="0" w:type="dxa"/>
-              <w:bottom w:w="0" w:type="dxa"/>
-              <w:left w:w="0" w:type="dxa"/>
-              <w:right w:w="0" w:type="dxa"/>
-            </w:tcMar>
-            <w:vAlign w:val="top"/>
-          </w:tcPr>
-          <w:p>
-            <w:pPr>
-              <w:pStyle w:val="Normal"/>
-              <w:jc w:val="center"/>
-              <w:pBdr>
-                <w:bottom w:val="none" w:sz="0" w:space="0" w:color="000000"/>
-                <w:top w:val="none" w:sz="0" w:space="0" w:color="000000"/>
-                <w:left w:val="none" w:sz="0" w:space="0" w:color="000000"/>
-                <w:right w:val="none" w:sz="0" w:space="0" w:color="000000"/>
-              </w:pBdr>
-              <w:spacing w:after="100" w:before="100" w:line="240"/>
-              <w:ind w:left="100" w:right="100" w:firstLine="0" w:firstLineChars="0"/>
-              <w:rPr>
-                <w:rFonts w:ascii="Helvetica" w:hAnsi="Helvetica" w:eastAsia="Helvetica" w:cs="Helvetica"/>
-                <w:i w:val="false"/>
-                <w:b w:val="false"/>
-                <w:u w:val="none"/>
-                <w:sz w:val="22"/>
-                <w:szCs w:val="22"/>
-                <w:color w:val="000000"/>
-              </w:rPr>
-            </w:pPr>
-            <w:r>
-              <w:rPr>
-                <w:rFonts w:ascii="Helvetica" w:hAnsi="Helvetica" w:eastAsia="Helvetica" w:cs="Helvetica"/>
-                <w:i w:val="false"/>
-                <w:b w:val="false"/>
-                <w:u w:val="none"/>
-                <w:sz w:val="22"/>
-                <w:szCs w:val="22"/>
-                <w:color w:val="000000"/>
-              </w:rPr>
-              <w:t xml:space="preserve">0.01, 0.82</w:t>
-            </w:r>
-          </w:p>
-        </w:tc>
-        <w:tc>
-          <w:tcPr>
-            <w:tcBorders>
-              <w:bottom w:val="none" w:sz="0" w:space="0" w:color="000000"/>
-              <w:top w:val="none" w:sz="0" w:space="0" w:color="000000"/>
-              <w:left w:val="none" w:sz="0" w:space="0" w:color="000000"/>
-              <w:right w:val="none" w:sz="0" w:space="0" w:color="000000"/>
-            </w:tcBorders>
-            <w:shd w:val="clear" w:color="auto" w:fill="FFFFFF"/>
-            <w:tcMar>
-              <w:top w:w="0" w:type="dxa"/>
-              <w:bottom w:w="0" w:type="dxa"/>
-              <w:left w:w="0" w:type="dxa"/>
-              <w:right w:w="0" w:type="dxa"/>
-            </w:tcMar>
-            <w:vAlign w:val="top"/>
-          </w:tcPr>
-          <w:p>
-            <w:pPr>
-              <w:pStyle w:val="Normal"/>
-              <w:jc w:val="center"/>
-              <w:pBdr>
-                <w:bottom w:val="none" w:sz="0" w:space="0" w:color="000000"/>
-                <w:top w:val="none" w:sz="0" w:space="0" w:color="000000"/>
-                <w:left w:val="none" w:sz="0" w:space="0" w:color="000000"/>
-                <w:right w:val="none" w:sz="0" w:space="0" w:color="000000"/>
-              </w:pBdr>
-              <w:spacing w:after="100" w:before="100" w:line="240"/>
-              <w:ind w:left="100" w:right="100" w:firstLine="0" w:firstLineChars="0"/>
-              <w:rPr>
-                <w:rFonts w:ascii="Helvetica" w:hAnsi="Helvetica" w:eastAsia="Helvetica" w:cs="Helvetica"/>
-                <w:i w:val="false"/>
-                <w:b w:val="false"/>
-                <w:u w:val="none"/>
-                <w:sz w:val="22"/>
-                <w:szCs w:val="22"/>
-                <w:color w:val="000000"/>
-              </w:rPr>
-            </w:pPr>
-            <w:r>
-              <w:rPr>
-                <w:rFonts w:ascii="Helvetica" w:hAnsi="Helvetica" w:eastAsia="Helvetica" w:cs="Helvetica"/>
-                <w:i w:val="false"/>
-                <w:b w:val="false"/>
-                <w:u w:val="none"/>
-                <w:sz w:val="22"/>
-                <w:szCs w:val="22"/>
-                <w:color w:val="000000"/>
-              </w:rPr>
-              <w:t xml:space="preserve">0.034</w:t>
+              <w:t xml:space="preserve">0.05</w:t>
+            </w:r>
+          </w:p>
+        </w:tc>
+        <w:tc>
+          <w:tcPr>
+            <w:tcBorders>
+              <w:bottom w:val="none" w:sz="0" w:space="0" w:color="000000"/>
+              <w:top w:val="none" w:sz="0" w:space="0" w:color="000000"/>
+              <w:left w:val="none" w:sz="0" w:space="0" w:color="000000"/>
+              <w:right w:val="none" w:sz="0" w:space="0" w:color="000000"/>
+            </w:tcBorders>
+            <w:shd w:val="clear" w:color="auto" w:fill="FFFFFF"/>
+            <w:tcMar>
+              <w:top w:w="0" w:type="dxa"/>
+              <w:bottom w:w="0" w:type="dxa"/>
+              <w:left w:w="0" w:type="dxa"/>
+              <w:right w:w="0" w:type="dxa"/>
+            </w:tcMar>
+            <w:vAlign w:val="top"/>
+          </w:tcPr>
+          <w:p>
+            <w:pPr>
+              <w:pStyle w:val="Normal"/>
+              <w:jc w:val="center"/>
+              <w:pBdr>
+                <w:bottom w:val="none" w:sz="0" w:space="0" w:color="000000"/>
+                <w:top w:val="none" w:sz="0" w:space="0" w:color="000000"/>
+                <w:left w:val="none" w:sz="0" w:space="0" w:color="000000"/>
+                <w:right w:val="none" w:sz="0" w:space="0" w:color="000000"/>
+              </w:pBdr>
+              <w:spacing w:after="100" w:before="100" w:line="240"/>
+              <w:ind w:left="100" w:right="100" w:firstLine="0" w:firstLineChars="0"/>
+              <w:rPr>
+                <w:rFonts w:ascii="Helvetica" w:hAnsi="Helvetica" w:eastAsia="Helvetica" w:cs="Helvetica"/>
+                <w:i w:val="false"/>
+                <w:b w:val="false"/>
+                <w:u w:val="none"/>
+                <w:sz w:val="22"/>
+                <w:szCs w:val="22"/>
+                <w:color w:val="000000"/>
+              </w:rPr>
+            </w:pPr>
+            <w:r>
+              <w:rPr>
+                <w:rFonts w:ascii="Helvetica" w:hAnsi="Helvetica" w:eastAsia="Helvetica" w:cs="Helvetica"/>
+                <w:i w:val="false"/>
+                <w:b w:val="false"/>
+                <w:u w:val="none"/>
+                <w:sz w:val="22"/>
+                <w:szCs w:val="22"/>
+                <w:color w:val="000000"/>
+              </w:rPr>
+              <w:t xml:space="preserve">0.00, 0.71</w:t>
+            </w:r>
+          </w:p>
+        </w:tc>
+        <w:tc>
+          <w:tcPr>
+            <w:tcBorders>
+              <w:bottom w:val="none" w:sz="0" w:space="0" w:color="000000"/>
+              <w:top w:val="none" w:sz="0" w:space="0" w:color="000000"/>
+              <w:left w:val="none" w:sz="0" w:space="0" w:color="000000"/>
+              <w:right w:val="none" w:sz="0" w:space="0" w:color="000000"/>
+            </w:tcBorders>
+            <w:shd w:val="clear" w:color="auto" w:fill="FFFFFF"/>
+            <w:tcMar>
+              <w:top w:w="0" w:type="dxa"/>
+              <w:bottom w:w="0" w:type="dxa"/>
+              <w:left w:w="0" w:type="dxa"/>
+              <w:right w:w="0" w:type="dxa"/>
+            </w:tcMar>
+            <w:vAlign w:val="top"/>
+          </w:tcPr>
+          <w:p>
+            <w:pPr>
+              <w:pStyle w:val="Normal"/>
+              <w:jc w:val="center"/>
+              <w:pBdr>
+                <w:bottom w:val="none" w:sz="0" w:space="0" w:color="000000"/>
+                <w:top w:val="none" w:sz="0" w:space="0" w:color="000000"/>
+                <w:left w:val="none" w:sz="0" w:space="0" w:color="000000"/>
+                <w:right w:val="none" w:sz="0" w:space="0" w:color="000000"/>
+              </w:pBdr>
+              <w:spacing w:after="100" w:before="100" w:line="240"/>
+              <w:ind w:left="100" w:right="100" w:firstLine="0" w:firstLineChars="0"/>
+              <w:rPr>
+                <w:rFonts w:ascii="Helvetica" w:hAnsi="Helvetica" w:eastAsia="Helvetica" w:cs="Helvetica"/>
+                <w:i w:val="false"/>
+                <w:b w:val="false"/>
+                <w:u w:val="none"/>
+                <w:sz w:val="22"/>
+                <w:szCs w:val="22"/>
+                <w:color w:val="000000"/>
+              </w:rPr>
+            </w:pPr>
+            <w:r>
+              <w:rPr>
+                <w:rFonts w:ascii="Helvetica" w:hAnsi="Helvetica" w:eastAsia="Helvetica" w:cs="Helvetica"/>
+                <w:i w:val="false"/>
+                <w:b w:val="false"/>
+                <w:u w:val="none"/>
+                <w:sz w:val="22"/>
+                <w:szCs w:val="22"/>
+                <w:color w:val="000000"/>
+              </w:rPr>
+              <w:t xml:space="preserve">0.027</w:t>
             </w:r>
           </w:p>
         </w:tc>
@@ -13661,113 +13661,113 @@
                 <w:szCs w:val="22"/>
                 <w:color w:val="000000"/>
               </w:rPr>
-              <w:t xml:space="preserve">2.75</w:t>
-            </w:r>
-          </w:p>
-        </w:tc>
-        <w:tc>
-          <w:tcPr>
-            <w:tcBorders>
-              <w:bottom w:val="none" w:sz="0" w:space="0" w:color="000000"/>
-              <w:top w:val="none" w:sz="0" w:space="0" w:color="000000"/>
-              <w:left w:val="none" w:sz="0" w:space="0" w:color="000000"/>
-              <w:right w:val="none" w:sz="0" w:space="0" w:color="000000"/>
-            </w:tcBorders>
-            <w:shd w:val="clear" w:color="auto" w:fill="FFFFFF"/>
-            <w:tcMar>
-              <w:top w:w="0" w:type="dxa"/>
-              <w:bottom w:w="0" w:type="dxa"/>
-              <w:left w:w="0" w:type="dxa"/>
-              <w:right w:w="0" w:type="dxa"/>
-            </w:tcMar>
-            <w:vAlign w:val="top"/>
-          </w:tcPr>
-          <w:p>
-            <w:pPr>
-              <w:pStyle w:val="Normal"/>
-              <w:jc w:val="center"/>
-              <w:pBdr>
-                <w:bottom w:val="none" w:sz="0" w:space="0" w:color="000000"/>
-                <w:top w:val="none" w:sz="0" w:space="0" w:color="000000"/>
-                <w:left w:val="none" w:sz="0" w:space="0" w:color="000000"/>
-                <w:right w:val="none" w:sz="0" w:space="0" w:color="000000"/>
-              </w:pBdr>
-              <w:spacing w:after="100" w:before="100" w:line="240"/>
-              <w:ind w:left="100" w:right="100" w:firstLine="0" w:firstLineChars="0"/>
-              <w:rPr>
-                <w:rFonts w:ascii="Helvetica" w:hAnsi="Helvetica" w:eastAsia="Helvetica" w:cs="Helvetica"/>
-                <w:i w:val="false"/>
-                <w:b w:val="false"/>
-                <w:u w:val="none"/>
-                <w:sz w:val="22"/>
-                <w:szCs w:val="22"/>
-                <w:color w:val="000000"/>
-              </w:rPr>
-            </w:pPr>
-            <w:r>
-              <w:rPr>
-                <w:rFonts w:ascii="Helvetica" w:hAnsi="Helvetica" w:eastAsia="Helvetica" w:cs="Helvetica"/>
-                <w:i w:val="false"/>
-                <w:b w:val="false"/>
-                <w:u w:val="none"/>
-                <w:sz w:val="22"/>
-                <w:szCs w:val="22"/>
-                <w:color w:val="000000"/>
-              </w:rPr>
-              <w:t xml:space="preserve">0.57, 13.2</w:t>
-            </w:r>
-          </w:p>
-        </w:tc>
-        <w:tc>
-          <w:tcPr>
-            <w:tcBorders>
-              <w:bottom w:val="none" w:sz="0" w:space="0" w:color="000000"/>
-              <w:top w:val="none" w:sz="0" w:space="0" w:color="000000"/>
-              <w:left w:val="none" w:sz="0" w:space="0" w:color="000000"/>
-              <w:right w:val="none" w:sz="0" w:space="0" w:color="000000"/>
-            </w:tcBorders>
-            <w:shd w:val="clear" w:color="auto" w:fill="FFFFFF"/>
-            <w:tcMar>
-              <w:top w:w="0" w:type="dxa"/>
-              <w:bottom w:w="0" w:type="dxa"/>
-              <w:left w:w="0" w:type="dxa"/>
-              <w:right w:w="0" w:type="dxa"/>
-            </w:tcMar>
-            <w:vAlign w:val="top"/>
-          </w:tcPr>
-          <w:p>
-            <w:pPr>
-              <w:pStyle w:val="Normal"/>
-              <w:jc w:val="center"/>
-              <w:pBdr>
-                <w:bottom w:val="none" w:sz="0" w:space="0" w:color="000000"/>
-                <w:top w:val="none" w:sz="0" w:space="0" w:color="000000"/>
-                <w:left w:val="none" w:sz="0" w:space="0" w:color="000000"/>
-                <w:right w:val="none" w:sz="0" w:space="0" w:color="000000"/>
-              </w:pBdr>
-              <w:spacing w:after="100" w:before="100" w:line="240"/>
-              <w:ind w:left="100" w:right="100" w:firstLine="0" w:firstLineChars="0"/>
-              <w:rPr>
-                <w:rFonts w:ascii="Helvetica" w:hAnsi="Helvetica" w:eastAsia="Helvetica" w:cs="Helvetica"/>
-                <w:i w:val="false"/>
-                <w:b w:val="false"/>
-                <w:u w:val="none"/>
-                <w:sz w:val="22"/>
-                <w:szCs w:val="22"/>
-                <w:color w:val="000000"/>
-              </w:rPr>
-            </w:pPr>
-            <w:r>
-              <w:rPr>
-                <w:rFonts w:ascii="Helvetica" w:hAnsi="Helvetica" w:eastAsia="Helvetica" w:cs="Helvetica"/>
-                <w:i w:val="false"/>
-                <w:b w:val="false"/>
-                <w:u w:val="none"/>
-                <w:sz w:val="22"/>
-                <w:szCs w:val="22"/>
-                <w:color w:val="000000"/>
-              </w:rPr>
-              <w:t xml:space="preserve">0.210</w:t>
+              <w:t xml:space="preserve">2.60</w:t>
+            </w:r>
+          </w:p>
+        </w:tc>
+        <w:tc>
+          <w:tcPr>
+            <w:tcBorders>
+              <w:bottom w:val="none" w:sz="0" w:space="0" w:color="000000"/>
+              <w:top w:val="none" w:sz="0" w:space="0" w:color="000000"/>
+              <w:left w:val="none" w:sz="0" w:space="0" w:color="000000"/>
+              <w:right w:val="none" w:sz="0" w:space="0" w:color="000000"/>
+            </w:tcBorders>
+            <w:shd w:val="clear" w:color="auto" w:fill="FFFFFF"/>
+            <w:tcMar>
+              <w:top w:w="0" w:type="dxa"/>
+              <w:bottom w:w="0" w:type="dxa"/>
+              <w:left w:w="0" w:type="dxa"/>
+              <w:right w:w="0" w:type="dxa"/>
+            </w:tcMar>
+            <w:vAlign w:val="top"/>
+          </w:tcPr>
+          <w:p>
+            <w:pPr>
+              <w:pStyle w:val="Normal"/>
+              <w:jc w:val="center"/>
+              <w:pBdr>
+                <w:bottom w:val="none" w:sz="0" w:space="0" w:color="000000"/>
+                <w:top w:val="none" w:sz="0" w:space="0" w:color="000000"/>
+                <w:left w:val="none" w:sz="0" w:space="0" w:color="000000"/>
+                <w:right w:val="none" w:sz="0" w:space="0" w:color="000000"/>
+              </w:pBdr>
+              <w:spacing w:after="100" w:before="100" w:line="240"/>
+              <w:ind w:left="100" w:right="100" w:firstLine="0" w:firstLineChars="0"/>
+              <w:rPr>
+                <w:rFonts w:ascii="Helvetica" w:hAnsi="Helvetica" w:eastAsia="Helvetica" w:cs="Helvetica"/>
+                <w:i w:val="false"/>
+                <w:b w:val="false"/>
+                <w:u w:val="none"/>
+                <w:sz w:val="22"/>
+                <w:szCs w:val="22"/>
+                <w:color w:val="000000"/>
+              </w:rPr>
+            </w:pPr>
+            <w:r>
+              <w:rPr>
+                <w:rFonts w:ascii="Helvetica" w:hAnsi="Helvetica" w:eastAsia="Helvetica" w:cs="Helvetica"/>
+                <w:i w:val="false"/>
+                <w:b w:val="false"/>
+                <w:u w:val="none"/>
+                <w:sz w:val="22"/>
+                <w:szCs w:val="22"/>
+                <w:color w:val="000000"/>
+              </w:rPr>
+              <w:t xml:space="preserve">0.47, 14.3</w:t>
+            </w:r>
+          </w:p>
+        </w:tc>
+        <w:tc>
+          <w:tcPr>
+            <w:tcBorders>
+              <w:bottom w:val="none" w:sz="0" w:space="0" w:color="000000"/>
+              <w:top w:val="none" w:sz="0" w:space="0" w:color="000000"/>
+              <w:left w:val="none" w:sz="0" w:space="0" w:color="000000"/>
+              <w:right w:val="none" w:sz="0" w:space="0" w:color="000000"/>
+            </w:tcBorders>
+            <w:shd w:val="clear" w:color="auto" w:fill="FFFFFF"/>
+            <w:tcMar>
+              <w:top w:w="0" w:type="dxa"/>
+              <w:bottom w:w="0" w:type="dxa"/>
+              <w:left w:w="0" w:type="dxa"/>
+              <w:right w:w="0" w:type="dxa"/>
+            </w:tcMar>
+            <w:vAlign w:val="top"/>
+          </w:tcPr>
+          <w:p>
+            <w:pPr>
+              <w:pStyle w:val="Normal"/>
+              <w:jc w:val="center"/>
+              <w:pBdr>
+                <w:bottom w:val="none" w:sz="0" w:space="0" w:color="000000"/>
+                <w:top w:val="none" w:sz="0" w:space="0" w:color="000000"/>
+                <w:left w:val="none" w:sz="0" w:space="0" w:color="000000"/>
+                <w:right w:val="none" w:sz="0" w:space="0" w:color="000000"/>
+              </w:pBdr>
+              <w:spacing w:after="100" w:before="100" w:line="240"/>
+              <w:ind w:left="100" w:right="100" w:firstLine="0" w:firstLineChars="0"/>
+              <w:rPr>
+                <w:rFonts w:ascii="Helvetica" w:hAnsi="Helvetica" w:eastAsia="Helvetica" w:cs="Helvetica"/>
+                <w:i w:val="false"/>
+                <w:b w:val="false"/>
+                <w:u w:val="none"/>
+                <w:sz w:val="22"/>
+                <w:szCs w:val="22"/>
+                <w:color w:val="000000"/>
+              </w:rPr>
+            </w:pPr>
+            <w:r>
+              <w:rPr>
+                <w:rFonts w:ascii="Helvetica" w:hAnsi="Helvetica" w:eastAsia="Helvetica" w:cs="Helvetica"/>
+                <w:i w:val="false"/>
+                <w:b w:val="false"/>
+                <w:u w:val="none"/>
+                <w:sz w:val="22"/>
+                <w:szCs w:val="22"/>
+                <w:color w:val="000000"/>
+              </w:rPr>
+              <w:t xml:space="preserve">0.270</w:t>
             </w:r>
           </w:p>
         </w:tc>
@@ -13826,7 +13826,7 @@
                 <w:szCs w:val="22"/>
                 <w:color w:val="000000"/>
               </w:rPr>
-              <w:t xml:space="preserve">ckd_epi_gfr_cre_cys</w:t>
+              <w:t xml:space="preserve">baseline_cre_egfr</w:t>
             </w:r>
           </w:p>
         </w:tc>
@@ -13932,7 +13932,7 @@
                 <w:szCs w:val="22"/>
                 <w:color w:val="000000"/>
               </w:rPr>
-              <w:t xml:space="preserve">0.95</w:t>
+              <w:t xml:space="preserve">0.96</w:t>
             </w:r>
           </w:p>
         </w:tc>
@@ -14197,7 +14197,7 @@
                 <w:szCs w:val="22"/>
                 <w:color w:val="000000"/>
               </w:rPr>
-              <w:t xml:space="preserve">0.88, 0.97</w:t>
+              <w:t xml:space="preserve">0.87, 0.96</w:t>
             </w:r>
           </w:p>
         </w:tc>
@@ -14250,7 +14250,7 @@
                 <w:szCs w:val="22"/>
                 <w:color w:val="000000"/>
               </w:rPr>
-              <w:t xml:space="preserve">0.002</w:t>
+              <w:t xml:space="preserve">&lt;0.001</w:t>
             </w:r>
           </w:p>
         </w:tc>
